--- a/BLM4522_BekirTop_Rapor.docx
+++ b/BLM4522_BekirTop_Rapor.docx
@@ -6,9 +6,13 @@
       <w:pPr>
         <w:spacing w:after="120"/>
         <w:jc w:val="both"/>
-      </w:pPr>
-      <w:r>
-        <w:rPr>
+        <w:rPr>
+          <w:rFonts w:asciiTheme="majorHAnsi" w:hAnsiTheme="majorHAnsi" w:cstheme="majorHAnsi"/>
+        </w:rPr>
+      </w:pPr>
+      <w:r>
+        <w:rPr>
+          <w:rFonts w:asciiTheme="majorHAnsi" w:hAnsiTheme="majorHAnsi" w:cstheme="majorHAnsi"/>
           <w:noProof/>
         </w:rPr>
         <w:drawing>
@@ -83,15 +87,27 @@
         </w:drawing>
       </w:r>
       <w:r>
+        <w:rPr>
+          <w:rFonts w:asciiTheme="majorHAnsi" w:hAnsiTheme="majorHAnsi" w:cstheme="majorHAnsi"/>
+        </w:rPr>
         <w:fldChar w:fldCharType="begin"/>
       </w:r>
       <w:r>
+        <w:rPr>
+          <w:rFonts w:asciiTheme="majorHAnsi" w:hAnsiTheme="majorHAnsi" w:cstheme="majorHAnsi"/>
+        </w:rPr>
         <w:instrText xml:space="preserve"> INCLUDEPICTURE "https://encrypted-tbn0.gstatic.com/images?q=tbn:ANd9GcSUL3uFwx4BTO86hUoRtI7AAIdpkp3L4dUpRQ&amp;s" \* MERGEFORMATINET </w:instrText>
       </w:r>
       <w:r>
+        <w:rPr>
+          <w:rFonts w:asciiTheme="majorHAnsi" w:hAnsiTheme="majorHAnsi" w:cstheme="majorHAnsi"/>
+        </w:rPr>
         <w:fldChar w:fldCharType="separate"/>
       </w:r>
       <w:r>
+        <w:rPr>
+          <w:rFonts w:asciiTheme="majorHAnsi" w:hAnsiTheme="majorHAnsi" w:cstheme="majorHAnsi"/>
+        </w:rPr>
         <w:fldChar w:fldCharType="end"/>
       </w:r>
     </w:p>
@@ -99,18 +115,27 @@
       <w:pPr>
         <w:spacing w:after="120"/>
         <w:jc w:val="both"/>
+        <w:rPr>
+          <w:rFonts w:asciiTheme="majorHAnsi" w:hAnsiTheme="majorHAnsi" w:cstheme="majorHAnsi"/>
+        </w:rPr>
       </w:pPr>
     </w:p>
     <w:p>
       <w:pPr>
         <w:spacing w:after="120"/>
         <w:jc w:val="both"/>
+        <w:rPr>
+          <w:rFonts w:asciiTheme="majorHAnsi" w:hAnsiTheme="majorHAnsi" w:cstheme="majorHAnsi"/>
+        </w:rPr>
       </w:pPr>
     </w:p>
     <w:p>
       <w:pPr>
         <w:spacing w:after="120"/>
         <w:jc w:val="both"/>
+        <w:rPr>
+          <w:rFonts w:asciiTheme="majorHAnsi" w:hAnsiTheme="majorHAnsi" w:cstheme="majorHAnsi"/>
+        </w:rPr>
       </w:pPr>
     </w:p>
     <w:p>
@@ -118,7 +143,7 @@
         <w:spacing w:after="80"/>
         <w:jc w:val="center"/>
         <w:rPr>
-          <w:rFonts w:ascii="Times New Roman" w:eastAsia="Times New Roman" w:hAnsi="Times New Roman"/>
+          <w:rFonts w:asciiTheme="majorHAnsi" w:eastAsia="Times New Roman" w:hAnsiTheme="majorHAnsi" w:cstheme="majorHAnsi"/>
           <w:b/>
           <w:sz w:val="32"/>
         </w:rPr>
@@ -129,7 +154,7 @@
         <w:spacing w:after="80"/>
         <w:jc w:val="center"/>
         <w:rPr>
-          <w:rFonts w:ascii="Times New Roman" w:eastAsia="Times New Roman" w:hAnsi="Times New Roman"/>
+          <w:rFonts w:asciiTheme="majorHAnsi" w:eastAsia="Times New Roman" w:hAnsiTheme="majorHAnsi" w:cstheme="majorHAnsi"/>
           <w:b/>
           <w:sz w:val="32"/>
         </w:rPr>
@@ -140,7 +165,7 @@
         <w:spacing w:after="80"/>
         <w:jc w:val="center"/>
         <w:rPr>
-          <w:rFonts w:ascii="Times New Roman" w:eastAsia="Times New Roman" w:hAnsi="Times New Roman"/>
+          <w:rFonts w:asciiTheme="majorHAnsi" w:eastAsia="Times New Roman" w:hAnsiTheme="majorHAnsi" w:cstheme="majorHAnsi"/>
           <w:b/>
           <w:sz w:val="32"/>
         </w:rPr>
@@ -151,7 +176,7 @@
         <w:spacing w:after="80"/>
         <w:jc w:val="center"/>
         <w:rPr>
-          <w:rFonts w:ascii="Times New Roman" w:eastAsia="Times New Roman" w:hAnsi="Times New Roman"/>
+          <w:rFonts w:asciiTheme="majorHAnsi" w:eastAsia="Times New Roman" w:hAnsiTheme="majorHAnsi" w:cstheme="majorHAnsi"/>
           <w:b/>
           <w:sz w:val="32"/>
         </w:rPr>
@@ -162,7 +187,7 @@
         <w:spacing w:after="80"/>
         <w:jc w:val="center"/>
         <w:rPr>
-          <w:rFonts w:ascii="Times New Roman" w:eastAsia="Times New Roman" w:hAnsi="Times New Roman"/>
+          <w:rFonts w:asciiTheme="majorHAnsi" w:eastAsia="Times New Roman" w:hAnsiTheme="majorHAnsi" w:cstheme="majorHAnsi"/>
           <w:b/>
           <w:sz w:val="32"/>
         </w:rPr>
@@ -172,10 +197,13 @@
       <w:pPr>
         <w:spacing w:after="80"/>
         <w:jc w:val="center"/>
-      </w:pPr>
-      <w:r>
-        <w:rPr>
-          <w:rFonts w:ascii="Times New Roman" w:eastAsia="Times New Roman" w:hAnsi="Times New Roman"/>
+        <w:rPr>
+          <w:rFonts w:asciiTheme="majorHAnsi" w:hAnsiTheme="majorHAnsi" w:cstheme="majorHAnsi"/>
+        </w:rPr>
+      </w:pPr>
+      <w:r>
+        <w:rPr>
+          <w:rFonts w:asciiTheme="majorHAnsi" w:eastAsia="Times New Roman" w:hAnsiTheme="majorHAnsi" w:cstheme="majorHAnsi"/>
           <w:b/>
           <w:sz w:val="32"/>
         </w:rPr>
@@ -186,10 +214,13 @@
       <w:pPr>
         <w:spacing w:after="80"/>
         <w:jc w:val="center"/>
-      </w:pPr>
-      <w:r>
-        <w:rPr>
-          <w:rFonts w:ascii="Times New Roman" w:eastAsia="Times New Roman" w:hAnsi="Times New Roman"/>
+        <w:rPr>
+          <w:rFonts w:asciiTheme="majorHAnsi" w:hAnsiTheme="majorHAnsi" w:cstheme="majorHAnsi"/>
+        </w:rPr>
+      </w:pPr>
+      <w:r>
+        <w:rPr>
+          <w:rFonts w:asciiTheme="majorHAnsi" w:eastAsia="Times New Roman" w:hAnsiTheme="majorHAnsi" w:cstheme="majorHAnsi"/>
           <w:b/>
           <w:sz w:val="28"/>
         </w:rPr>
@@ -200,10 +231,13 @@
       <w:pPr>
         <w:spacing w:after="240"/>
         <w:jc w:val="center"/>
-      </w:pPr>
-      <w:r>
-        <w:rPr>
-          <w:rFonts w:ascii="Times New Roman" w:eastAsia="Times New Roman" w:hAnsi="Times New Roman"/>
+        <w:rPr>
+          <w:rFonts w:asciiTheme="majorHAnsi" w:hAnsiTheme="majorHAnsi" w:cstheme="majorHAnsi"/>
+        </w:rPr>
+      </w:pPr>
+      <w:r>
+        <w:rPr>
+          <w:rFonts w:asciiTheme="majorHAnsi" w:eastAsia="Times New Roman" w:hAnsiTheme="majorHAnsi" w:cstheme="majorHAnsi"/>
           <w:b/>
           <w:sz w:val="28"/>
         </w:rPr>
@@ -214,162 +248,412 @@
       <w:pPr>
         <w:spacing w:after="160"/>
         <w:jc w:val="center"/>
-      </w:pPr>
-      <w:r>
-        <w:rPr>
-          <w:rFonts w:ascii="Times New Roman" w:eastAsia="Times New Roman" w:hAnsi="Times New Roman"/>
+        <w:rPr>
+          <w:rFonts w:asciiTheme="majorHAnsi" w:hAnsiTheme="majorHAnsi" w:cstheme="majorHAnsi"/>
+        </w:rPr>
+      </w:pPr>
+      <w:r>
+        <w:rPr>
+          <w:rFonts w:asciiTheme="majorHAnsi" w:eastAsia="Times New Roman" w:hAnsiTheme="majorHAnsi" w:cstheme="majorHAnsi"/>
           <w:sz w:val="26"/>
         </w:rPr>
-        <w:t>BLM4522 Ağ Tabanlı Paralel Dağıtım Sistemleri</w:t>
-      </w:r>
+        <w:t xml:space="preserve">BLM4522 Ağ </w:t>
+      </w:r>
+      <w:proofErr w:type="spellStart"/>
+      <w:r>
+        <w:rPr>
+          <w:rFonts w:asciiTheme="majorHAnsi" w:eastAsia="Times New Roman" w:hAnsiTheme="majorHAnsi" w:cstheme="majorHAnsi"/>
+          <w:sz w:val="26"/>
+        </w:rPr>
+        <w:t>Tabanlı</w:t>
+      </w:r>
+      <w:proofErr w:type="spellEnd"/>
+      <w:r>
+        <w:rPr>
+          <w:rFonts w:asciiTheme="majorHAnsi" w:eastAsia="Times New Roman" w:hAnsiTheme="majorHAnsi" w:cstheme="majorHAnsi"/>
+          <w:sz w:val="26"/>
+        </w:rPr>
+        <w:t xml:space="preserve"> </w:t>
+      </w:r>
+      <w:proofErr w:type="spellStart"/>
+      <w:r>
+        <w:rPr>
+          <w:rFonts w:asciiTheme="majorHAnsi" w:eastAsia="Times New Roman" w:hAnsiTheme="majorHAnsi" w:cstheme="majorHAnsi"/>
+          <w:sz w:val="26"/>
+        </w:rPr>
+        <w:t>Paralel</w:t>
+      </w:r>
+      <w:proofErr w:type="spellEnd"/>
+      <w:r>
+        <w:rPr>
+          <w:rFonts w:asciiTheme="majorHAnsi" w:eastAsia="Times New Roman" w:hAnsiTheme="majorHAnsi" w:cstheme="majorHAnsi"/>
+          <w:sz w:val="26"/>
+        </w:rPr>
+        <w:t xml:space="preserve"> </w:t>
+      </w:r>
+      <w:proofErr w:type="spellStart"/>
+      <w:r>
+        <w:rPr>
+          <w:rFonts w:asciiTheme="majorHAnsi" w:eastAsia="Times New Roman" w:hAnsiTheme="majorHAnsi" w:cstheme="majorHAnsi"/>
+          <w:sz w:val="26"/>
+        </w:rPr>
+        <w:t>Dağıtım</w:t>
+      </w:r>
+      <w:proofErr w:type="spellEnd"/>
+      <w:r>
+        <w:rPr>
+          <w:rFonts w:asciiTheme="majorHAnsi" w:eastAsia="Times New Roman" w:hAnsiTheme="majorHAnsi" w:cstheme="majorHAnsi"/>
+          <w:sz w:val="26"/>
+        </w:rPr>
+        <w:t xml:space="preserve"> </w:t>
+      </w:r>
+      <w:proofErr w:type="spellStart"/>
+      <w:r>
+        <w:rPr>
+          <w:rFonts w:asciiTheme="majorHAnsi" w:eastAsia="Times New Roman" w:hAnsiTheme="majorHAnsi" w:cstheme="majorHAnsi"/>
+          <w:sz w:val="26"/>
+        </w:rPr>
+        <w:t>Sistemleri</w:t>
+      </w:r>
+      <w:proofErr w:type="spellEnd"/>
+      <w:r>
+        <w:rPr>
+          <w:rFonts w:asciiTheme="majorHAnsi" w:eastAsia="Times New Roman" w:hAnsiTheme="majorHAnsi" w:cstheme="majorHAnsi"/>
+          <w:sz w:val="26"/>
+        </w:rPr>
+        <w:t xml:space="preserve"> Vize </w:t>
+      </w:r>
+      <w:proofErr w:type="spellStart"/>
+      <w:r>
+        <w:rPr>
+          <w:rFonts w:asciiTheme="majorHAnsi" w:eastAsia="Times New Roman" w:hAnsiTheme="majorHAnsi" w:cstheme="majorHAnsi"/>
+          <w:sz w:val="26"/>
+        </w:rPr>
+        <w:t>Raporu</w:t>
+      </w:r>
+      <w:proofErr w:type="spellEnd"/>
     </w:p>
     <w:p>
       <w:pPr>
         <w:spacing w:after="120"/>
         <w:jc w:val="both"/>
+        <w:rPr>
+          <w:rFonts w:asciiTheme="majorHAnsi" w:hAnsiTheme="majorHAnsi" w:cstheme="majorHAnsi"/>
+        </w:rPr>
       </w:pPr>
     </w:p>
     <w:p>
       <w:pPr>
         <w:spacing w:after="120"/>
         <w:jc w:val="both"/>
+        <w:rPr>
+          <w:rFonts w:asciiTheme="majorHAnsi" w:hAnsiTheme="majorHAnsi" w:cstheme="majorHAnsi"/>
+        </w:rPr>
       </w:pPr>
     </w:p>
     <w:p>
       <w:pPr>
         <w:spacing w:after="80"/>
         <w:jc w:val="center"/>
-      </w:pPr>
-      <w:r>
-        <w:rPr>
+        <w:rPr>
+          <w:rFonts w:asciiTheme="majorHAnsi" w:hAnsiTheme="majorHAnsi" w:cstheme="majorHAnsi"/>
+        </w:rPr>
+      </w:pPr>
+      <w:proofErr w:type="spellStart"/>
+      <w:r>
+        <w:rPr>
+          <w:rFonts w:asciiTheme="majorHAnsi" w:hAnsiTheme="majorHAnsi" w:cstheme="majorHAnsi"/>
           <w:b/>
           <w:sz w:val="30"/>
         </w:rPr>
-        <w:t>Proje 5: Veri Temizleme ve ETL Süreçleri Tasarımı</w:t>
-      </w:r>
+        <w:t>Proje</w:t>
+      </w:r>
+      <w:proofErr w:type="spellEnd"/>
+      <w:r>
+        <w:rPr>
+          <w:rFonts w:asciiTheme="majorHAnsi" w:hAnsiTheme="majorHAnsi" w:cstheme="majorHAnsi"/>
+          <w:b/>
+          <w:sz w:val="30"/>
+        </w:rPr>
+        <w:t xml:space="preserve"> 2: </w:t>
+      </w:r>
+      <w:proofErr w:type="spellStart"/>
+      <w:r>
+        <w:rPr>
+          <w:rFonts w:asciiTheme="majorHAnsi" w:hAnsiTheme="majorHAnsi" w:cstheme="majorHAnsi"/>
+          <w:b/>
+          <w:sz w:val="30"/>
+        </w:rPr>
+        <w:t>Veritabanı</w:t>
+      </w:r>
+      <w:proofErr w:type="spellEnd"/>
+      <w:r>
+        <w:rPr>
+          <w:rFonts w:asciiTheme="majorHAnsi" w:hAnsiTheme="majorHAnsi" w:cstheme="majorHAnsi"/>
+          <w:b/>
+          <w:sz w:val="30"/>
+        </w:rPr>
+        <w:t xml:space="preserve"> </w:t>
+      </w:r>
+      <w:proofErr w:type="spellStart"/>
+      <w:r>
+        <w:rPr>
+          <w:rFonts w:asciiTheme="majorHAnsi" w:hAnsiTheme="majorHAnsi" w:cstheme="majorHAnsi"/>
+          <w:b/>
+          <w:sz w:val="30"/>
+        </w:rPr>
+        <w:t>Yedekleme</w:t>
+      </w:r>
+      <w:proofErr w:type="spellEnd"/>
+      <w:r>
+        <w:rPr>
+          <w:rFonts w:asciiTheme="majorHAnsi" w:hAnsiTheme="majorHAnsi" w:cstheme="majorHAnsi"/>
+          <w:b/>
+          <w:sz w:val="30"/>
+        </w:rPr>
+        <w:t xml:space="preserve"> </w:t>
+      </w:r>
+      <w:proofErr w:type="spellStart"/>
+      <w:r>
+        <w:rPr>
+          <w:rFonts w:asciiTheme="majorHAnsi" w:hAnsiTheme="majorHAnsi" w:cstheme="majorHAnsi"/>
+          <w:b/>
+          <w:sz w:val="30"/>
+        </w:rPr>
+        <w:t>ve</w:t>
+      </w:r>
+      <w:proofErr w:type="spellEnd"/>
+      <w:r>
+        <w:rPr>
+          <w:rFonts w:asciiTheme="majorHAnsi" w:hAnsiTheme="majorHAnsi" w:cstheme="majorHAnsi"/>
+          <w:b/>
+          <w:sz w:val="30"/>
+        </w:rPr>
+        <w:t xml:space="preserve"> </w:t>
+      </w:r>
+      <w:proofErr w:type="spellStart"/>
+      <w:r>
+        <w:rPr>
+          <w:rFonts w:asciiTheme="majorHAnsi" w:hAnsiTheme="majorHAnsi" w:cstheme="majorHAnsi"/>
+          <w:b/>
+          <w:sz w:val="30"/>
+        </w:rPr>
+        <w:t>Felaketten</w:t>
+      </w:r>
+      <w:proofErr w:type="spellEnd"/>
+      <w:r>
+        <w:rPr>
+          <w:rFonts w:asciiTheme="majorHAnsi" w:hAnsiTheme="majorHAnsi" w:cstheme="majorHAnsi"/>
+          <w:b/>
+          <w:sz w:val="30"/>
+        </w:rPr>
+        <w:t xml:space="preserve"> </w:t>
+      </w:r>
+      <w:proofErr w:type="spellStart"/>
+      <w:r>
+        <w:rPr>
+          <w:rFonts w:asciiTheme="majorHAnsi" w:hAnsiTheme="majorHAnsi" w:cstheme="majorHAnsi"/>
+          <w:b/>
+          <w:sz w:val="30"/>
+        </w:rPr>
+        <w:t>Kurtarma</w:t>
+      </w:r>
+      <w:proofErr w:type="spellEnd"/>
+      <w:r>
+        <w:rPr>
+          <w:rFonts w:asciiTheme="majorHAnsi" w:hAnsiTheme="majorHAnsi" w:cstheme="majorHAnsi"/>
+          <w:b/>
+          <w:sz w:val="30"/>
+        </w:rPr>
+        <w:t xml:space="preserve"> </w:t>
+      </w:r>
+      <w:proofErr w:type="spellStart"/>
+      <w:r>
+        <w:rPr>
+          <w:rFonts w:asciiTheme="majorHAnsi" w:hAnsiTheme="majorHAnsi" w:cstheme="majorHAnsi"/>
+          <w:b/>
+          <w:sz w:val="30"/>
+        </w:rPr>
+        <w:t>Planı</w:t>
+      </w:r>
+      <w:proofErr w:type="spellEnd"/>
     </w:p>
     <w:p>
       <w:pPr>
         <w:spacing w:after="80"/>
         <w:jc w:val="center"/>
-      </w:pPr>
-      <w:r>
-        <w:rPr>
+        <w:rPr>
+          <w:rFonts w:asciiTheme="majorHAnsi" w:hAnsiTheme="majorHAnsi" w:cstheme="majorHAnsi"/>
+        </w:rPr>
+      </w:pPr>
+      <w:r>
+        <w:rPr>
+          <w:rFonts w:asciiTheme="majorHAnsi" w:hAnsiTheme="majorHAnsi" w:cstheme="majorHAnsi"/>
           <w:b/>
           <w:sz w:val="30"/>
         </w:rPr>
-        <w:t>Proje 2: Veritabanı Yedekleme ve Felaketten Kurtarma Planı</w:t>
+        <w:t>Proje 5: Veri Temizleme ve ETL Süreçleri Tasarımı</w:t>
       </w:r>
     </w:p>
     <w:p>
       <w:pPr>
         <w:spacing w:after="80"/>
         <w:jc w:val="center"/>
-      </w:pPr>
-      <w:r>
-        <w:rPr>
+        <w:rPr>
+          <w:rFonts w:asciiTheme="majorHAnsi" w:hAnsiTheme="majorHAnsi" w:cstheme="majorHAnsi"/>
+        </w:rPr>
+      </w:pPr>
+      <w:proofErr w:type="spellStart"/>
+      <w:r>
+        <w:rPr>
+          <w:rFonts w:asciiTheme="majorHAnsi" w:hAnsiTheme="majorHAnsi" w:cstheme="majorHAnsi"/>
           <w:i/>
           <w:sz w:val="24"/>
         </w:rPr>
-        <w:t>Kullanılan Veri Seti: Kaggle – Titanic: Machine Learning from Disaster</w:t>
+        <w:t>Kullanılan</w:t>
+      </w:r>
+      <w:proofErr w:type="spellEnd"/>
+      <w:r>
+        <w:rPr>
+          <w:rFonts w:asciiTheme="majorHAnsi" w:hAnsiTheme="majorHAnsi" w:cstheme="majorHAnsi"/>
+          <w:i/>
+          <w:sz w:val="24"/>
+        </w:rPr>
+        <w:t xml:space="preserve"> Veri Seti: Kaggle – Titanic: Machine Learning from Disaster</w:t>
       </w:r>
     </w:p>
     <w:p>
       <w:pPr>
         <w:spacing w:after="240"/>
         <w:jc w:val="center"/>
-      </w:pPr>
-      <w:r>
-        <w:rPr>
-          <w:rFonts w:ascii="Times New Roman" w:hAnsi="Times New Roman"/>
+        <w:rPr>
+          <w:rFonts w:asciiTheme="majorHAnsi" w:hAnsiTheme="majorHAnsi" w:cstheme="majorHAnsi"/>
+        </w:rPr>
+      </w:pPr>
+      <w:r>
+        <w:rPr>
+          <w:rFonts w:asciiTheme="majorHAnsi" w:hAnsiTheme="majorHAnsi" w:cstheme="majorHAnsi"/>
           <w:i/>
-          <w:sz w:val="22"/>
         </w:rPr>
         <w:t>(https://www.kaggle.com/competitions/titanic)</w:t>
       </w:r>
+    </w:p>
+    <w:p>
+      <w:pPr>
+        <w:spacing w:after="80"/>
+        <w:jc w:val="center"/>
+        <w:rPr>
+          <w:rFonts w:asciiTheme="majorHAnsi" w:hAnsiTheme="majorHAnsi" w:cstheme="majorHAnsi"/>
+        </w:rPr>
+      </w:pPr>
+    </w:p>
+    <w:p>
+      <w:pPr>
+        <w:spacing w:after="80"/>
+        <w:jc w:val="center"/>
+        <w:rPr>
+          <w:rFonts w:asciiTheme="majorHAnsi" w:hAnsiTheme="majorHAnsi" w:cstheme="majorHAnsi"/>
+        </w:rPr>
+      </w:pPr>
+      <w:r>
+        <w:rPr>
+          <w:rFonts w:asciiTheme="majorHAnsi" w:hAnsiTheme="majorHAnsi" w:cstheme="majorHAnsi"/>
+          <w:b/>
+          <w:sz w:val="26"/>
+        </w:rPr>
+        <w:t>Bekir Top</w:t>
+      </w:r>
+    </w:p>
+    <w:p>
+      <w:pPr>
+        <w:spacing w:after="80"/>
+        <w:jc w:val="center"/>
+        <w:rPr>
+          <w:rFonts w:asciiTheme="majorHAnsi" w:hAnsiTheme="majorHAnsi" w:cstheme="majorHAnsi"/>
+        </w:rPr>
+      </w:pPr>
+      <w:r>
+        <w:rPr>
+          <w:rFonts w:asciiTheme="majorHAnsi" w:hAnsiTheme="majorHAnsi" w:cstheme="majorHAnsi"/>
+          <w:sz w:val="24"/>
+        </w:rPr>
+        <w:t>22290</w:t>
+      </w:r>
+      <w:r>
+        <w:rPr>
+          <w:rFonts w:asciiTheme="majorHAnsi" w:hAnsiTheme="majorHAnsi" w:cstheme="majorHAnsi"/>
+          <w:sz w:val="24"/>
+        </w:rPr>
+        <w:t>383</w:t>
+      </w:r>
+    </w:p>
+    <w:p>
+      <w:pPr>
+        <w:spacing w:before="400" w:after="80"/>
+        <w:jc w:val="center"/>
+        <w:rPr>
+          <w:rFonts w:asciiTheme="majorHAnsi" w:hAnsiTheme="majorHAnsi" w:cstheme="majorHAnsi"/>
+        </w:rPr>
+      </w:pPr>
+      <w:r>
+        <w:rPr>
+          <w:rFonts w:asciiTheme="majorHAnsi" w:hAnsiTheme="majorHAnsi" w:cstheme="majorHAnsi"/>
+          <w:sz w:val="24"/>
+        </w:rPr>
+        <w:t>2025–2026 Bahar Dönemi</w:t>
+      </w:r>
+    </w:p>
+    <w:p>
+      <w:pPr>
+        <w:jc w:val="center"/>
+        <w:rPr>
+          <w:rFonts w:asciiTheme="majorHAnsi" w:hAnsiTheme="majorHAnsi" w:cstheme="majorHAnsi"/>
+        </w:rPr>
+      </w:pPr>
+      <w:hyperlink r:id="rId7" w:history="1">
+        <w:r>
+          <w:rPr>
+            <w:rStyle w:val="Kpr"/>
+            <w:rFonts w:asciiTheme="majorHAnsi" w:hAnsiTheme="majorHAnsi" w:cstheme="majorHAnsi"/>
+          </w:rPr>
+          <w:t>https://github.com/bekirtop/BLM4522</w:t>
+        </w:r>
+      </w:hyperlink>
+    </w:p>
+    <w:p>
+      <w:pPr>
+        <w:rPr>
+          <w:rFonts w:asciiTheme="majorHAnsi" w:hAnsiTheme="majorHAnsi" w:cstheme="majorHAnsi"/>
+        </w:rPr>
+      </w:pPr>
+    </w:p>
+    <w:p>
+      <w:pPr>
+        <w:rPr>
+          <w:rFonts w:asciiTheme="majorHAnsi" w:hAnsiTheme="majorHAnsi" w:cstheme="majorHAnsi"/>
+        </w:rPr>
+      </w:pPr>
+    </w:p>
+    <w:p>
+      <w:pPr>
+        <w:rPr>
+          <w:rFonts w:asciiTheme="majorHAnsi" w:hAnsiTheme="majorHAnsi" w:cstheme="majorHAnsi"/>
+        </w:rPr>
+      </w:pPr>
+    </w:p>
+    <w:p>
+      <w:pPr>
+        <w:rPr>
+          <w:rFonts w:asciiTheme="majorHAnsi" w:hAnsiTheme="majorHAnsi" w:cstheme="majorHAnsi"/>
+        </w:rPr>
+      </w:pPr>
     </w:p>
     <w:p>
       <w:pPr>
         <w:spacing w:after="240"/>
         <w:jc w:val="center"/>
-      </w:pPr>
-      <w:r>
-        <w:t>21.04.2026</w:t>
-      </w:r>
-    </w:p>
-    <w:p>
-      <w:pPr>
-        <w:spacing w:after="240"/>
-        <w:jc w:val="center"/>
-      </w:pPr>
-      <w:r>
-        <w:rPr>
-          <w:rFonts w:ascii="Times New Roman" w:eastAsia="Times New Roman" w:hAnsi="Times New Roman"/>
-          <w:sz w:val="26"/>
-        </w:rPr>
-        <w:t>Proje Dokümantasyonu</w:t>
-      </w:r>
-    </w:p>
-    <w:p>
-      <w:pPr>
-        <w:spacing w:after="120"/>
-        <w:jc w:val="both"/>
-      </w:pPr>
-    </w:p>
-    <w:p>
-      <w:pPr>
-        <w:spacing w:after="120"/>
-        <w:jc w:val="both"/>
-      </w:pPr>
-    </w:p>
-    <w:p>
-      <w:pPr>
-        <w:spacing w:after="80"/>
-        <w:jc w:val="center"/>
-      </w:pPr>
-      <w:r>
-        <w:rPr>
-          <w:b/>
-          <w:sz w:val="26"/>
-        </w:rPr>
-        <w:t>Bekir Top</w:t>
-      </w:r>
-    </w:p>
-    <w:p>
-      <w:pPr>
-        <w:spacing w:after="80"/>
-        <w:jc w:val="center"/>
-      </w:pPr>
-      <w:r>
-        <w:rPr>
-          <w:sz w:val="24"/>
-        </w:rPr>
-        <w:t>22290500</w:t>
-      </w:r>
-    </w:p>
-    <w:p>
-      <w:pPr>
-        <w:spacing w:before="400" w:after="80"/>
-        <w:jc w:val="center"/>
-      </w:pPr>
-      <w:r>
-        <w:rPr>
-          <w:sz w:val="24"/>
-        </w:rPr>
-        <w:t>2025–2026 Bahar Dönemi</w:t>
-      </w:r>
-    </w:p>
-    <w:p>
-      <w:r>
-        <w:br w:type="page"/>
-      </w:r>
-    </w:p>
-    <w:p>
-      <w:pPr>
-        <w:spacing w:after="240"/>
-        <w:jc w:val="center"/>
-        <w:rPr>
-          <w:rFonts w:ascii="Times New Roman" w:eastAsia="Times New Roman" w:hAnsi="Times New Roman"/>
+        <w:rPr>
+          <w:rFonts w:asciiTheme="majorHAnsi" w:eastAsia="Times New Roman" w:hAnsiTheme="majorHAnsi" w:cstheme="majorHAnsi"/>
           <w:b/>
           <w:sz w:val="40"/>
           <w:szCs w:val="40"/>
@@ -377,7 +661,7 @@
       </w:pPr>
       <w:r>
         <w:rPr>
-          <w:rFonts w:ascii="Times New Roman" w:eastAsia="Times New Roman" w:hAnsi="Times New Roman"/>
+          <w:rFonts w:asciiTheme="majorHAnsi" w:eastAsia="Times New Roman" w:hAnsiTheme="majorHAnsi" w:cstheme="majorHAnsi"/>
           <w:b/>
           <w:sz w:val="40"/>
           <w:szCs w:val="40"/>
@@ -390,6 +674,9 @@
       <w:pPr>
         <w:spacing w:after="240"/>
         <w:jc w:val="center"/>
+        <w:rPr>
+          <w:rFonts w:asciiTheme="majorHAnsi" w:hAnsiTheme="majorHAnsi" w:cstheme="majorHAnsi"/>
+        </w:rPr>
       </w:pPr>
     </w:p>
     <w:p>
@@ -397,6 +684,7 @@
         <w:spacing w:before="120" w:after="80"/>
         <w:jc w:val="both"/>
         <w:rPr>
+          <w:rFonts w:asciiTheme="majorHAnsi" w:hAnsiTheme="majorHAnsi" w:cstheme="majorHAnsi"/>
           <w:sz w:val="32"/>
           <w:szCs w:val="32"/>
         </w:rPr>
@@ -407,13 +695,14 @@
         <w:spacing w:after="60"/>
         <w:jc w:val="both"/>
         <w:rPr>
+          <w:rFonts w:asciiTheme="majorHAnsi" w:hAnsiTheme="majorHAnsi" w:cstheme="majorHAnsi"/>
           <w:sz w:val="32"/>
           <w:szCs w:val="32"/>
         </w:rPr>
       </w:pPr>
       <w:r>
         <w:rPr>
-          <w:rFonts w:ascii="Times New Roman" w:eastAsia="Times New Roman" w:hAnsi="Times New Roman"/>
+          <w:rFonts w:asciiTheme="majorHAnsi" w:eastAsia="Times New Roman" w:hAnsiTheme="majorHAnsi" w:cstheme="majorHAnsi"/>
           <w:b/>
           <w:sz w:val="32"/>
           <w:szCs w:val="32"/>
@@ -426,14 +715,14 @@
         <w:spacing w:before="20" w:after="20"/>
         <w:ind w:left="283"/>
         <w:rPr>
+          <w:rFonts w:asciiTheme="majorHAnsi" w:hAnsiTheme="majorHAnsi" w:cstheme="majorHAnsi"/>
           <w:sz w:val="32"/>
           <w:szCs w:val="32"/>
         </w:rPr>
       </w:pPr>
-      <w:proofErr w:type="spellStart"/>
-      <w:proofErr w:type="spellEnd"/>
-      <w:r>
-        <w:rPr>
+      <w:r>
+        <w:rPr>
+          <w:rFonts w:asciiTheme="majorHAnsi" w:hAnsiTheme="majorHAnsi" w:cstheme="majorHAnsi"/>
           <w:sz w:val="32"/>
         </w:rPr>
         <w:t>1.  Giriş</w:t>
@@ -444,12 +733,14 @@
         <w:spacing w:before="20" w:after="20"/>
         <w:ind w:left="283"/>
         <w:rPr>
+          <w:rFonts w:asciiTheme="majorHAnsi" w:hAnsiTheme="majorHAnsi" w:cstheme="majorHAnsi"/>
           <w:sz w:val="32"/>
           <w:szCs w:val="32"/>
         </w:rPr>
       </w:pPr>
       <w:r>
         <w:rPr>
+          <w:rFonts w:asciiTheme="majorHAnsi" w:hAnsiTheme="majorHAnsi" w:cstheme="majorHAnsi"/>
           <w:sz w:val="32"/>
         </w:rPr>
         <w:t>2.  Kullanılan Veri Seti ve Çalışma Ortamı</w:t>
@@ -460,12 +751,14 @@
         <w:spacing w:before="20" w:after="20"/>
         <w:ind w:left="283"/>
         <w:rPr>
+          <w:rFonts w:asciiTheme="majorHAnsi" w:hAnsiTheme="majorHAnsi" w:cstheme="majorHAnsi"/>
           <w:sz w:val="32"/>
           <w:szCs w:val="32"/>
         </w:rPr>
       </w:pPr>
       <w:r>
         <w:rPr>
+          <w:rFonts w:asciiTheme="majorHAnsi" w:hAnsiTheme="majorHAnsi" w:cstheme="majorHAnsi"/>
           <w:sz w:val="32"/>
         </w:rPr>
         <w:t>3.  ETL Mimarisi – Extract (Veri Çıkartma)</w:t>
@@ -476,12 +769,14 @@
         <w:spacing w:before="20" w:after="20"/>
         <w:ind w:left="283"/>
         <w:rPr>
+          <w:rFonts w:asciiTheme="majorHAnsi" w:hAnsiTheme="majorHAnsi" w:cstheme="majorHAnsi"/>
           <w:sz w:val="32"/>
           <w:szCs w:val="32"/>
         </w:rPr>
       </w:pPr>
       <w:r>
         <w:rPr>
+          <w:rFonts w:asciiTheme="majorHAnsi" w:hAnsiTheme="majorHAnsi" w:cstheme="majorHAnsi"/>
           <w:sz w:val="32"/>
         </w:rPr>
         <w:t>4.  ETL Mimarisi – Transform (Veri Temizleme ve Dönüştürme)</w:t>
@@ -492,12 +787,14 @@
         <w:spacing w:before="20" w:after="20"/>
         <w:ind w:left="283"/>
         <w:rPr>
+          <w:rFonts w:asciiTheme="majorHAnsi" w:hAnsiTheme="majorHAnsi" w:cstheme="majorHAnsi"/>
           <w:sz w:val="32"/>
           <w:szCs w:val="32"/>
         </w:rPr>
       </w:pPr>
       <w:r>
         <w:rPr>
+          <w:rFonts w:asciiTheme="majorHAnsi" w:hAnsiTheme="majorHAnsi" w:cstheme="majorHAnsi"/>
           <w:sz w:val="32"/>
         </w:rPr>
         <w:t>5.  ETL Mimarisi – Load (Veri Yükleme)</w:t>
@@ -508,12 +805,14 @@
         <w:spacing w:before="20" w:after="20"/>
         <w:ind w:left="283"/>
         <w:rPr>
+          <w:rFonts w:asciiTheme="majorHAnsi" w:hAnsiTheme="majorHAnsi" w:cstheme="majorHAnsi"/>
           <w:sz w:val="32"/>
           <w:szCs w:val="32"/>
         </w:rPr>
       </w:pPr>
       <w:r>
         <w:rPr>
+          <w:rFonts w:asciiTheme="majorHAnsi" w:hAnsiTheme="majorHAnsi" w:cstheme="majorHAnsi"/>
           <w:sz w:val="32"/>
         </w:rPr>
         <w:t>6.  ETL Çıktısı ve Doğrulama Raporu</w:t>
@@ -524,20 +823,14 @@
         <w:spacing w:before="20" w:after="20"/>
         <w:ind w:left="283"/>
         <w:rPr>
+          <w:rFonts w:asciiTheme="majorHAnsi" w:hAnsiTheme="majorHAnsi" w:cstheme="majorHAnsi"/>
           <w:sz w:val="32"/>
           <w:szCs w:val="32"/>
         </w:rPr>
       </w:pPr>
-      <w:proofErr w:type="spellStart"/>
-      <w:proofErr w:type="spellEnd"/>
-      <w:proofErr w:type="spellStart"/>
-      <w:proofErr w:type="spellEnd"/>
-      <w:proofErr w:type="spellStart"/>
-      <w:proofErr w:type="spellEnd"/>
-      <w:proofErr w:type="spellStart"/>
-      <w:proofErr w:type="spellEnd"/>
-      <w:r>
-        <w:rPr>
+      <w:r>
+        <w:rPr>
+          <w:rFonts w:asciiTheme="majorHAnsi" w:hAnsiTheme="majorHAnsi" w:cstheme="majorHAnsi"/>
           <w:sz w:val="32"/>
         </w:rPr>
         <w:t>7.  Karşılaşılan Problemler ve Çözümler</w:t>
@@ -548,12 +841,14 @@
         <w:spacing w:before="20" w:after="20"/>
         <w:ind w:left="283"/>
         <w:rPr>
+          <w:rFonts w:asciiTheme="majorHAnsi" w:hAnsiTheme="majorHAnsi" w:cstheme="majorHAnsi"/>
           <w:sz w:val="32"/>
           <w:szCs w:val="32"/>
         </w:rPr>
       </w:pPr>
       <w:r>
         <w:rPr>
+          <w:rFonts w:asciiTheme="majorHAnsi" w:hAnsiTheme="majorHAnsi" w:cstheme="majorHAnsi"/>
           <w:sz w:val="32"/>
         </w:rPr>
         <w:t>8.  Sonuç ve Değerlendirme</w:t>
@@ -564,6 +859,7 @@
         <w:spacing w:after="120"/>
         <w:jc w:val="both"/>
         <w:rPr>
+          <w:rFonts w:asciiTheme="majorHAnsi" w:hAnsiTheme="majorHAnsi" w:cstheme="majorHAnsi"/>
           <w:sz w:val="32"/>
           <w:szCs w:val="32"/>
         </w:rPr>
@@ -574,13 +870,14 @@
         <w:spacing w:after="60"/>
         <w:jc w:val="both"/>
         <w:rPr>
+          <w:rFonts w:asciiTheme="majorHAnsi" w:hAnsiTheme="majorHAnsi" w:cstheme="majorHAnsi"/>
           <w:sz w:val="32"/>
           <w:szCs w:val="32"/>
         </w:rPr>
       </w:pPr>
       <w:r>
         <w:rPr>
-          <w:rFonts w:ascii="Times New Roman" w:eastAsia="Times New Roman" w:hAnsi="Times New Roman"/>
+          <w:rFonts w:asciiTheme="majorHAnsi" w:eastAsia="Times New Roman" w:hAnsiTheme="majorHAnsi" w:cstheme="majorHAnsi"/>
           <w:b/>
           <w:sz w:val="32"/>
           <w:szCs w:val="32"/>
@@ -593,14 +890,14 @@
         <w:spacing w:before="20" w:after="20"/>
         <w:ind w:left="283"/>
         <w:rPr>
+          <w:rFonts w:asciiTheme="majorHAnsi" w:hAnsiTheme="majorHAnsi" w:cstheme="majorHAnsi"/>
           <w:sz w:val="32"/>
           <w:szCs w:val="32"/>
         </w:rPr>
       </w:pPr>
-      <w:proofErr w:type="spellStart"/>
-      <w:proofErr w:type="spellEnd"/>
-      <w:r>
-        <w:rPr>
+      <w:r>
+        <w:rPr>
+          <w:rFonts w:asciiTheme="majorHAnsi" w:hAnsiTheme="majorHAnsi" w:cstheme="majorHAnsi"/>
           <w:sz w:val="32"/>
         </w:rPr>
         <w:t>1.  Giriş</w:t>
@@ -611,12 +908,14 @@
         <w:spacing w:before="20" w:after="20"/>
         <w:ind w:left="283"/>
         <w:rPr>
+          <w:rFonts w:asciiTheme="majorHAnsi" w:hAnsiTheme="majorHAnsi" w:cstheme="majorHAnsi"/>
           <w:sz w:val="32"/>
           <w:szCs w:val="32"/>
         </w:rPr>
       </w:pPr>
       <w:r>
         <w:rPr>
+          <w:rFonts w:asciiTheme="majorHAnsi" w:hAnsiTheme="majorHAnsi" w:cstheme="majorHAnsi"/>
           <w:sz w:val="32"/>
         </w:rPr>
         <w:t>2.  Çalışma Ortamı ve Kullanılan Veritabanı</w:t>
@@ -627,12 +926,14 @@
         <w:spacing w:before="20" w:after="20"/>
         <w:ind w:left="283"/>
         <w:rPr>
+          <w:rFonts w:asciiTheme="majorHAnsi" w:hAnsiTheme="majorHAnsi" w:cstheme="majorHAnsi"/>
           <w:sz w:val="32"/>
           <w:szCs w:val="32"/>
         </w:rPr>
       </w:pPr>
       <w:r>
         <w:rPr>
+          <w:rFonts w:asciiTheme="majorHAnsi" w:hAnsiTheme="majorHAnsi" w:cstheme="majorHAnsi"/>
           <w:sz w:val="32"/>
         </w:rPr>
         <w:t>3.  Yedekleme Stratejisi</w:t>
@@ -643,12 +944,14 @@
         <w:spacing w:before="20" w:after="20"/>
         <w:ind w:left="283"/>
         <w:rPr>
+          <w:rFonts w:asciiTheme="majorHAnsi" w:hAnsiTheme="majorHAnsi" w:cstheme="majorHAnsi"/>
           <w:sz w:val="32"/>
           <w:szCs w:val="32"/>
         </w:rPr>
       </w:pPr>
       <w:r>
         <w:rPr>
+          <w:rFonts w:asciiTheme="majorHAnsi" w:hAnsiTheme="majorHAnsi" w:cstheme="majorHAnsi"/>
           <w:sz w:val="32"/>
         </w:rPr>
         <w:t>4.  Felaket Senaryosu Tasarımı</w:t>
@@ -659,12 +962,14 @@
         <w:spacing w:before="20" w:after="20"/>
         <w:ind w:left="283"/>
         <w:rPr>
+          <w:rFonts w:asciiTheme="majorHAnsi" w:hAnsiTheme="majorHAnsi" w:cstheme="majorHAnsi"/>
           <w:sz w:val="32"/>
           <w:szCs w:val="32"/>
         </w:rPr>
       </w:pPr>
       <w:r>
         <w:rPr>
+          <w:rFonts w:asciiTheme="majorHAnsi" w:hAnsiTheme="majorHAnsi" w:cstheme="majorHAnsi"/>
           <w:sz w:val="32"/>
         </w:rPr>
         <w:t>5.  Python İle Felaket Kurtarma Simülasyonu</w:t>
@@ -675,12 +980,14 @@
         <w:spacing w:before="20" w:after="20"/>
         <w:ind w:left="283"/>
         <w:rPr>
+          <w:rFonts w:asciiTheme="majorHAnsi" w:hAnsiTheme="majorHAnsi" w:cstheme="majorHAnsi"/>
           <w:sz w:val="32"/>
           <w:szCs w:val="32"/>
         </w:rPr>
       </w:pPr>
       <w:r>
         <w:rPr>
+          <w:rFonts w:asciiTheme="majorHAnsi" w:hAnsiTheme="majorHAnsi" w:cstheme="majorHAnsi"/>
           <w:sz w:val="32"/>
         </w:rPr>
         <w:t>6.  Geri Yükleme Sonrası Doğrulama</w:t>
@@ -691,12 +998,14 @@
         <w:spacing w:before="20" w:after="20"/>
         <w:ind w:left="283"/>
         <w:rPr>
+          <w:rFonts w:asciiTheme="majorHAnsi" w:hAnsiTheme="majorHAnsi" w:cstheme="majorHAnsi"/>
           <w:sz w:val="32"/>
           <w:szCs w:val="32"/>
         </w:rPr>
       </w:pPr>
       <w:r>
         <w:rPr>
+          <w:rFonts w:asciiTheme="majorHAnsi" w:hAnsiTheme="majorHAnsi" w:cstheme="majorHAnsi"/>
           <w:sz w:val="32"/>
         </w:rPr>
         <w:t>7.  Sonuç</w:t>
@@ -705,12 +1014,14 @@
     <w:p>
       <w:pPr>
         <w:rPr>
+          <w:rFonts w:asciiTheme="majorHAnsi" w:hAnsiTheme="majorHAnsi" w:cstheme="majorHAnsi"/>
           <w:sz w:val="32"/>
           <w:szCs w:val="32"/>
         </w:rPr>
       </w:pPr>
       <w:r>
         <w:rPr>
+          <w:rFonts w:asciiTheme="majorHAnsi" w:hAnsiTheme="majorHAnsi" w:cstheme="majorHAnsi"/>
           <w:sz w:val="32"/>
           <w:szCs w:val="32"/>
         </w:rPr>
@@ -721,22 +1032,31 @@
       <w:pPr>
         <w:spacing w:after="320"/>
         <w:jc w:val="center"/>
-      </w:pPr>
-      <w:r>
-        <w:rPr>
+        <w:rPr>
+          <w:rFonts w:asciiTheme="majorHAnsi" w:hAnsiTheme="majorHAnsi" w:cstheme="majorHAnsi"/>
+        </w:rPr>
+      </w:pPr>
+      <w:r>
+        <w:rPr>
+          <w:rFonts w:asciiTheme="majorHAnsi" w:hAnsiTheme="majorHAnsi" w:cstheme="majorHAnsi"/>
           <w:b/>
           <w:color w:val="00467F"/>
           <w:sz w:val="32"/>
         </w:rPr>
+        <w:lastRenderedPageBreak/>
         <w:t>PROJE 5: VERİ TEMİZLEME VE ETL SÜREÇLERİ TASARIMI</w:t>
       </w:r>
     </w:p>
     <w:p>
       <w:pPr>
         <w:spacing w:before="240" w:after="120"/>
-      </w:pPr>
-      <w:r>
-        <w:rPr>
+        <w:rPr>
+          <w:rFonts w:asciiTheme="majorHAnsi" w:hAnsiTheme="majorHAnsi" w:cstheme="majorHAnsi"/>
+        </w:rPr>
+      </w:pPr>
+      <w:r>
+        <w:rPr>
+          <w:rFonts w:asciiTheme="majorHAnsi" w:hAnsiTheme="majorHAnsi" w:cstheme="majorHAnsi"/>
           <w:b/>
           <w:sz w:val="28"/>
         </w:rPr>
@@ -747,9 +1067,13 @@
       <w:pPr>
         <w:spacing w:after="160"/>
         <w:jc w:val="both"/>
-      </w:pPr>
-      <w:r>
-        <w:rPr>
+        <w:rPr>
+          <w:rFonts w:asciiTheme="majorHAnsi" w:hAnsiTheme="majorHAnsi" w:cstheme="majorHAnsi"/>
+        </w:rPr>
+      </w:pPr>
+      <w:r>
+        <w:rPr>
+          <w:rFonts w:asciiTheme="majorHAnsi" w:hAnsiTheme="majorHAnsi" w:cstheme="majorHAnsi"/>
           <w:sz w:val="24"/>
         </w:rPr>
         <w:t>Bu projede, Kaggle platformundan elde edilen Titanic yolcu veri seti (titanic.csv) Python programlama dili ve Pandas kütüphanesi kullanılarak bir ETL sürecinden geçirilmiş ve SQLite veritabanına aktarılmıştır. ETL, Extract-Transform-Load kavramlarının kısaltması olup sırasıyla verinin kaynaktan okunması, temizlenerek dönüştürülmesi ve hedef ortama yüklenmesi anlamına gelmektedir.</w:t>
@@ -759,9 +1083,13 @@
       <w:pPr>
         <w:spacing w:after="160"/>
         <w:jc w:val="both"/>
-      </w:pPr>
-      <w:r>
-        <w:rPr>
+        <w:rPr>
+          <w:rFonts w:asciiTheme="majorHAnsi" w:hAnsiTheme="majorHAnsi" w:cstheme="majorHAnsi"/>
+        </w:rPr>
+      </w:pPr>
+      <w:r>
+        <w:rPr>
+          <w:rFonts w:asciiTheme="majorHAnsi" w:hAnsiTheme="majorHAnsi" w:cstheme="majorHAnsi"/>
           <w:sz w:val="24"/>
         </w:rPr>
         <w:t>Titanic veri seti, gerçek dünya veri setlerinde sıkça karşılaşılan eksik değer, gereksiz kolon ve tutarsız kategorik veri gibi kalite sorunlarını bünyesinde barındırmaktadır. Bu projede söz konusu sorunların sistematik biçimde giderilmesi hedeflenmiş; veri temizleme adımları, kullanılan kod ve elde edilen çıktılar ayrıntılı şekilde belgelenmiştir.</w:t>
@@ -770,9 +1098,13 @@
     <w:p>
       <w:pPr>
         <w:spacing w:before="240" w:after="120"/>
-      </w:pPr>
-      <w:r>
-        <w:rPr>
+        <w:rPr>
+          <w:rFonts w:asciiTheme="majorHAnsi" w:hAnsiTheme="majorHAnsi" w:cstheme="majorHAnsi"/>
+        </w:rPr>
+      </w:pPr>
+      <w:r>
+        <w:rPr>
+          <w:rFonts w:asciiTheme="majorHAnsi" w:hAnsiTheme="majorHAnsi" w:cstheme="majorHAnsi"/>
           <w:b/>
           <w:sz w:val="28"/>
         </w:rPr>
@@ -783,9 +1115,13 @@
       <w:pPr>
         <w:spacing w:after="120"/>
         <w:jc w:val="both"/>
-      </w:pPr>
-      <w:r>
-        <w:rPr>
+        <w:rPr>
+          <w:rFonts w:asciiTheme="majorHAnsi" w:hAnsiTheme="majorHAnsi" w:cstheme="majorHAnsi"/>
+        </w:rPr>
+      </w:pPr>
+      <w:r>
+        <w:rPr>
+          <w:rFonts w:asciiTheme="majorHAnsi" w:hAnsiTheme="majorHAnsi" w:cstheme="majorHAnsi"/>
           <w:sz w:val="24"/>
         </w:rPr>
         <w:t>Bu projede kullanılan veri seti Kaggle üzerinden erişilebilen titanic.csv dosyasıdır. Veri seti 1912 yılındaki Titanic faciasında gemide bulunan 891 yolcuya ait bilgileri içermekte olup makine öğrenmesi ve veri mühendisliği alanlarında yaygın biçimde kullanılan açık kaynaklı bir benchmark veri setidir.</w:t>
@@ -795,9 +1131,13 @@
       <w:pPr>
         <w:pStyle w:val="ListeMaddemi"/>
         <w:spacing w:before="40" w:after="40"/>
-      </w:pPr>
-      <w:r>
-        <w:rPr>
+        <w:rPr>
+          <w:rFonts w:asciiTheme="majorHAnsi" w:hAnsiTheme="majorHAnsi" w:cstheme="majorHAnsi"/>
+        </w:rPr>
+      </w:pPr>
+      <w:r>
+        <w:rPr>
+          <w:rFonts w:asciiTheme="majorHAnsi" w:hAnsiTheme="majorHAnsi" w:cstheme="majorHAnsi"/>
           <w:sz w:val="24"/>
         </w:rPr>
         <w:t>PassengerId – Benzersiz yolcu kimliği (analitik değeri yoktur)</w:t>
@@ -807,9 +1147,13 @@
       <w:pPr>
         <w:pStyle w:val="ListeMaddemi"/>
         <w:spacing w:before="40" w:after="40"/>
-      </w:pPr>
-      <w:r>
-        <w:rPr>
+        <w:rPr>
+          <w:rFonts w:asciiTheme="majorHAnsi" w:hAnsiTheme="majorHAnsi" w:cstheme="majorHAnsi"/>
+        </w:rPr>
+      </w:pPr>
+      <w:r>
+        <w:rPr>
+          <w:rFonts w:asciiTheme="majorHAnsi" w:hAnsiTheme="majorHAnsi" w:cstheme="majorHAnsi"/>
           <w:sz w:val="24"/>
         </w:rPr>
         <w:t>Survived    – Hayatta kalma durumu (0 = hayır, 1 = evet)</w:t>
@@ -819,9 +1163,13 @@
       <w:pPr>
         <w:pStyle w:val="ListeMaddemi"/>
         <w:spacing w:before="40" w:after="40"/>
-      </w:pPr>
-      <w:r>
-        <w:rPr>
+        <w:rPr>
+          <w:rFonts w:asciiTheme="majorHAnsi" w:hAnsiTheme="majorHAnsi" w:cstheme="majorHAnsi"/>
+        </w:rPr>
+      </w:pPr>
+      <w:r>
+        <w:rPr>
+          <w:rFonts w:asciiTheme="majorHAnsi" w:hAnsiTheme="majorHAnsi" w:cstheme="majorHAnsi"/>
           <w:sz w:val="24"/>
         </w:rPr>
         <w:t>Pclass      – Bilet sınıfı (1, 2 ya da 3)</w:t>
@@ -831,9 +1179,13 @@
       <w:pPr>
         <w:pStyle w:val="ListeMaddemi"/>
         <w:spacing w:before="40" w:after="40"/>
-      </w:pPr>
-      <w:r>
-        <w:rPr>
+        <w:rPr>
+          <w:rFonts w:asciiTheme="majorHAnsi" w:hAnsiTheme="majorHAnsi" w:cstheme="majorHAnsi"/>
+        </w:rPr>
+      </w:pPr>
+      <w:r>
+        <w:rPr>
+          <w:rFonts w:asciiTheme="majorHAnsi" w:hAnsiTheme="majorHAnsi" w:cstheme="majorHAnsi"/>
           <w:sz w:val="24"/>
         </w:rPr>
         <w:t>Name        – Yolcu adı soyadı</w:t>
@@ -843,10 +1195,13 @@
       <w:pPr>
         <w:pStyle w:val="ListeMaddemi"/>
         <w:spacing w:before="40" w:after="40"/>
-      </w:pPr>
-      <w:r>
-        <w:rPr>
-          <w:rFonts w:ascii="Times New Roman" w:hAnsi="Times New Roman"/>
+        <w:rPr>
+          <w:rFonts w:asciiTheme="majorHAnsi" w:hAnsiTheme="majorHAnsi" w:cstheme="majorHAnsi"/>
+        </w:rPr>
+      </w:pPr>
+      <w:r>
+        <w:rPr>
+          <w:rFonts w:asciiTheme="majorHAnsi" w:hAnsiTheme="majorHAnsi" w:cstheme="majorHAnsi"/>
           <w:sz w:val="24"/>
         </w:rPr>
         <w:t>Sex         – Cinsiyet (Male / Female)</w:t>
@@ -856,9 +1211,13 @@
       <w:pPr>
         <w:pStyle w:val="ListeMaddemi"/>
         <w:spacing w:before="40" w:after="40"/>
-      </w:pPr>
-      <w:r>
-        <w:rPr>
+        <w:rPr>
+          <w:rFonts w:asciiTheme="majorHAnsi" w:hAnsiTheme="majorHAnsi" w:cstheme="majorHAnsi"/>
+        </w:rPr>
+      </w:pPr>
+      <w:r>
+        <w:rPr>
+          <w:rFonts w:asciiTheme="majorHAnsi" w:hAnsiTheme="majorHAnsi" w:cstheme="majorHAnsi"/>
           <w:sz w:val="24"/>
         </w:rPr>
         <w:t>Age         – Yaş (177 eksik değer tespit edildi)</w:t>
@@ -868,9 +1227,13 @@
       <w:pPr>
         <w:pStyle w:val="ListeMaddemi"/>
         <w:spacing w:before="40" w:after="40"/>
-      </w:pPr>
-      <w:r>
-        <w:rPr>
+        <w:rPr>
+          <w:rFonts w:asciiTheme="majorHAnsi" w:hAnsiTheme="majorHAnsi" w:cstheme="majorHAnsi"/>
+        </w:rPr>
+      </w:pPr>
+      <w:r>
+        <w:rPr>
+          <w:rFonts w:asciiTheme="majorHAnsi" w:hAnsiTheme="majorHAnsi" w:cstheme="majorHAnsi"/>
           <w:sz w:val="24"/>
         </w:rPr>
         <w:t>SibSp       – Gemideki kardeş/eş sayısı</w:t>
@@ -880,9 +1243,13 @@
       <w:pPr>
         <w:pStyle w:val="ListeMaddemi"/>
         <w:spacing w:before="40" w:after="40"/>
-      </w:pPr>
-      <w:r>
-        <w:rPr>
+        <w:rPr>
+          <w:rFonts w:asciiTheme="majorHAnsi" w:hAnsiTheme="majorHAnsi" w:cstheme="majorHAnsi"/>
+        </w:rPr>
+      </w:pPr>
+      <w:r>
+        <w:rPr>
+          <w:rFonts w:asciiTheme="majorHAnsi" w:hAnsiTheme="majorHAnsi" w:cstheme="majorHAnsi"/>
           <w:sz w:val="24"/>
         </w:rPr>
         <w:t>Parch       – Gemideki ebeveyn/çocuk sayısı</w:t>
@@ -892,9 +1259,13 @@
       <w:pPr>
         <w:pStyle w:val="ListeMaddemi"/>
         <w:spacing w:before="40" w:after="40"/>
-      </w:pPr>
-      <w:r>
-        <w:rPr>
+        <w:rPr>
+          <w:rFonts w:asciiTheme="majorHAnsi" w:hAnsiTheme="majorHAnsi" w:cstheme="majorHAnsi"/>
+        </w:rPr>
+      </w:pPr>
+      <w:r>
+        <w:rPr>
+          <w:rFonts w:asciiTheme="majorHAnsi" w:hAnsiTheme="majorHAnsi" w:cstheme="majorHAnsi"/>
           <w:sz w:val="24"/>
         </w:rPr>
         <w:t>Ticket      – Bilet numarası</w:t>
@@ -904,9 +1275,13 @@
       <w:pPr>
         <w:pStyle w:val="ListeMaddemi"/>
         <w:spacing w:before="40" w:after="40"/>
-      </w:pPr>
-      <w:r>
-        <w:rPr>
+        <w:rPr>
+          <w:rFonts w:asciiTheme="majorHAnsi" w:hAnsiTheme="majorHAnsi" w:cstheme="majorHAnsi"/>
+        </w:rPr>
+      </w:pPr>
+      <w:r>
+        <w:rPr>
+          <w:rFonts w:asciiTheme="majorHAnsi" w:hAnsiTheme="majorHAnsi" w:cstheme="majorHAnsi"/>
           <w:sz w:val="24"/>
         </w:rPr>
         <w:t>Fare        – Bilet ücreti</w:t>
@@ -916,9 +1291,13 @@
       <w:pPr>
         <w:pStyle w:val="ListeMaddemi"/>
         <w:spacing w:before="40" w:after="40"/>
-      </w:pPr>
-      <w:r>
-        <w:rPr>
+        <w:rPr>
+          <w:rFonts w:asciiTheme="majorHAnsi" w:hAnsiTheme="majorHAnsi" w:cstheme="majorHAnsi"/>
+        </w:rPr>
+      </w:pPr>
+      <w:r>
+        <w:rPr>
+          <w:rFonts w:asciiTheme="majorHAnsi" w:hAnsiTheme="majorHAnsi" w:cstheme="majorHAnsi"/>
           <w:sz w:val="24"/>
         </w:rPr>
         <w:t>Cabin       – Kabin numarası (687 eksik değer – %77,1)</w:t>
@@ -928,9 +1307,13 @@
       <w:pPr>
         <w:pStyle w:val="ListeMaddemi"/>
         <w:spacing w:before="40" w:after="40"/>
-      </w:pPr>
-      <w:r>
-        <w:rPr>
+        <w:rPr>
+          <w:rFonts w:asciiTheme="majorHAnsi" w:hAnsiTheme="majorHAnsi" w:cstheme="majorHAnsi"/>
+        </w:rPr>
+      </w:pPr>
+      <w:r>
+        <w:rPr>
+          <w:rFonts w:asciiTheme="majorHAnsi" w:hAnsiTheme="majorHAnsi" w:cstheme="majorHAnsi"/>
           <w:sz w:val="24"/>
         </w:rPr>
         <w:t>Embarked    – Biniş limanı (2 eksik değer: C/Q/S kısaltmaları)</w:t>
@@ -940,15 +1323,22 @@
       <w:pPr>
         <w:spacing w:after="80"/>
         <w:jc w:val="both"/>
+        <w:rPr>
+          <w:rFonts w:asciiTheme="majorHAnsi" w:hAnsiTheme="majorHAnsi" w:cstheme="majorHAnsi"/>
+        </w:rPr>
       </w:pPr>
     </w:p>
     <w:p>
       <w:pPr>
         <w:spacing w:after="160"/>
         <w:jc w:val="both"/>
-      </w:pPr>
-      <w:r>
-        <w:rPr>
+        <w:rPr>
+          <w:rFonts w:asciiTheme="majorHAnsi" w:hAnsiTheme="majorHAnsi" w:cstheme="majorHAnsi"/>
+        </w:rPr>
+      </w:pPr>
+      <w:r>
+        <w:rPr>
+          <w:rFonts w:asciiTheme="majorHAnsi" w:hAnsiTheme="majorHAnsi" w:cstheme="majorHAnsi"/>
           <w:sz w:val="24"/>
         </w:rPr>
         <w:t>Veri seti 891 satır ve 12 sütundan oluşmakta, toplam boyutu yaklaşık 60 KB'tır. Çalışma ortamı Python 3.x, Pandas ve SQLite3 kütüphanelerinden oluşmaktadır. Projenin çıktısı, Proje 2 yedekleme senaryosunun giriş verisi olarak kullanılmaktadır.</w:t>
@@ -957,9 +1347,13 @@
     <w:p>
       <w:pPr>
         <w:spacing w:before="240" w:after="120"/>
-      </w:pPr>
-      <w:r>
-        <w:rPr>
+        <w:rPr>
+          <w:rFonts w:asciiTheme="majorHAnsi" w:hAnsiTheme="majorHAnsi" w:cstheme="majorHAnsi"/>
+        </w:rPr>
+      </w:pPr>
+      <w:r>
+        <w:rPr>
+          <w:rFonts w:asciiTheme="majorHAnsi" w:hAnsiTheme="majorHAnsi" w:cstheme="majorHAnsi"/>
           <w:b/>
           <w:sz w:val="28"/>
         </w:rPr>
@@ -970,9 +1364,13 @@
       <w:pPr>
         <w:spacing w:after="160"/>
         <w:jc w:val="both"/>
-      </w:pPr>
-      <w:r>
-        <w:rPr>
+        <w:rPr>
+          <w:rFonts w:asciiTheme="majorHAnsi" w:hAnsiTheme="majorHAnsi" w:cstheme="majorHAnsi"/>
+        </w:rPr>
+      </w:pPr>
+      <w:r>
+        <w:rPr>
+          <w:rFonts w:asciiTheme="majorHAnsi" w:hAnsiTheme="majorHAnsi" w:cstheme="majorHAnsi"/>
           <w:sz w:val="24"/>
         </w:rPr>
         <w:t>ETL sürecinin ilk aşaması olan Extract (Çıkartma) aşamasında, ham Titanic verileri titanic.csv dosyasından pd.read_csv() fonksiyonu aracılığıyla belleğe alınmaktadır. Bu aşamada veriye herhangi bir müdahale yapılmaz; yalnızca kayıt sayısı raporlanır.</w:t>
@@ -982,17 +1380,25 @@
       <w:pPr>
         <w:spacing w:after="80"/>
         <w:jc w:val="both"/>
-      </w:pPr>
-      <w:r>
-        <w:rPr>
+        <w:rPr>
+          <w:rFonts w:asciiTheme="majorHAnsi" w:hAnsiTheme="majorHAnsi" w:cstheme="majorHAnsi"/>
+        </w:rPr>
+      </w:pPr>
+      <w:r>
+        <w:rPr>
+          <w:rFonts w:asciiTheme="majorHAnsi" w:hAnsiTheme="majorHAnsi" w:cstheme="majorHAnsi"/>
           <w:sz w:val="24"/>
         </w:rPr>
+        <w:lastRenderedPageBreak/>
         <w:t>Aşağıda Extract aşamasına ait kod bloğu verilmektedir:</w:t>
       </w:r>
     </w:p>
     <w:p>
       <w:pPr>
         <w:spacing w:before="80" w:after="0"/>
+        <w:rPr>
+          <w:rFonts w:asciiTheme="majorHAnsi" w:hAnsiTheme="majorHAnsi" w:cstheme="majorHAnsi"/>
+        </w:rPr>
       </w:pPr>
     </w:p>
     <w:p>
@@ -1000,10 +1406,13 @@
         <w:shd w:val="clear" w:color="auto" w:fill="F2F2F2"/>
         <w:spacing w:after="0"/>
         <w:ind w:left="283"/>
-      </w:pPr>
-      <w:r>
-        <w:rPr>
-          <w:rFonts w:ascii="Courier New" w:hAnsi="Courier New"/>
+        <w:rPr>
+          <w:rFonts w:asciiTheme="majorHAnsi" w:hAnsiTheme="majorHAnsi" w:cstheme="majorHAnsi"/>
+        </w:rPr>
+      </w:pPr>
+      <w:r>
+        <w:rPr>
+          <w:rFonts w:asciiTheme="majorHAnsi" w:hAnsiTheme="majorHAnsi" w:cstheme="majorHAnsi"/>
           <w:sz w:val="18"/>
         </w:rPr>
         <w:t>import pandas as pd</w:t>
@@ -1014,10 +1423,13 @@
         <w:shd w:val="clear" w:color="auto" w:fill="F2F2F2"/>
         <w:spacing w:after="0"/>
         <w:ind w:left="283"/>
-      </w:pPr>
-      <w:r>
-        <w:rPr>
-          <w:rFonts w:ascii="Courier New" w:hAnsi="Courier New"/>
+        <w:rPr>
+          <w:rFonts w:asciiTheme="majorHAnsi" w:hAnsiTheme="majorHAnsi" w:cstheme="majorHAnsi"/>
+        </w:rPr>
+      </w:pPr>
+      <w:r>
+        <w:rPr>
+          <w:rFonts w:asciiTheme="majorHAnsi" w:hAnsiTheme="majorHAnsi" w:cstheme="majorHAnsi"/>
           <w:sz w:val="18"/>
         </w:rPr>
         <w:t>import sqlite3</w:t>
@@ -1028,10 +1440,13 @@
         <w:shd w:val="clear" w:color="auto" w:fill="F2F2F2"/>
         <w:spacing w:after="0"/>
         <w:ind w:left="283"/>
-      </w:pPr>
-      <w:r>
-        <w:rPr>
-          <w:rFonts w:ascii="Courier New" w:hAnsi="Courier New"/>
+        <w:rPr>
+          <w:rFonts w:asciiTheme="majorHAnsi" w:hAnsiTheme="majorHAnsi" w:cstheme="majorHAnsi"/>
+        </w:rPr>
+      </w:pPr>
+      <w:r>
+        <w:rPr>
+          <w:rFonts w:asciiTheme="majorHAnsi" w:hAnsiTheme="majorHAnsi" w:cstheme="majorHAnsi"/>
           <w:sz w:val="18"/>
         </w:rPr>
         <w:t>import os</w:t>
@@ -1042,10 +1457,13 @@
         <w:shd w:val="clear" w:color="auto" w:fill="F2F2F2"/>
         <w:spacing w:after="0"/>
         <w:ind w:left="283"/>
-      </w:pPr>
-      <w:r>
-        <w:rPr>
-          <w:rFonts w:ascii="Courier New" w:hAnsi="Courier New"/>
+        <w:rPr>
+          <w:rFonts w:asciiTheme="majorHAnsi" w:hAnsiTheme="majorHAnsi" w:cstheme="majorHAnsi"/>
+        </w:rPr>
+      </w:pPr>
+      <w:r>
+        <w:rPr>
+          <w:rFonts w:asciiTheme="majorHAnsi" w:hAnsiTheme="majorHAnsi" w:cstheme="majorHAnsi"/>
           <w:sz w:val="18"/>
         </w:rPr>
         <w:t xml:space="preserve"> </w:t>
@@ -1056,10 +1474,13 @@
         <w:shd w:val="clear" w:color="auto" w:fill="F2F2F2"/>
         <w:spacing w:after="0"/>
         <w:ind w:left="283"/>
-      </w:pPr>
-      <w:r>
-        <w:rPr>
-          <w:rFonts w:ascii="Courier New" w:hAnsi="Courier New"/>
+        <w:rPr>
+          <w:rFonts w:asciiTheme="majorHAnsi" w:hAnsiTheme="majorHAnsi" w:cstheme="majorHAnsi"/>
+        </w:rPr>
+      </w:pPr>
+      <w:r>
+        <w:rPr>
+          <w:rFonts w:asciiTheme="majorHAnsi" w:hAnsiTheme="majorHAnsi" w:cstheme="majorHAnsi"/>
           <w:sz w:val="18"/>
         </w:rPr>
         <w:t>KAYNAK        = "../titanic.csv"</w:t>
@@ -1070,10 +1491,13 @@
         <w:shd w:val="clear" w:color="auto" w:fill="F2F2F2"/>
         <w:spacing w:after="0"/>
         <w:ind w:left="283"/>
-      </w:pPr>
-      <w:r>
-        <w:rPr>
-          <w:rFonts w:ascii="Courier New" w:hAnsi="Courier New"/>
+        <w:rPr>
+          <w:rFonts w:asciiTheme="majorHAnsi" w:hAnsiTheme="majorHAnsi" w:cstheme="majorHAnsi"/>
+        </w:rPr>
+      </w:pPr>
+      <w:r>
+        <w:rPr>
+          <w:rFonts w:asciiTheme="majorHAnsi" w:hAnsiTheme="majorHAnsi" w:cstheme="majorHAnsi"/>
           <w:sz w:val="18"/>
         </w:rPr>
         <w:t>HEDEF         = "./Titanic_Cleaned.db"</w:t>
@@ -1084,10 +1508,13 @@
         <w:shd w:val="clear" w:color="auto" w:fill="F2F2F2"/>
         <w:spacing w:after="0"/>
         <w:ind w:left="283"/>
-      </w:pPr>
-      <w:r>
-        <w:rPr>
-          <w:rFonts w:ascii="Courier New" w:hAnsi="Courier New"/>
+        <w:rPr>
+          <w:rFonts w:asciiTheme="majorHAnsi" w:hAnsiTheme="majorHAnsi" w:cstheme="majorHAnsi"/>
+        </w:rPr>
+      </w:pPr>
+      <w:r>
+        <w:rPr>
+          <w:rFonts w:asciiTheme="majorHAnsi" w:hAnsiTheme="majorHAnsi" w:cstheme="majorHAnsi"/>
           <w:sz w:val="18"/>
         </w:rPr>
         <w:t>RAPOR_DOSYASI = "./Veri_Kalite_Raporu.txt"</w:t>
@@ -1098,10 +1525,13 @@
         <w:shd w:val="clear" w:color="auto" w:fill="F2F2F2"/>
         <w:spacing w:after="0"/>
         <w:ind w:left="283"/>
-      </w:pPr>
-      <w:r>
-        <w:rPr>
-          <w:rFonts w:ascii="Courier New" w:hAnsi="Courier New"/>
+        <w:rPr>
+          <w:rFonts w:asciiTheme="majorHAnsi" w:hAnsiTheme="majorHAnsi" w:cstheme="majorHAnsi"/>
+        </w:rPr>
+      </w:pPr>
+      <w:r>
+        <w:rPr>
+          <w:rFonts w:asciiTheme="majorHAnsi" w:hAnsiTheme="majorHAnsi" w:cstheme="majorHAnsi"/>
           <w:sz w:val="18"/>
         </w:rPr>
         <w:t xml:space="preserve"> </w:t>
@@ -1112,10 +1542,13 @@
         <w:shd w:val="clear" w:color="auto" w:fill="F2F2F2"/>
         <w:spacing w:after="0"/>
         <w:ind w:left="283"/>
-      </w:pPr>
-      <w:r>
-        <w:rPr>
-          <w:rFonts w:ascii="Courier New" w:hAnsi="Courier New"/>
+        <w:rPr>
+          <w:rFonts w:asciiTheme="majorHAnsi" w:hAnsiTheme="majorHAnsi" w:cstheme="majorHAnsi"/>
+        </w:rPr>
+      </w:pPr>
+      <w:r>
+        <w:rPr>
+          <w:rFonts w:asciiTheme="majorHAnsi" w:hAnsiTheme="majorHAnsi" w:cstheme="majorHAnsi"/>
           <w:sz w:val="18"/>
         </w:rPr>
         <w:t>def etl_yap():</w:t>
@@ -1126,10 +1559,13 @@
         <w:shd w:val="clear" w:color="auto" w:fill="F2F2F2"/>
         <w:spacing w:after="0"/>
         <w:ind w:left="283"/>
-      </w:pPr>
-      <w:r>
-        <w:rPr>
-          <w:rFonts w:ascii="Courier New" w:hAnsi="Courier New"/>
+        <w:rPr>
+          <w:rFonts w:asciiTheme="majorHAnsi" w:hAnsiTheme="majorHAnsi" w:cstheme="majorHAnsi"/>
+        </w:rPr>
+      </w:pPr>
+      <w:r>
+        <w:rPr>
+          <w:rFonts w:asciiTheme="majorHAnsi" w:hAnsiTheme="majorHAnsi" w:cstheme="majorHAnsi"/>
           <w:sz w:val="18"/>
         </w:rPr>
         <w:t xml:space="preserve">    rp = ["=== ETL SONUÇ RAPORU ==="]</w:t>
@@ -1140,10 +1576,13 @@
         <w:shd w:val="clear" w:color="auto" w:fill="F2F2F2"/>
         <w:spacing w:after="0"/>
         <w:ind w:left="283"/>
-      </w:pPr>
-      <w:r>
-        <w:rPr>
-          <w:rFonts w:ascii="Courier New" w:hAnsi="Courier New"/>
+        <w:rPr>
+          <w:rFonts w:asciiTheme="majorHAnsi" w:hAnsiTheme="majorHAnsi" w:cstheme="majorHAnsi"/>
+        </w:rPr>
+      </w:pPr>
+      <w:r>
+        <w:rPr>
+          <w:rFonts w:asciiTheme="majorHAnsi" w:hAnsiTheme="majorHAnsi" w:cstheme="majorHAnsi"/>
           <w:sz w:val="18"/>
         </w:rPr>
         <w:t xml:space="preserve"> </w:t>
@@ -1154,10 +1593,13 @@
         <w:shd w:val="clear" w:color="auto" w:fill="F2F2F2"/>
         <w:spacing w:after="0"/>
         <w:ind w:left="283"/>
-      </w:pPr>
-      <w:r>
-        <w:rPr>
-          <w:rFonts w:ascii="Courier New" w:hAnsi="Courier New"/>
+        <w:rPr>
+          <w:rFonts w:asciiTheme="majorHAnsi" w:hAnsiTheme="majorHAnsi" w:cstheme="majorHAnsi"/>
+        </w:rPr>
+      </w:pPr>
+      <w:r>
+        <w:rPr>
+          <w:rFonts w:asciiTheme="majorHAnsi" w:hAnsiTheme="majorHAnsi" w:cstheme="majorHAnsi"/>
           <w:sz w:val="18"/>
         </w:rPr>
         <w:t xml:space="preserve">    # 1. EXTRACT (CSV'den verileri çek)</w:t>
@@ -1168,10 +1610,13 @@
         <w:shd w:val="clear" w:color="auto" w:fill="F2F2F2"/>
         <w:spacing w:after="0"/>
         <w:ind w:left="283"/>
-      </w:pPr>
-      <w:r>
-        <w:rPr>
-          <w:rFonts w:ascii="Courier New" w:hAnsi="Courier New"/>
+        <w:rPr>
+          <w:rFonts w:asciiTheme="majorHAnsi" w:hAnsiTheme="majorHAnsi" w:cstheme="majorHAnsi"/>
+        </w:rPr>
+      </w:pPr>
+      <w:r>
+        <w:rPr>
+          <w:rFonts w:asciiTheme="majorHAnsi" w:hAnsiTheme="majorHAnsi" w:cstheme="majorHAnsi"/>
           <w:sz w:val="18"/>
         </w:rPr>
         <w:t xml:space="preserve">    try:</w:t>
@@ -1182,10 +1627,13 @@
         <w:shd w:val="clear" w:color="auto" w:fill="F2F2F2"/>
         <w:spacing w:after="0"/>
         <w:ind w:left="283"/>
-      </w:pPr>
-      <w:r>
-        <w:rPr>
-          <w:rFonts w:ascii="Courier New" w:hAnsi="Courier New"/>
+        <w:rPr>
+          <w:rFonts w:asciiTheme="majorHAnsi" w:hAnsiTheme="majorHAnsi" w:cstheme="majorHAnsi"/>
+        </w:rPr>
+      </w:pPr>
+      <w:r>
+        <w:rPr>
+          <w:rFonts w:asciiTheme="majorHAnsi" w:hAnsiTheme="majorHAnsi" w:cstheme="majorHAnsi"/>
           <w:sz w:val="18"/>
         </w:rPr>
         <w:t xml:space="preserve">        df = pd.read_csv(KAYNAK)</w:t>
@@ -1196,10 +1644,13 @@
         <w:shd w:val="clear" w:color="auto" w:fill="F2F2F2"/>
         <w:spacing w:after="0"/>
         <w:ind w:left="283"/>
-      </w:pPr>
-      <w:r>
-        <w:rPr>
-          <w:rFonts w:ascii="Courier New" w:hAnsi="Courier New"/>
+        <w:rPr>
+          <w:rFonts w:asciiTheme="majorHAnsi" w:hAnsiTheme="majorHAnsi" w:cstheme="majorHAnsi"/>
+        </w:rPr>
+      </w:pPr>
+      <w:r>
+        <w:rPr>
+          <w:rFonts w:asciiTheme="majorHAnsi" w:hAnsiTheme="majorHAnsi" w:cstheme="majorHAnsi"/>
           <w:sz w:val="18"/>
         </w:rPr>
         <w:t xml:space="preserve">        rp.append(</w:t>
@@ -1210,10 +1661,13 @@
         <w:shd w:val="clear" w:color="auto" w:fill="F2F2F2"/>
         <w:spacing w:after="0"/>
         <w:ind w:left="283"/>
-      </w:pPr>
-      <w:r>
-        <w:rPr>
-          <w:rFonts w:ascii="Courier New" w:hAnsi="Courier New"/>
+        <w:rPr>
+          <w:rFonts w:asciiTheme="majorHAnsi" w:hAnsiTheme="majorHAnsi" w:cstheme="majorHAnsi"/>
+        </w:rPr>
+      </w:pPr>
+      <w:r>
+        <w:rPr>
+          <w:rFonts w:asciiTheme="majorHAnsi" w:hAnsiTheme="majorHAnsi" w:cstheme="majorHAnsi"/>
           <w:sz w:val="18"/>
         </w:rPr>
         <w:t xml:space="preserve">            f"İşleme alınan toplam kayıt sayısı: {len(df)}"</w:t>
@@ -1224,10 +1678,13 @@
         <w:shd w:val="clear" w:color="auto" w:fill="F2F2F2"/>
         <w:spacing w:after="0"/>
         <w:ind w:left="283"/>
-      </w:pPr>
-      <w:r>
-        <w:rPr>
-          <w:rFonts w:ascii="Courier New" w:hAnsi="Courier New"/>
+        <w:rPr>
+          <w:rFonts w:asciiTheme="majorHAnsi" w:hAnsiTheme="majorHAnsi" w:cstheme="majorHAnsi"/>
+        </w:rPr>
+      </w:pPr>
+      <w:r>
+        <w:rPr>
+          <w:rFonts w:asciiTheme="majorHAnsi" w:hAnsiTheme="majorHAnsi" w:cstheme="majorHAnsi"/>
           <w:sz w:val="18"/>
         </w:rPr>
         <w:t xml:space="preserve">        )</w:t>
@@ -1238,10 +1695,13 @@
         <w:shd w:val="clear" w:color="auto" w:fill="F2F2F2"/>
         <w:spacing w:after="0"/>
         <w:ind w:left="283"/>
-      </w:pPr>
-      <w:r>
-        <w:rPr>
-          <w:rFonts w:ascii="Courier New" w:hAnsi="Courier New"/>
+        <w:rPr>
+          <w:rFonts w:asciiTheme="majorHAnsi" w:hAnsiTheme="majorHAnsi" w:cstheme="majorHAnsi"/>
+        </w:rPr>
+      </w:pPr>
+      <w:r>
+        <w:rPr>
+          <w:rFonts w:asciiTheme="majorHAnsi" w:hAnsiTheme="majorHAnsi" w:cstheme="majorHAnsi"/>
           <w:sz w:val="18"/>
         </w:rPr>
         <w:t xml:space="preserve">    except FileNotFoundError:</w:t>
@@ -1252,10 +1712,13 @@
         <w:shd w:val="clear" w:color="auto" w:fill="F2F2F2"/>
         <w:spacing w:after="0"/>
         <w:ind w:left="283"/>
-      </w:pPr>
-      <w:r>
-        <w:rPr>
-          <w:rFonts w:ascii="Courier New" w:hAnsi="Courier New"/>
+        <w:rPr>
+          <w:rFonts w:asciiTheme="majorHAnsi" w:hAnsiTheme="majorHAnsi" w:cstheme="majorHAnsi"/>
+        </w:rPr>
+      </w:pPr>
+      <w:r>
+        <w:rPr>
+          <w:rFonts w:asciiTheme="majorHAnsi" w:hAnsiTheme="majorHAnsi" w:cstheme="majorHAnsi"/>
           <w:sz w:val="18"/>
         </w:rPr>
         <w:t xml:space="preserve">        print("titanic.csv bulunamadı!")</w:t>
@@ -1266,10 +1729,13 @@
         <w:shd w:val="clear" w:color="auto" w:fill="F2F2F2"/>
         <w:spacing w:after="0"/>
         <w:ind w:left="283"/>
-      </w:pPr>
-      <w:r>
-        <w:rPr>
-          <w:rFonts w:ascii="Courier New" w:hAnsi="Courier New"/>
+        <w:rPr>
+          <w:rFonts w:asciiTheme="majorHAnsi" w:hAnsiTheme="majorHAnsi" w:cstheme="majorHAnsi"/>
+        </w:rPr>
+      </w:pPr>
+      <w:r>
+        <w:rPr>
+          <w:rFonts w:asciiTheme="majorHAnsi" w:hAnsiTheme="majorHAnsi" w:cstheme="majorHAnsi"/>
           <w:sz w:val="18"/>
         </w:rPr>
         <w:t xml:space="preserve">        return</w:t>
@@ -1278,15 +1744,22 @@
     <w:p>
       <w:pPr>
         <w:spacing w:after="120"/>
+        <w:rPr>
+          <w:rFonts w:asciiTheme="majorHAnsi" w:hAnsiTheme="majorHAnsi" w:cstheme="majorHAnsi"/>
+        </w:rPr>
       </w:pPr>
     </w:p>
     <w:p>
       <w:pPr>
         <w:spacing w:after="160"/>
         <w:jc w:val="both"/>
-      </w:pPr>
-      <w:r>
-        <w:rPr>
+        <w:rPr>
+          <w:rFonts w:asciiTheme="majorHAnsi" w:hAnsiTheme="majorHAnsi" w:cstheme="majorHAnsi"/>
+        </w:rPr>
+      </w:pPr>
+      <w:r>
+        <w:rPr>
+          <w:rFonts w:asciiTheme="majorHAnsi" w:hAnsiTheme="majorHAnsi" w:cstheme="majorHAnsi"/>
           <w:sz w:val="24"/>
         </w:rPr>
         <w:t>Bu aşama sonucunda sistemde 891 adet yolcu kaydı başarıyla okunmuş ve Transform aşamasına hazır hâle getirilmiştir.</w:t>
@@ -1295,9 +1768,13 @@
     <w:p>
       <w:pPr>
         <w:spacing w:before="240" w:after="120"/>
-      </w:pPr>
-      <w:r>
-        <w:rPr>
+        <w:rPr>
+          <w:rFonts w:asciiTheme="majorHAnsi" w:hAnsiTheme="majorHAnsi" w:cstheme="majorHAnsi"/>
+        </w:rPr>
+      </w:pPr>
+      <w:r>
+        <w:rPr>
+          <w:rFonts w:asciiTheme="majorHAnsi" w:hAnsiTheme="majorHAnsi" w:cstheme="majorHAnsi"/>
           <w:b/>
           <w:sz w:val="28"/>
         </w:rPr>
@@ -1308,9 +1785,13 @@
       <w:pPr>
         <w:spacing w:after="160"/>
         <w:jc w:val="both"/>
-      </w:pPr>
-      <w:r>
-        <w:rPr>
+        <w:rPr>
+          <w:rFonts w:asciiTheme="majorHAnsi" w:hAnsiTheme="majorHAnsi" w:cstheme="majorHAnsi"/>
+        </w:rPr>
+      </w:pPr>
+      <w:r>
+        <w:rPr>
+          <w:rFonts w:asciiTheme="majorHAnsi" w:hAnsiTheme="majorHAnsi" w:cstheme="majorHAnsi"/>
           <w:sz w:val="24"/>
         </w:rPr>
         <w:t>Transform aşaması, ham verinin analiz edilebilir hâle getirilmesi için gerçekleştirilen tüm temizleme, doldurma ve standardizasyon işlemlerini kapsamaktadır. Bu projede üç temel dönüştürme adımı uygulanmıştır.</w:t>
@@ -1319,9 +1800,13 @@
     <w:p>
       <w:pPr>
         <w:spacing w:before="240" w:after="120"/>
-      </w:pPr>
-      <w:r>
-        <w:rPr>
+        <w:rPr>
+          <w:rFonts w:asciiTheme="majorHAnsi" w:hAnsiTheme="majorHAnsi" w:cstheme="majorHAnsi"/>
+        </w:rPr>
+      </w:pPr>
+      <w:r>
+        <w:rPr>
+          <w:rFonts w:asciiTheme="majorHAnsi" w:hAnsiTheme="majorHAnsi" w:cstheme="majorHAnsi"/>
           <w:b/>
           <w:sz w:val="26"/>
         </w:rPr>
@@ -1332,9 +1817,13 @@
       <w:pPr>
         <w:spacing w:after="120"/>
         <w:jc w:val="both"/>
-      </w:pPr>
-      <w:r>
-        <w:rPr>
+        <w:rPr>
+          <w:rFonts w:asciiTheme="majorHAnsi" w:hAnsiTheme="majorHAnsi" w:cstheme="majorHAnsi"/>
+        </w:rPr>
+      </w:pPr>
+      <w:r>
+        <w:rPr>
+          <w:rFonts w:asciiTheme="majorHAnsi" w:hAnsiTheme="majorHAnsi" w:cstheme="majorHAnsi"/>
           <w:sz w:val="24"/>
         </w:rPr>
         <w:t>Veri setinde 177 adet Age (Yaş) değerinin eksik olduğu tespit edilmiştir. Aykırı değerlere karşı dayanıklı bir ölçü olan medyan kullanılarak bu eksiklikler doldurulmuştur. Aynı zamanda Embarked kolonundaki 2 eksik değer en yaygın liman olan 'S' (Southampton) ile tamamlanmıştır.</w:t>
@@ -1343,6 +1832,9 @@
     <w:p>
       <w:pPr>
         <w:spacing w:before="80" w:after="0"/>
+        <w:rPr>
+          <w:rFonts w:asciiTheme="majorHAnsi" w:hAnsiTheme="majorHAnsi" w:cstheme="majorHAnsi"/>
+        </w:rPr>
       </w:pPr>
     </w:p>
     <w:p>
@@ -1350,10 +1842,13 @@
         <w:shd w:val="clear" w:color="auto" w:fill="F2F2F2"/>
         <w:spacing w:after="0"/>
         <w:ind w:left="283"/>
-      </w:pPr>
-      <w:r>
-        <w:rPr>
-          <w:rFonts w:ascii="Courier New" w:hAnsi="Courier New"/>
+        <w:rPr>
+          <w:rFonts w:asciiTheme="majorHAnsi" w:hAnsiTheme="majorHAnsi" w:cstheme="majorHAnsi"/>
+        </w:rPr>
+      </w:pPr>
+      <w:r>
+        <w:rPr>
+          <w:rFonts w:asciiTheme="majorHAnsi" w:hAnsiTheme="majorHAnsi" w:cstheme="majorHAnsi"/>
           <w:sz w:val="18"/>
         </w:rPr>
         <w:t># Yaş sütunundaki eksikleri medyan ile doldur</w:t>
@@ -1364,10 +1859,13 @@
         <w:shd w:val="clear" w:color="auto" w:fill="F2F2F2"/>
         <w:spacing w:after="0"/>
         <w:ind w:left="283"/>
-      </w:pPr>
-      <w:r>
-        <w:rPr>
-          <w:rFonts w:ascii="Courier New" w:hAnsi="Courier New"/>
+        <w:rPr>
+          <w:rFonts w:asciiTheme="majorHAnsi" w:hAnsiTheme="majorHAnsi" w:cstheme="majorHAnsi"/>
+        </w:rPr>
+      </w:pPr>
+      <w:r>
+        <w:rPr>
+          <w:rFonts w:asciiTheme="majorHAnsi" w:hAnsiTheme="majorHAnsi" w:cstheme="majorHAnsi"/>
           <w:sz w:val="18"/>
         </w:rPr>
         <w:t>eksik_yas_sayisi = df['Age'].isnull().sum()</w:t>
@@ -1378,10 +1876,13 @@
         <w:shd w:val="clear" w:color="auto" w:fill="F2F2F2"/>
         <w:spacing w:after="0"/>
         <w:ind w:left="283"/>
-      </w:pPr>
-      <w:r>
-        <w:rPr>
-          <w:rFonts w:ascii="Courier New" w:hAnsi="Courier New"/>
+        <w:rPr>
+          <w:rFonts w:asciiTheme="majorHAnsi" w:hAnsiTheme="majorHAnsi" w:cstheme="majorHAnsi"/>
+        </w:rPr>
+      </w:pPr>
+      <w:r>
+        <w:rPr>
+          <w:rFonts w:asciiTheme="majorHAnsi" w:hAnsiTheme="majorHAnsi" w:cstheme="majorHAnsi"/>
           <w:sz w:val="18"/>
         </w:rPr>
         <w:t>df['Age'] = df['Age'].fillna(df['Age'].median())</w:t>
@@ -1392,10 +1893,13 @@
         <w:shd w:val="clear" w:color="auto" w:fill="F2F2F2"/>
         <w:spacing w:after="0"/>
         <w:ind w:left="283"/>
-      </w:pPr>
-      <w:r>
-        <w:rPr>
-          <w:rFonts w:ascii="Courier New" w:hAnsi="Courier New"/>
+        <w:rPr>
+          <w:rFonts w:asciiTheme="majorHAnsi" w:hAnsiTheme="majorHAnsi" w:cstheme="majorHAnsi"/>
+        </w:rPr>
+      </w:pPr>
+      <w:r>
+        <w:rPr>
+          <w:rFonts w:asciiTheme="majorHAnsi" w:hAnsiTheme="majorHAnsi" w:cstheme="majorHAnsi"/>
           <w:sz w:val="18"/>
         </w:rPr>
         <w:t xml:space="preserve"> </w:t>
@@ -1406,10 +1910,13 @@
         <w:shd w:val="clear" w:color="auto" w:fill="F2F2F2"/>
         <w:spacing w:after="0"/>
         <w:ind w:left="283"/>
-      </w:pPr>
-      <w:r>
-        <w:rPr>
-          <w:rFonts w:ascii="Courier New" w:hAnsi="Courier New"/>
+        <w:rPr>
+          <w:rFonts w:asciiTheme="majorHAnsi" w:hAnsiTheme="majorHAnsi" w:cstheme="majorHAnsi"/>
+        </w:rPr>
+      </w:pPr>
+      <w:r>
+        <w:rPr>
+          <w:rFonts w:asciiTheme="majorHAnsi" w:hAnsiTheme="majorHAnsi" w:cstheme="majorHAnsi"/>
           <w:sz w:val="18"/>
         </w:rPr>
         <w:t># Embarked sütunundaki 2 eksik değeri 'S' ile doldur</w:t>
@@ -1420,10 +1927,13 @@
         <w:shd w:val="clear" w:color="auto" w:fill="F2F2F2"/>
         <w:spacing w:after="0"/>
         <w:ind w:left="283"/>
-      </w:pPr>
-      <w:r>
-        <w:rPr>
-          <w:rFonts w:ascii="Courier New" w:hAnsi="Courier New"/>
+        <w:rPr>
+          <w:rFonts w:asciiTheme="majorHAnsi" w:hAnsiTheme="majorHAnsi" w:cstheme="majorHAnsi"/>
+        </w:rPr>
+      </w:pPr>
+      <w:r>
+        <w:rPr>
+          <w:rFonts w:asciiTheme="majorHAnsi" w:hAnsiTheme="majorHAnsi" w:cstheme="majorHAnsi"/>
           <w:sz w:val="18"/>
         </w:rPr>
         <w:t>df['Embarked'] = df['Embarked'].fillna('S')</w:t>
@@ -1434,10 +1944,13 @@
         <w:shd w:val="clear" w:color="auto" w:fill="F2F2F2"/>
         <w:spacing w:after="0"/>
         <w:ind w:left="283"/>
-      </w:pPr>
-      <w:r>
-        <w:rPr>
-          <w:rFonts w:ascii="Courier New" w:hAnsi="Courier New"/>
+        <w:rPr>
+          <w:rFonts w:asciiTheme="majorHAnsi" w:hAnsiTheme="majorHAnsi" w:cstheme="majorHAnsi"/>
+        </w:rPr>
+      </w:pPr>
+      <w:r>
+        <w:rPr>
+          <w:rFonts w:asciiTheme="majorHAnsi" w:hAnsiTheme="majorHAnsi" w:cstheme="majorHAnsi"/>
           <w:sz w:val="18"/>
         </w:rPr>
         <w:t xml:space="preserve"> </w:t>
@@ -1448,10 +1961,13 @@
         <w:shd w:val="clear" w:color="auto" w:fill="F2F2F2"/>
         <w:spacing w:after="0"/>
         <w:ind w:left="283"/>
-      </w:pPr>
-      <w:r>
-        <w:rPr>
-          <w:rFonts w:ascii="Courier New" w:hAnsi="Courier New"/>
+        <w:rPr>
+          <w:rFonts w:asciiTheme="majorHAnsi" w:hAnsiTheme="majorHAnsi" w:cstheme="majorHAnsi"/>
+        </w:rPr>
+      </w:pPr>
+      <w:r>
+        <w:rPr>
+          <w:rFonts w:asciiTheme="majorHAnsi" w:hAnsiTheme="majorHAnsi" w:cstheme="majorHAnsi"/>
           <w:sz w:val="18"/>
         </w:rPr>
         <w:t>rp.append(f"Eksik {eksik_yas_sayisi} yaş değeri medyanla dolduruldu.")</w:t>
@@ -1462,10 +1978,13 @@
         <w:shd w:val="clear" w:color="auto" w:fill="F2F2F2"/>
         <w:spacing w:after="0"/>
         <w:ind w:left="283"/>
-      </w:pPr>
-      <w:r>
-        <w:rPr>
-          <w:rFonts w:ascii="Courier New" w:hAnsi="Courier New"/>
+        <w:rPr>
+          <w:rFonts w:asciiTheme="majorHAnsi" w:hAnsiTheme="majorHAnsi" w:cstheme="majorHAnsi"/>
+        </w:rPr>
+      </w:pPr>
+      <w:r>
+        <w:rPr>
+          <w:rFonts w:asciiTheme="majorHAnsi" w:hAnsiTheme="majorHAnsi" w:cstheme="majorHAnsi"/>
           <w:sz w:val="18"/>
         </w:rPr>
         <w:t>rp.append(f"Güncel temizlenmiş kayıt sayısı: {len(df)}")</w:t>
@@ -1474,17 +1993,25 @@
     <w:p>
       <w:pPr>
         <w:spacing w:after="120"/>
+        <w:rPr>
+          <w:rFonts w:asciiTheme="majorHAnsi" w:hAnsiTheme="majorHAnsi" w:cstheme="majorHAnsi"/>
+        </w:rPr>
       </w:pPr>
     </w:p>
     <w:p>
       <w:pPr>
         <w:spacing w:before="240" w:after="120"/>
-      </w:pPr>
-      <w:r>
-        <w:rPr>
+        <w:rPr>
+          <w:rFonts w:asciiTheme="majorHAnsi" w:hAnsiTheme="majorHAnsi" w:cstheme="majorHAnsi"/>
+        </w:rPr>
+      </w:pPr>
+      <w:r>
+        <w:rPr>
+          <w:rFonts w:asciiTheme="majorHAnsi" w:hAnsiTheme="majorHAnsi" w:cstheme="majorHAnsi"/>
           <w:b/>
           <w:sz w:val="26"/>
         </w:rPr>
+        <w:lastRenderedPageBreak/>
         <w:t>4.2. Gereksiz Kolonların Silinmesi</w:t>
       </w:r>
     </w:p>
@@ -1492,9 +2019,13 @@
       <w:pPr>
         <w:spacing w:after="120"/>
         <w:jc w:val="both"/>
-      </w:pPr>
-      <w:r>
-        <w:rPr>
+        <w:rPr>
+          <w:rFonts w:asciiTheme="majorHAnsi" w:hAnsiTheme="majorHAnsi" w:cstheme="majorHAnsi"/>
+        </w:rPr>
+      </w:pPr>
+      <w:r>
+        <w:rPr>
+          <w:rFonts w:asciiTheme="majorHAnsi" w:hAnsiTheme="majorHAnsi" w:cstheme="majorHAnsi"/>
           <w:sz w:val="24"/>
         </w:rPr>
         <w:t>Cabin kolonunda eksiklik oranı %77,1 olarak ölçülmüş olup bu değer, kolonün analitik ya da tahminsel herhangi bir katkı sağlamasını olanaksız kılmaktadır. Bu nedenle ilgili kolon veri çerçevesinden kalıcı olarak drop() yöntemiyle çıkarılmıştır.</w:t>
@@ -1503,6 +2034,9 @@
     <w:p>
       <w:pPr>
         <w:spacing w:before="80" w:after="0"/>
+        <w:rPr>
+          <w:rFonts w:asciiTheme="majorHAnsi" w:hAnsiTheme="majorHAnsi" w:cstheme="majorHAnsi"/>
+        </w:rPr>
       </w:pPr>
     </w:p>
     <w:p>
@@ -1510,10 +2044,13 @@
         <w:shd w:val="clear" w:color="auto" w:fill="F2F2F2"/>
         <w:spacing w:after="0"/>
         <w:ind w:left="283"/>
-      </w:pPr>
-      <w:r>
-        <w:rPr>
-          <w:rFonts w:ascii="Courier New" w:hAnsi="Courier New"/>
+        <w:rPr>
+          <w:rFonts w:asciiTheme="majorHAnsi" w:hAnsiTheme="majorHAnsi" w:cstheme="majorHAnsi"/>
+        </w:rPr>
+      </w:pPr>
+      <w:r>
+        <w:rPr>
+          <w:rFonts w:asciiTheme="majorHAnsi" w:hAnsiTheme="majorHAnsi" w:cstheme="majorHAnsi"/>
           <w:sz w:val="18"/>
         </w:rPr>
         <w:t># Cabin kolonu %77 eksik olup modele katkı sağlamadığından silindi</w:t>
@@ -1524,10 +2061,13 @@
         <w:shd w:val="clear" w:color="auto" w:fill="F2F2F2"/>
         <w:spacing w:after="0"/>
         <w:ind w:left="283"/>
-      </w:pPr>
-      <w:r>
-        <w:rPr>
-          <w:rFonts w:ascii="Courier New" w:hAnsi="Courier New"/>
+        <w:rPr>
+          <w:rFonts w:asciiTheme="majorHAnsi" w:hAnsiTheme="majorHAnsi" w:cstheme="majorHAnsi"/>
+        </w:rPr>
+      </w:pPr>
+      <w:r>
+        <w:rPr>
+          <w:rFonts w:asciiTheme="majorHAnsi" w:hAnsiTheme="majorHAnsi" w:cstheme="majorHAnsi"/>
           <w:sz w:val="18"/>
         </w:rPr>
         <w:t>df.drop('Cabin', axis=1, inplace=True)</w:t>
@@ -1538,10 +2078,13 @@
         <w:shd w:val="clear" w:color="auto" w:fill="F2F2F2"/>
         <w:spacing w:after="0"/>
         <w:ind w:left="283"/>
-      </w:pPr>
-      <w:r>
-        <w:rPr>
-          <w:rFonts w:ascii="Courier New" w:hAnsi="Courier New"/>
+        <w:rPr>
+          <w:rFonts w:asciiTheme="majorHAnsi" w:hAnsiTheme="majorHAnsi" w:cstheme="majorHAnsi"/>
+        </w:rPr>
+      </w:pPr>
+      <w:r>
+        <w:rPr>
+          <w:rFonts w:asciiTheme="majorHAnsi" w:hAnsiTheme="majorHAnsi" w:cstheme="majorHAnsi"/>
           <w:sz w:val="18"/>
         </w:rPr>
         <w:t xml:space="preserve"> </w:t>
@@ -1552,10 +2095,13 @@
         <w:shd w:val="clear" w:color="auto" w:fill="F2F2F2"/>
         <w:spacing w:after="0"/>
         <w:ind w:left="283"/>
-      </w:pPr>
-      <w:r>
-        <w:rPr>
-          <w:rFonts w:ascii="Courier New" w:hAnsi="Courier New"/>
+        <w:rPr>
+          <w:rFonts w:asciiTheme="majorHAnsi" w:hAnsiTheme="majorHAnsi" w:cstheme="majorHAnsi"/>
+        </w:rPr>
+      </w:pPr>
+      <w:r>
+        <w:rPr>
+          <w:rFonts w:asciiTheme="majorHAnsi" w:hAnsiTheme="majorHAnsi" w:cstheme="majorHAnsi"/>
           <w:sz w:val="18"/>
         </w:rPr>
         <w:t xml:space="preserve"> </w:t>
@@ -1566,10 +2112,13 @@
         <w:shd w:val="clear" w:color="auto" w:fill="F2F2F2"/>
         <w:spacing w:after="0"/>
         <w:ind w:left="283"/>
-      </w:pPr>
-      <w:r>
-        <w:rPr>
-          <w:rFonts w:ascii="Courier New" w:hAnsi="Courier New"/>
+        <w:rPr>
+          <w:rFonts w:asciiTheme="majorHAnsi" w:hAnsiTheme="majorHAnsi" w:cstheme="majorHAnsi"/>
+        </w:rPr>
+      </w:pPr>
+      <w:r>
+        <w:rPr>
+          <w:rFonts w:asciiTheme="majorHAnsi" w:hAnsiTheme="majorHAnsi" w:cstheme="majorHAnsi"/>
           <w:sz w:val="18"/>
         </w:rPr>
         <w:t xml:space="preserve"> </w:t>
@@ -1580,10 +2129,13 @@
         <w:shd w:val="clear" w:color="auto" w:fill="F2F2F2"/>
         <w:spacing w:after="0"/>
         <w:ind w:left="283"/>
-      </w:pPr>
-      <w:r>
-        <w:rPr>
-          <w:rFonts w:ascii="Courier New" w:hAnsi="Courier New"/>
+        <w:rPr>
+          <w:rFonts w:asciiTheme="majorHAnsi" w:hAnsiTheme="majorHAnsi" w:cstheme="majorHAnsi"/>
+        </w:rPr>
+      </w:pPr>
+      <w:r>
+        <w:rPr>
+          <w:rFonts w:asciiTheme="majorHAnsi" w:hAnsiTheme="majorHAnsi" w:cstheme="majorHAnsi"/>
           <w:sz w:val="18"/>
         </w:rPr>
         <w:t xml:space="preserve"> </w:t>
@@ -1594,10 +2146,13 @@
         <w:shd w:val="clear" w:color="auto" w:fill="F2F2F2"/>
         <w:spacing w:after="0"/>
         <w:ind w:left="283"/>
-      </w:pPr>
-      <w:r>
-        <w:rPr>
-          <w:rFonts w:ascii="Courier New" w:hAnsi="Courier New"/>
+        <w:rPr>
+          <w:rFonts w:asciiTheme="majorHAnsi" w:hAnsiTheme="majorHAnsi" w:cstheme="majorHAnsi"/>
+        </w:rPr>
+      </w:pPr>
+      <w:r>
+        <w:rPr>
+          <w:rFonts w:asciiTheme="majorHAnsi" w:hAnsiTheme="majorHAnsi" w:cstheme="majorHAnsi"/>
           <w:sz w:val="18"/>
         </w:rPr>
         <w:t xml:space="preserve"> </w:t>
@@ -1606,14 +2161,21 @@
     <w:p>
       <w:pPr>
         <w:spacing w:after="120"/>
+        <w:rPr>
+          <w:rFonts w:asciiTheme="majorHAnsi" w:hAnsiTheme="majorHAnsi" w:cstheme="majorHAnsi"/>
+        </w:rPr>
       </w:pPr>
     </w:p>
     <w:p>
       <w:pPr>
         <w:spacing w:before="240" w:after="120"/>
-      </w:pPr>
-      <w:r>
-        <w:rPr>
+        <w:rPr>
+          <w:rFonts w:asciiTheme="majorHAnsi" w:hAnsiTheme="majorHAnsi" w:cstheme="majorHAnsi"/>
+        </w:rPr>
+      </w:pPr>
+      <w:r>
+        <w:rPr>
+          <w:rFonts w:asciiTheme="majorHAnsi" w:hAnsiTheme="majorHAnsi" w:cstheme="majorHAnsi"/>
           <w:b/>
           <w:sz w:val="26"/>
         </w:rPr>
@@ -1624,9 +2186,13 @@
       <w:pPr>
         <w:spacing w:after="120"/>
         <w:jc w:val="both"/>
-      </w:pPr>
-      <w:r>
-        <w:rPr>
+        <w:rPr>
+          <w:rFonts w:asciiTheme="majorHAnsi" w:hAnsiTheme="majorHAnsi" w:cstheme="majorHAnsi"/>
+        </w:rPr>
+      </w:pPr>
+      <w:r>
+        <w:rPr>
+          <w:rFonts w:asciiTheme="majorHAnsi" w:hAnsiTheme="majorHAnsi" w:cstheme="majorHAnsi"/>
           <w:sz w:val="24"/>
         </w:rPr>
         <w:t>Embarked sütunundaki tek harfli liman kodları (C, Q, S) daha okunabilir ve anlamlı liman adlarına dönüştürülmüştür. Bu işlem, ileriki analizlerde veri tutarlılığını artırmaktadır.</w:t>
@@ -1635,6 +2201,9 @@
     <w:p>
       <w:pPr>
         <w:spacing w:before="80" w:after="0"/>
+        <w:rPr>
+          <w:rFonts w:asciiTheme="majorHAnsi" w:hAnsiTheme="majorHAnsi" w:cstheme="majorHAnsi"/>
+        </w:rPr>
       </w:pPr>
     </w:p>
     <w:p>
@@ -1642,10 +2211,13 @@
         <w:shd w:val="clear" w:color="auto" w:fill="F2F2F2"/>
         <w:spacing w:after="0"/>
         <w:ind w:left="283"/>
-      </w:pPr>
-      <w:r>
-        <w:rPr>
-          <w:rFonts w:ascii="Courier New" w:hAnsi="Courier New"/>
+        <w:rPr>
+          <w:rFonts w:asciiTheme="majorHAnsi" w:hAnsiTheme="majorHAnsi" w:cstheme="majorHAnsi"/>
+        </w:rPr>
+      </w:pPr>
+      <w:r>
+        <w:rPr>
+          <w:rFonts w:asciiTheme="majorHAnsi" w:hAnsiTheme="majorHAnsi" w:cstheme="majorHAnsi"/>
           <w:sz w:val="18"/>
         </w:rPr>
         <w:t># Liman kısaltmalarını tam ada dönüştür</w:t>
@@ -1656,10 +2228,13 @@
         <w:shd w:val="clear" w:color="auto" w:fill="F2F2F2"/>
         <w:spacing w:after="0"/>
         <w:ind w:left="283"/>
-      </w:pPr>
-      <w:r>
-        <w:rPr>
-          <w:rFonts w:ascii="Courier New" w:hAnsi="Courier New"/>
+        <w:rPr>
+          <w:rFonts w:asciiTheme="majorHAnsi" w:hAnsiTheme="majorHAnsi" w:cstheme="majorHAnsi"/>
+        </w:rPr>
+      </w:pPr>
+      <w:r>
+        <w:rPr>
+          <w:rFonts w:asciiTheme="majorHAnsi" w:hAnsiTheme="majorHAnsi" w:cstheme="majorHAnsi"/>
           <w:sz w:val="18"/>
         </w:rPr>
         <w:t>limanlar = {'C': 'Cherbourg', 'Q': 'Queenstown', 'S': 'Southampton'}</w:t>
@@ -1668,10 +2243,13 @@
     <w:p>
       <w:pPr>
         <w:spacing w:after="120"/>
-      </w:pPr>
-      <w:r>
-        <w:rPr>
-          <w:rFonts w:ascii="Courier New" w:hAnsi="Courier New"/>
+        <w:rPr>
+          <w:rFonts w:asciiTheme="majorHAnsi" w:hAnsiTheme="majorHAnsi" w:cstheme="majorHAnsi"/>
+        </w:rPr>
+      </w:pPr>
+      <w:r>
+        <w:rPr>
+          <w:rFonts w:asciiTheme="majorHAnsi" w:hAnsiTheme="majorHAnsi" w:cstheme="majorHAnsi"/>
           <w:sz w:val="18"/>
         </w:rPr>
         <w:t>df['Embarked'] = df['Embarked'].map(limanlar)</w:t>
@@ -1680,9 +2258,13 @@
     <w:p>
       <w:pPr>
         <w:spacing w:before="240" w:after="120"/>
-      </w:pPr>
-      <w:r>
-        <w:rPr>
+        <w:rPr>
+          <w:rFonts w:asciiTheme="majorHAnsi" w:hAnsiTheme="majorHAnsi" w:cstheme="majorHAnsi"/>
+        </w:rPr>
+      </w:pPr>
+      <w:r>
+        <w:rPr>
+          <w:rFonts w:asciiTheme="majorHAnsi" w:hAnsiTheme="majorHAnsi" w:cstheme="majorHAnsi"/>
           <w:b/>
           <w:sz w:val="28"/>
         </w:rPr>
@@ -1693,9 +2275,13 @@
       <w:pPr>
         <w:spacing w:after="120"/>
         <w:jc w:val="both"/>
-      </w:pPr>
-      <w:r>
-        <w:rPr>
+        <w:rPr>
+          <w:rFonts w:asciiTheme="majorHAnsi" w:hAnsiTheme="majorHAnsi" w:cstheme="majorHAnsi"/>
+        </w:rPr>
+      </w:pPr>
+      <w:r>
+        <w:rPr>
+          <w:rFonts w:asciiTheme="majorHAnsi" w:hAnsiTheme="majorHAnsi" w:cstheme="majorHAnsi"/>
           <w:sz w:val="24"/>
         </w:rPr>
         <w:t>Tüm temizleme işlemleri tamamlandıktan sonra bellek üzerindeki DataFrame nesnesi, sqlite3 kütüphanesi kullanılarak Titanic_Cleaned.db adlı SQLite veritabanına aktarılmaktadır. Her çalıştırmada tutarlılık sağlamak amacıyla varsa önceki veritabanı dosyası silinmektedir.</w:t>
@@ -1704,6 +2290,9 @@
     <w:p>
       <w:pPr>
         <w:spacing w:before="80" w:after="0"/>
+        <w:rPr>
+          <w:rFonts w:asciiTheme="majorHAnsi" w:hAnsiTheme="majorHAnsi" w:cstheme="majorHAnsi"/>
+        </w:rPr>
       </w:pPr>
     </w:p>
     <w:p>
@@ -1711,10 +2300,13 @@
         <w:shd w:val="clear" w:color="auto" w:fill="F2F2F2"/>
         <w:spacing w:after="0"/>
         <w:ind w:left="283"/>
-      </w:pPr>
-      <w:r>
-        <w:rPr>
-          <w:rFonts w:ascii="Courier New" w:hAnsi="Courier New"/>
+        <w:rPr>
+          <w:rFonts w:asciiTheme="majorHAnsi" w:hAnsiTheme="majorHAnsi" w:cstheme="majorHAnsi"/>
+        </w:rPr>
+      </w:pPr>
+      <w:r>
+        <w:rPr>
+          <w:rFonts w:asciiTheme="majorHAnsi" w:hAnsiTheme="majorHAnsi" w:cstheme="majorHAnsi"/>
           <w:sz w:val="18"/>
         </w:rPr>
         <w:t xml:space="preserve">    # 3. LOAD (Temiz Veriyi SQLite ile Saklama)</w:t>
@@ -1725,10 +2317,13 @@
         <w:shd w:val="clear" w:color="auto" w:fill="F2F2F2"/>
         <w:spacing w:after="0"/>
         <w:ind w:left="283"/>
-      </w:pPr>
-      <w:r>
-        <w:rPr>
-          <w:rFonts w:ascii="Courier New" w:hAnsi="Courier New"/>
+        <w:rPr>
+          <w:rFonts w:asciiTheme="majorHAnsi" w:hAnsiTheme="majorHAnsi" w:cstheme="majorHAnsi"/>
+        </w:rPr>
+      </w:pPr>
+      <w:r>
+        <w:rPr>
+          <w:rFonts w:asciiTheme="majorHAnsi" w:hAnsiTheme="majorHAnsi" w:cstheme="majorHAnsi"/>
           <w:sz w:val="18"/>
         </w:rPr>
         <w:t xml:space="preserve">    if os.path.exists(HEDEF):</w:t>
@@ -1739,10 +2334,13 @@
         <w:shd w:val="clear" w:color="auto" w:fill="F2F2F2"/>
         <w:spacing w:after="0"/>
         <w:ind w:left="283"/>
-      </w:pPr>
-      <w:r>
-        <w:rPr>
-          <w:rFonts w:ascii="Courier New" w:hAnsi="Courier New"/>
+        <w:rPr>
+          <w:rFonts w:asciiTheme="majorHAnsi" w:hAnsiTheme="majorHAnsi" w:cstheme="majorHAnsi"/>
+        </w:rPr>
+      </w:pPr>
+      <w:r>
+        <w:rPr>
+          <w:rFonts w:asciiTheme="majorHAnsi" w:hAnsiTheme="majorHAnsi" w:cstheme="majorHAnsi"/>
           <w:sz w:val="18"/>
         </w:rPr>
         <w:t xml:space="preserve">        os.remove(HEDEF)  # Önceki veritabanını temizle</w:t>
@@ -1753,10 +2351,13 @@
         <w:shd w:val="clear" w:color="auto" w:fill="F2F2F2"/>
         <w:spacing w:after="0"/>
         <w:ind w:left="283"/>
-      </w:pPr>
-      <w:r>
-        <w:rPr>
-          <w:rFonts w:ascii="Courier New" w:hAnsi="Courier New"/>
+        <w:rPr>
+          <w:rFonts w:asciiTheme="majorHAnsi" w:hAnsiTheme="majorHAnsi" w:cstheme="majorHAnsi"/>
+        </w:rPr>
+      </w:pPr>
+      <w:r>
+        <w:rPr>
+          <w:rFonts w:asciiTheme="majorHAnsi" w:hAnsiTheme="majorHAnsi" w:cstheme="majorHAnsi"/>
           <w:sz w:val="18"/>
         </w:rPr>
         <w:t xml:space="preserve"> </w:t>
@@ -1767,10 +2368,13 @@
         <w:shd w:val="clear" w:color="auto" w:fill="F2F2F2"/>
         <w:spacing w:after="0"/>
         <w:ind w:left="283"/>
-      </w:pPr>
-      <w:r>
-        <w:rPr>
-          <w:rFonts w:ascii="Courier New" w:hAnsi="Courier New"/>
+        <w:rPr>
+          <w:rFonts w:asciiTheme="majorHAnsi" w:hAnsiTheme="majorHAnsi" w:cstheme="majorHAnsi"/>
+        </w:rPr>
+      </w:pPr>
+      <w:r>
+        <w:rPr>
+          <w:rFonts w:asciiTheme="majorHAnsi" w:hAnsiTheme="majorHAnsi" w:cstheme="majorHAnsi"/>
           <w:sz w:val="18"/>
         </w:rPr>
         <w:t xml:space="preserve">    conn = sqlite3.connect(HEDEF)</w:t>
@@ -1781,10 +2385,13 @@
         <w:shd w:val="clear" w:color="auto" w:fill="F2F2F2"/>
         <w:spacing w:after="0"/>
         <w:ind w:left="283"/>
-      </w:pPr>
-      <w:r>
-        <w:rPr>
-          <w:rFonts w:ascii="Courier New" w:hAnsi="Courier New"/>
+        <w:rPr>
+          <w:rFonts w:asciiTheme="majorHAnsi" w:hAnsiTheme="majorHAnsi" w:cstheme="majorHAnsi"/>
+        </w:rPr>
+      </w:pPr>
+      <w:r>
+        <w:rPr>
+          <w:rFonts w:asciiTheme="majorHAnsi" w:hAnsiTheme="majorHAnsi" w:cstheme="majorHAnsi"/>
           <w:sz w:val="18"/>
         </w:rPr>
         <w:t xml:space="preserve"> </w:t>
@@ -1795,10 +2402,13 @@
         <w:shd w:val="clear" w:color="auto" w:fill="F2F2F2"/>
         <w:spacing w:after="0"/>
         <w:ind w:left="283"/>
-      </w:pPr>
-      <w:r>
-        <w:rPr>
-          <w:rFonts w:ascii="Courier New" w:hAnsi="Courier New"/>
+        <w:rPr>
+          <w:rFonts w:asciiTheme="majorHAnsi" w:hAnsiTheme="majorHAnsi" w:cstheme="majorHAnsi"/>
+        </w:rPr>
+      </w:pPr>
+      <w:r>
+        <w:rPr>
+          <w:rFonts w:asciiTheme="majorHAnsi" w:hAnsiTheme="majorHAnsi" w:cstheme="majorHAnsi"/>
           <w:sz w:val="18"/>
         </w:rPr>
         <w:t xml:space="preserve">    # DataFrame'i 'TitanicData' tablosu olarak veritabanına yaz</w:t>
@@ -1809,10 +2419,13 @@
         <w:shd w:val="clear" w:color="auto" w:fill="F2F2F2"/>
         <w:spacing w:after="0"/>
         <w:ind w:left="283"/>
-      </w:pPr>
-      <w:r>
-        <w:rPr>
-          <w:rFonts w:ascii="Courier New" w:hAnsi="Courier New"/>
+        <w:rPr>
+          <w:rFonts w:asciiTheme="majorHAnsi" w:hAnsiTheme="majorHAnsi" w:cstheme="majorHAnsi"/>
+        </w:rPr>
+      </w:pPr>
+      <w:r>
+        <w:rPr>
+          <w:rFonts w:asciiTheme="majorHAnsi" w:hAnsiTheme="majorHAnsi" w:cstheme="majorHAnsi"/>
           <w:sz w:val="18"/>
         </w:rPr>
         <w:t xml:space="preserve">    df.to_sql('TitanicData', conn, if_exists='replace', index=False)</w:t>
@@ -1823,10 +2436,13 @@
         <w:shd w:val="clear" w:color="auto" w:fill="F2F2F2"/>
         <w:spacing w:after="0"/>
         <w:ind w:left="283"/>
-      </w:pPr>
-      <w:r>
-        <w:rPr>
-          <w:rFonts w:ascii="Courier New" w:hAnsi="Courier New"/>
+        <w:rPr>
+          <w:rFonts w:asciiTheme="majorHAnsi" w:hAnsiTheme="majorHAnsi" w:cstheme="majorHAnsi"/>
+        </w:rPr>
+      </w:pPr>
+      <w:r>
+        <w:rPr>
+          <w:rFonts w:asciiTheme="majorHAnsi" w:hAnsiTheme="majorHAnsi" w:cstheme="majorHAnsi"/>
           <w:sz w:val="18"/>
         </w:rPr>
         <w:t xml:space="preserve">    conn.close()</w:t>
@@ -1837,10 +2453,13 @@
         <w:shd w:val="clear" w:color="auto" w:fill="F2F2F2"/>
         <w:spacing w:after="0"/>
         <w:ind w:left="283"/>
-      </w:pPr>
-      <w:r>
-        <w:rPr>
-          <w:rFonts w:ascii="Courier New" w:hAnsi="Courier New"/>
+        <w:rPr>
+          <w:rFonts w:asciiTheme="majorHAnsi" w:hAnsiTheme="majorHAnsi" w:cstheme="majorHAnsi"/>
+        </w:rPr>
+      </w:pPr>
+      <w:r>
+        <w:rPr>
+          <w:rFonts w:asciiTheme="majorHAnsi" w:hAnsiTheme="majorHAnsi" w:cstheme="majorHAnsi"/>
           <w:sz w:val="18"/>
         </w:rPr>
         <w:t xml:space="preserve"> </w:t>
@@ -1851,10 +2470,13 @@
         <w:shd w:val="clear" w:color="auto" w:fill="F2F2F2"/>
         <w:spacing w:after="0"/>
         <w:ind w:left="283"/>
-      </w:pPr>
-      <w:r>
-        <w:rPr>
-          <w:rFonts w:ascii="Courier New" w:hAnsi="Courier New"/>
+        <w:rPr>
+          <w:rFonts w:asciiTheme="majorHAnsi" w:hAnsiTheme="majorHAnsi" w:cstheme="majorHAnsi"/>
+        </w:rPr>
+      </w:pPr>
+      <w:r>
+        <w:rPr>
+          <w:rFonts w:asciiTheme="majorHAnsi" w:hAnsiTheme="majorHAnsi" w:cstheme="majorHAnsi"/>
           <w:sz w:val="18"/>
         </w:rPr>
         <w:t xml:space="preserve">    rp.append(</w:t>
@@ -1865,10 +2487,13 @@
         <w:shd w:val="clear" w:color="auto" w:fill="F2F2F2"/>
         <w:spacing w:after="0"/>
         <w:ind w:left="283"/>
-      </w:pPr>
-      <w:r>
-        <w:rPr>
-          <w:rFonts w:ascii="Courier New" w:hAnsi="Courier New"/>
+        <w:rPr>
+          <w:rFonts w:asciiTheme="majorHAnsi" w:hAnsiTheme="majorHAnsi" w:cstheme="majorHAnsi"/>
+        </w:rPr>
+      </w:pPr>
+      <w:r>
+        <w:rPr>
+          <w:rFonts w:asciiTheme="majorHAnsi" w:hAnsiTheme="majorHAnsi" w:cstheme="majorHAnsi"/>
           <w:sz w:val="18"/>
         </w:rPr>
         <w:t xml:space="preserve">        f"Veriler başarıyla aktarıldı: {HEDEF}"</w:t>
@@ -1879,10 +2504,13 @@
         <w:shd w:val="clear" w:color="auto" w:fill="F2F2F2"/>
         <w:spacing w:after="0"/>
         <w:ind w:left="283"/>
-      </w:pPr>
-      <w:r>
-        <w:rPr>
-          <w:rFonts w:ascii="Courier New" w:hAnsi="Courier New"/>
+        <w:rPr>
+          <w:rFonts w:asciiTheme="majorHAnsi" w:hAnsiTheme="majorHAnsi" w:cstheme="majorHAnsi"/>
+        </w:rPr>
+      </w:pPr>
+      <w:r>
+        <w:rPr>
+          <w:rFonts w:asciiTheme="majorHAnsi" w:hAnsiTheme="majorHAnsi" w:cstheme="majorHAnsi"/>
           <w:sz w:val="18"/>
         </w:rPr>
         <w:t xml:space="preserve">    )</w:t>
@@ -1893,10 +2521,13 @@
         <w:shd w:val="clear" w:color="auto" w:fill="F2F2F2"/>
         <w:spacing w:after="0"/>
         <w:ind w:left="283"/>
-      </w:pPr>
-      <w:r>
-        <w:rPr>
-          <w:rFonts w:ascii="Courier New" w:hAnsi="Courier New"/>
+        <w:rPr>
+          <w:rFonts w:asciiTheme="majorHAnsi" w:hAnsiTheme="majorHAnsi" w:cstheme="majorHAnsi"/>
+        </w:rPr>
+      </w:pPr>
+      <w:r>
+        <w:rPr>
+          <w:rFonts w:asciiTheme="majorHAnsi" w:hAnsiTheme="majorHAnsi" w:cstheme="majorHAnsi"/>
           <w:sz w:val="18"/>
         </w:rPr>
         <w:t xml:space="preserve"> </w:t>
@@ -1907,10 +2538,13 @@
         <w:shd w:val="clear" w:color="auto" w:fill="F2F2F2"/>
         <w:spacing w:after="0"/>
         <w:ind w:left="283"/>
-      </w:pPr>
-      <w:r>
-        <w:rPr>
-          <w:rFonts w:ascii="Courier New" w:hAnsi="Courier New"/>
+        <w:rPr>
+          <w:rFonts w:asciiTheme="majorHAnsi" w:hAnsiTheme="majorHAnsi" w:cstheme="majorHAnsi"/>
+        </w:rPr>
+      </w:pPr>
+      <w:r>
+        <w:rPr>
+          <w:rFonts w:asciiTheme="majorHAnsi" w:hAnsiTheme="majorHAnsi" w:cstheme="majorHAnsi"/>
           <w:sz w:val="18"/>
         </w:rPr>
         <w:t xml:space="preserve">    # ETL Raporunu dosyaya yaz</w:t>
@@ -1921,10 +2555,13 @@
         <w:shd w:val="clear" w:color="auto" w:fill="F2F2F2"/>
         <w:spacing w:after="0"/>
         <w:ind w:left="283"/>
-      </w:pPr>
-      <w:r>
-        <w:rPr>
-          <w:rFonts w:ascii="Courier New" w:hAnsi="Courier New"/>
+        <w:rPr>
+          <w:rFonts w:asciiTheme="majorHAnsi" w:hAnsiTheme="majorHAnsi" w:cstheme="majorHAnsi"/>
+        </w:rPr>
+      </w:pPr>
+      <w:r>
+        <w:rPr>
+          <w:rFonts w:asciiTheme="majorHAnsi" w:hAnsiTheme="majorHAnsi" w:cstheme="majorHAnsi"/>
           <w:sz w:val="18"/>
         </w:rPr>
         <w:t xml:space="preserve">    with open(RAPOR_DOSYASI, 'w', encoding='utf-8') as f:</w:t>
@@ -1935,10 +2572,13 @@
         <w:shd w:val="clear" w:color="auto" w:fill="F2F2F2"/>
         <w:spacing w:after="0"/>
         <w:ind w:left="283"/>
-      </w:pPr>
-      <w:r>
-        <w:rPr>
-          <w:rFonts w:ascii="Courier New" w:hAnsi="Courier New"/>
+        <w:rPr>
+          <w:rFonts w:asciiTheme="majorHAnsi" w:hAnsiTheme="majorHAnsi" w:cstheme="majorHAnsi"/>
+        </w:rPr>
+      </w:pPr>
+      <w:r>
+        <w:rPr>
+          <w:rFonts w:asciiTheme="majorHAnsi" w:hAnsiTheme="majorHAnsi" w:cstheme="majorHAnsi"/>
           <w:sz w:val="18"/>
         </w:rPr>
         <w:t xml:space="preserve">        f.write("\n".join(rp))</w:t>
@@ -1949,10 +2589,13 @@
         <w:shd w:val="clear" w:color="auto" w:fill="F2F2F2"/>
         <w:spacing w:after="0"/>
         <w:ind w:left="283"/>
-      </w:pPr>
-      <w:r>
-        <w:rPr>
-          <w:rFonts w:ascii="Courier New" w:hAnsi="Courier New"/>
+        <w:rPr>
+          <w:rFonts w:asciiTheme="majorHAnsi" w:hAnsiTheme="majorHAnsi" w:cstheme="majorHAnsi"/>
+        </w:rPr>
+      </w:pPr>
+      <w:r>
+        <w:rPr>
+          <w:rFonts w:asciiTheme="majorHAnsi" w:hAnsiTheme="majorHAnsi" w:cstheme="majorHAnsi"/>
           <w:sz w:val="18"/>
         </w:rPr>
         <w:t xml:space="preserve"> </w:t>
@@ -1963,22 +2606,29 @@
         <w:shd w:val="clear" w:color="auto" w:fill="F2F2F2"/>
         <w:spacing w:after="0"/>
         <w:ind w:left="283"/>
-      </w:pPr>
-      <w:r>
-        <w:rPr>
-          <w:rFonts w:ascii="Courier New" w:hAnsi="Courier New"/>
+        <w:rPr>
+          <w:rFonts w:asciiTheme="majorHAnsi" w:hAnsiTheme="majorHAnsi" w:cstheme="majorHAnsi"/>
+        </w:rPr>
+      </w:pPr>
+      <w:r>
+        <w:rPr>
+          <w:rFonts w:asciiTheme="majorHAnsi" w:hAnsiTheme="majorHAnsi" w:cstheme="majorHAnsi"/>
           <w:sz w:val="18"/>
         </w:rPr>
+        <w:lastRenderedPageBreak/>
         <w:t>if __name__ == '__main__':</w:t>
       </w:r>
     </w:p>
     <w:p>
       <w:pPr>
         <w:spacing w:after="120"/>
-      </w:pPr>
-      <w:r>
-        <w:rPr>
-          <w:rFonts w:ascii="Courier New" w:hAnsi="Courier New"/>
+        <w:rPr>
+          <w:rFonts w:asciiTheme="majorHAnsi" w:hAnsiTheme="majorHAnsi" w:cstheme="majorHAnsi"/>
+        </w:rPr>
+      </w:pPr>
+      <w:r>
+        <w:rPr>
+          <w:rFonts w:asciiTheme="majorHAnsi" w:hAnsiTheme="majorHAnsi" w:cstheme="majorHAnsi"/>
           <w:sz w:val="18"/>
         </w:rPr>
         <w:t xml:space="preserve">    etl_yap()</w:t>
@@ -1988,9 +2638,13 @@
       <w:pPr>
         <w:spacing w:after="160"/>
         <w:jc w:val="both"/>
-      </w:pPr>
-      <w:r>
-        <w:rPr>
+        <w:rPr>
+          <w:rFonts w:asciiTheme="majorHAnsi" w:hAnsiTheme="majorHAnsi" w:cstheme="majorHAnsi"/>
+        </w:rPr>
+      </w:pPr>
+      <w:r>
+        <w:rPr>
+          <w:rFonts w:asciiTheme="majorHAnsi" w:hAnsiTheme="majorHAnsi" w:cstheme="majorHAnsi"/>
           <w:sz w:val="24"/>
         </w:rPr>
         <w:t>Bu işlem sonucunda 891 satırlık temizlenmiş Titanic verisi, Titanic_Cleaned.db adlı SQLite veritabanında 'TitanicData' tablosu olarak başarıyla saklanmıştır.</w:t>
@@ -1999,9 +2653,13 @@
     <w:p>
       <w:pPr>
         <w:spacing w:before="240" w:after="120"/>
-      </w:pPr>
-      <w:r>
-        <w:rPr>
+        <w:rPr>
+          <w:rFonts w:asciiTheme="majorHAnsi" w:hAnsiTheme="majorHAnsi" w:cstheme="majorHAnsi"/>
+        </w:rPr>
+      </w:pPr>
+      <w:r>
+        <w:rPr>
+          <w:rFonts w:asciiTheme="majorHAnsi" w:hAnsiTheme="majorHAnsi" w:cstheme="majorHAnsi"/>
           <w:b/>
           <w:sz w:val="28"/>
         </w:rPr>
@@ -2012,9 +2670,13 @@
       <w:pPr>
         <w:spacing w:after="120"/>
         <w:jc w:val="both"/>
-      </w:pPr>
-      <w:r>
-        <w:rPr>
+        <w:rPr>
+          <w:rFonts w:asciiTheme="majorHAnsi" w:hAnsiTheme="majorHAnsi" w:cstheme="majorHAnsi"/>
+        </w:rPr>
+      </w:pPr>
+      <w:r>
+        <w:rPr>
+          <w:rFonts w:asciiTheme="majorHAnsi" w:hAnsiTheme="majorHAnsi" w:cstheme="majorHAnsi"/>
           <w:sz w:val="24"/>
         </w:rPr>
         <w:t>ETL sürecinin tamamlanmasının ardından sistem, işlemlerin özetini içeren bir metin raporu otomatik olarak Veri_Kalite_Raporu.txt dosyasına yazar. Aşağıda bu raporun örnek çıktısı yer almaktadır:</w:t>
@@ -2023,6 +2685,9 @@
     <w:p>
       <w:pPr>
         <w:spacing w:before="80" w:after="0"/>
+        <w:rPr>
+          <w:rFonts w:asciiTheme="majorHAnsi" w:hAnsiTheme="majorHAnsi" w:cstheme="majorHAnsi"/>
+        </w:rPr>
       </w:pPr>
     </w:p>
     <w:p>
@@ -2030,10 +2695,13 @@
         <w:shd w:val="clear" w:color="auto" w:fill="F2F2F2"/>
         <w:spacing w:after="0"/>
         <w:ind w:left="283"/>
-      </w:pPr>
-      <w:r>
-        <w:rPr>
-          <w:rFonts w:ascii="Courier New" w:hAnsi="Courier New"/>
+        <w:rPr>
+          <w:rFonts w:asciiTheme="majorHAnsi" w:hAnsiTheme="majorHAnsi" w:cstheme="majorHAnsi"/>
+        </w:rPr>
+      </w:pPr>
+      <w:r>
+        <w:rPr>
+          <w:rFonts w:asciiTheme="majorHAnsi" w:hAnsiTheme="majorHAnsi" w:cstheme="majorHAnsi"/>
           <w:sz w:val="18"/>
         </w:rPr>
         <w:t>=== ETL SONUÇ RAPORU ===</w:t>
@@ -2044,10 +2712,13 @@
         <w:shd w:val="clear" w:color="auto" w:fill="F2F2F2"/>
         <w:spacing w:after="0"/>
         <w:ind w:left="283"/>
-      </w:pPr>
-      <w:r>
-        <w:rPr>
-          <w:rFonts w:ascii="Courier New" w:hAnsi="Courier New"/>
+        <w:rPr>
+          <w:rFonts w:asciiTheme="majorHAnsi" w:hAnsiTheme="majorHAnsi" w:cstheme="majorHAnsi"/>
+        </w:rPr>
+      </w:pPr>
+      <w:r>
+        <w:rPr>
+          <w:rFonts w:asciiTheme="majorHAnsi" w:hAnsiTheme="majorHAnsi" w:cstheme="majorHAnsi"/>
           <w:sz w:val="18"/>
         </w:rPr>
         <w:t>İşleme alınan toplam kayıt sayısı: 891</w:t>
@@ -2058,10 +2729,13 @@
         <w:shd w:val="clear" w:color="auto" w:fill="F2F2F2"/>
         <w:spacing w:after="0"/>
         <w:ind w:left="283"/>
-      </w:pPr>
-      <w:r>
-        <w:rPr>
-          <w:rFonts w:ascii="Courier New" w:hAnsi="Courier New"/>
+        <w:rPr>
+          <w:rFonts w:asciiTheme="majorHAnsi" w:hAnsiTheme="majorHAnsi" w:cstheme="majorHAnsi"/>
+        </w:rPr>
+      </w:pPr>
+      <w:r>
+        <w:rPr>
+          <w:rFonts w:asciiTheme="majorHAnsi" w:hAnsiTheme="majorHAnsi" w:cstheme="majorHAnsi"/>
           <w:sz w:val="18"/>
         </w:rPr>
         <w:t>Eksik 177 yaş değeri medyanla dolduruldu.</w:t>
@@ -2072,10 +2746,13 @@
         <w:shd w:val="clear" w:color="auto" w:fill="F2F2F2"/>
         <w:spacing w:after="0"/>
         <w:ind w:left="283"/>
-      </w:pPr>
-      <w:r>
-        <w:rPr>
-          <w:rFonts w:ascii="Courier New" w:hAnsi="Courier New"/>
+        <w:rPr>
+          <w:rFonts w:asciiTheme="majorHAnsi" w:hAnsiTheme="majorHAnsi" w:cstheme="majorHAnsi"/>
+        </w:rPr>
+      </w:pPr>
+      <w:r>
+        <w:rPr>
+          <w:rFonts w:asciiTheme="majorHAnsi" w:hAnsiTheme="majorHAnsi" w:cstheme="majorHAnsi"/>
           <w:sz w:val="18"/>
         </w:rPr>
         <w:t>Güncel temizlenmiş kayıt sayısı: 891</w:t>
@@ -2086,10 +2763,13 @@
         <w:shd w:val="clear" w:color="auto" w:fill="F2F2F2"/>
         <w:spacing w:after="0"/>
         <w:ind w:left="283"/>
-      </w:pPr>
-      <w:r>
-        <w:rPr>
-          <w:rFonts w:ascii="Courier New" w:hAnsi="Courier New"/>
+        <w:rPr>
+          <w:rFonts w:asciiTheme="majorHAnsi" w:hAnsiTheme="majorHAnsi" w:cstheme="majorHAnsi"/>
+        </w:rPr>
+      </w:pPr>
+      <w:r>
+        <w:rPr>
+          <w:rFonts w:asciiTheme="majorHAnsi" w:hAnsiTheme="majorHAnsi" w:cstheme="majorHAnsi"/>
           <w:sz w:val="18"/>
         </w:rPr>
         <w:t>Veriler başarıyla aktarıldı: ./Titanic_Cleaned.db</w:t>
@@ -2100,10 +2780,13 @@
         <w:shd w:val="clear" w:color="auto" w:fill="F2F2F2"/>
         <w:spacing w:after="0"/>
         <w:ind w:left="283"/>
-      </w:pPr>
-      <w:r>
-        <w:rPr>
-          <w:rFonts w:ascii="Courier New" w:hAnsi="Courier New"/>
+        <w:rPr>
+          <w:rFonts w:asciiTheme="majorHAnsi" w:hAnsiTheme="majorHAnsi" w:cstheme="majorHAnsi"/>
+        </w:rPr>
+      </w:pPr>
+      <w:r>
+        <w:rPr>
+          <w:rFonts w:asciiTheme="majorHAnsi" w:hAnsiTheme="majorHAnsi" w:cstheme="majorHAnsi"/>
           <w:sz w:val="18"/>
         </w:rPr>
         <w:t xml:space="preserve"> </w:t>
@@ -2114,10 +2797,13 @@
         <w:shd w:val="clear" w:color="auto" w:fill="F2F2F2"/>
         <w:spacing w:after="0"/>
         <w:ind w:left="283"/>
-      </w:pPr>
-      <w:r>
-        <w:rPr>
-          <w:rFonts w:ascii="Courier New" w:hAnsi="Courier New"/>
+        <w:rPr>
+          <w:rFonts w:asciiTheme="majorHAnsi" w:hAnsiTheme="majorHAnsi" w:cstheme="majorHAnsi"/>
+        </w:rPr>
+      </w:pPr>
+      <w:r>
+        <w:rPr>
+          <w:rFonts w:asciiTheme="majorHAnsi" w:hAnsiTheme="majorHAnsi" w:cstheme="majorHAnsi"/>
           <w:sz w:val="18"/>
         </w:rPr>
         <w:t xml:space="preserve"> </w:t>
@@ -2128,10 +2814,13 @@
         <w:shd w:val="clear" w:color="auto" w:fill="F2F2F2"/>
         <w:spacing w:after="0"/>
         <w:ind w:left="283"/>
-      </w:pPr>
-      <w:r>
-        <w:rPr>
-          <w:rFonts w:ascii="Courier New" w:hAnsi="Courier New"/>
+        <w:rPr>
+          <w:rFonts w:asciiTheme="majorHAnsi" w:hAnsiTheme="majorHAnsi" w:cstheme="majorHAnsi"/>
+        </w:rPr>
+      </w:pPr>
+      <w:r>
+        <w:rPr>
+          <w:rFonts w:asciiTheme="majorHAnsi" w:hAnsiTheme="majorHAnsi" w:cstheme="majorHAnsi"/>
           <w:sz w:val="18"/>
         </w:rPr>
         <w:t xml:space="preserve"> </w:t>
@@ -2142,10 +2831,13 @@
         <w:shd w:val="clear" w:color="auto" w:fill="F2F2F2"/>
         <w:spacing w:after="0"/>
         <w:ind w:left="283"/>
-      </w:pPr>
-      <w:r>
-        <w:rPr>
-          <w:rFonts w:ascii="Courier New" w:hAnsi="Courier New"/>
+        <w:rPr>
+          <w:rFonts w:asciiTheme="majorHAnsi" w:hAnsiTheme="majorHAnsi" w:cstheme="majorHAnsi"/>
+        </w:rPr>
+      </w:pPr>
+      <w:r>
+        <w:rPr>
+          <w:rFonts w:asciiTheme="majorHAnsi" w:hAnsiTheme="majorHAnsi" w:cstheme="majorHAnsi"/>
           <w:sz w:val="18"/>
         </w:rPr>
         <w:t xml:space="preserve"> </w:t>
@@ -2156,10 +2848,13 @@
         <w:shd w:val="clear" w:color="auto" w:fill="F2F2F2"/>
         <w:spacing w:after="0"/>
         <w:ind w:left="283"/>
-      </w:pPr>
-      <w:r>
-        <w:rPr>
-          <w:rFonts w:ascii="Courier New" w:hAnsi="Courier New"/>
+        <w:rPr>
+          <w:rFonts w:asciiTheme="majorHAnsi" w:hAnsiTheme="majorHAnsi" w:cstheme="majorHAnsi"/>
+        </w:rPr>
+      </w:pPr>
+      <w:r>
+        <w:rPr>
+          <w:rFonts w:asciiTheme="majorHAnsi" w:hAnsiTheme="majorHAnsi" w:cstheme="majorHAnsi"/>
           <w:sz w:val="18"/>
         </w:rPr>
         <w:t xml:space="preserve"> </w:t>
@@ -2170,10 +2865,13 @@
         <w:shd w:val="clear" w:color="auto" w:fill="F2F2F2"/>
         <w:spacing w:after="0"/>
         <w:ind w:left="283"/>
-      </w:pPr>
-      <w:r>
-        <w:rPr>
-          <w:rFonts w:ascii="Courier New" w:hAnsi="Courier New"/>
+        <w:rPr>
+          <w:rFonts w:asciiTheme="majorHAnsi" w:hAnsiTheme="majorHAnsi" w:cstheme="majorHAnsi"/>
+        </w:rPr>
+      </w:pPr>
+      <w:r>
+        <w:rPr>
+          <w:rFonts w:asciiTheme="majorHAnsi" w:hAnsiTheme="majorHAnsi" w:cstheme="majorHAnsi"/>
           <w:sz w:val="18"/>
         </w:rPr>
         <w:t xml:space="preserve"> </w:t>
@@ -2184,10 +2882,13 @@
         <w:shd w:val="clear" w:color="auto" w:fill="F2F2F2"/>
         <w:spacing w:after="0"/>
         <w:ind w:left="283"/>
-      </w:pPr>
-      <w:r>
-        <w:rPr>
-          <w:rFonts w:ascii="Courier New" w:hAnsi="Courier New"/>
+        <w:rPr>
+          <w:rFonts w:asciiTheme="majorHAnsi" w:hAnsiTheme="majorHAnsi" w:cstheme="majorHAnsi"/>
+        </w:rPr>
+      </w:pPr>
+      <w:r>
+        <w:rPr>
+          <w:rFonts w:asciiTheme="majorHAnsi" w:hAnsiTheme="majorHAnsi" w:cstheme="majorHAnsi"/>
           <w:sz w:val="18"/>
         </w:rPr>
         <w:t xml:space="preserve">                   './Titanic_Cleaned.db' veritabanına başarıyla aktarıldı.</w:t>
@@ -2196,15 +2897,22 @@
     <w:p>
       <w:pPr>
         <w:spacing w:after="120"/>
+        <w:rPr>
+          <w:rFonts w:asciiTheme="majorHAnsi" w:hAnsiTheme="majorHAnsi" w:cstheme="majorHAnsi"/>
+        </w:rPr>
       </w:pPr>
     </w:p>
     <w:p>
       <w:pPr>
         <w:spacing w:after="160"/>
         <w:jc w:val="both"/>
-      </w:pPr>
-      <w:r>
-        <w:rPr>
+        <w:rPr>
+          <w:rFonts w:asciiTheme="majorHAnsi" w:hAnsiTheme="majorHAnsi" w:cstheme="majorHAnsi"/>
+        </w:rPr>
+      </w:pPr>
+      <w:r>
+        <w:rPr>
+          <w:rFonts w:asciiTheme="majorHAnsi" w:hAnsiTheme="majorHAnsi" w:cstheme="majorHAnsi"/>
           <w:sz w:val="24"/>
         </w:rPr>
         <w:t>Rapor incelendiğinde; ham veriden herhangi bir kayıp yaşanmadan tüm 891 kaydın işlendiği, eksik Age değerlerinin medyanla tamamlandığı, gereksiz Cabin kolonunun kaldırıldığı ve verinin başarıyla veritabanına aktarıldığı görülmektedir.</w:t>
@@ -2213,9 +2921,13 @@
     <w:p>
       <w:pPr>
         <w:spacing w:before="240" w:after="120"/>
-      </w:pPr>
-      <w:r>
-        <w:rPr>
+        <w:rPr>
+          <w:rFonts w:asciiTheme="majorHAnsi" w:hAnsiTheme="majorHAnsi" w:cstheme="majorHAnsi"/>
+        </w:rPr>
+      </w:pPr>
+      <w:r>
+        <w:rPr>
+          <w:rFonts w:asciiTheme="majorHAnsi" w:hAnsiTheme="majorHAnsi" w:cstheme="majorHAnsi"/>
           <w:b/>
           <w:sz w:val="28"/>
         </w:rPr>
@@ -2226,9 +2938,13 @@
       <w:pPr>
         <w:spacing w:after="120"/>
         <w:jc w:val="both"/>
-      </w:pPr>
-      <w:r>
-        <w:rPr>
+        <w:rPr>
+          <w:rFonts w:asciiTheme="majorHAnsi" w:hAnsiTheme="majorHAnsi" w:cstheme="majorHAnsi"/>
+        </w:rPr>
+      </w:pPr>
+      <w:r>
+        <w:rPr>
+          <w:rFonts w:asciiTheme="majorHAnsi" w:hAnsiTheme="majorHAnsi" w:cstheme="majorHAnsi"/>
           <w:sz w:val="24"/>
         </w:rPr>
         <w:t>Proje sürecinde aşağıdaki teknik güçlüklerle karşılaşılmış ve her biri için sistematik çözümler geliştirilmiştir.</w:t>
@@ -2237,9 +2953,13 @@
     <w:p>
       <w:pPr>
         <w:spacing w:before="240" w:after="120"/>
-      </w:pPr>
-      <w:r>
-        <w:rPr>
+        <w:rPr>
+          <w:rFonts w:asciiTheme="majorHAnsi" w:hAnsiTheme="majorHAnsi" w:cstheme="majorHAnsi"/>
+        </w:rPr>
+      </w:pPr>
+      <w:r>
+        <w:rPr>
+          <w:rFonts w:asciiTheme="majorHAnsi" w:hAnsiTheme="majorHAnsi" w:cstheme="majorHAnsi"/>
           <w:b/>
           <w:sz w:val="24"/>
         </w:rPr>
@@ -2250,9 +2970,13 @@
       <w:pPr>
         <w:spacing w:after="120"/>
         <w:jc w:val="both"/>
-      </w:pPr>
-      <w:r>
-        <w:rPr>
+        <w:rPr>
+          <w:rFonts w:asciiTheme="majorHAnsi" w:hAnsiTheme="majorHAnsi" w:cstheme="majorHAnsi"/>
+        </w:rPr>
+      </w:pPr>
+      <w:r>
+        <w:rPr>
+          <w:rFonts w:asciiTheme="majorHAnsi" w:hAnsiTheme="majorHAnsi" w:cstheme="majorHAnsi"/>
           <w:sz w:val="24"/>
         </w:rPr>
         <w:t>177 adet Age ve 2 adet Embarked değerinin eksik olduğu görülmüştür. Bu kayıtların silinmesi yerine medyan ve mod değerleriyle doldurulması tercih edilmiş; böylece veri kaybı önlenmiştir.</w:t>
@@ -2261,9 +2985,13 @@
     <w:p>
       <w:pPr>
         <w:spacing w:before="240" w:after="120"/>
-      </w:pPr>
-      <w:r>
-        <w:rPr>
+        <w:rPr>
+          <w:rFonts w:asciiTheme="majorHAnsi" w:hAnsiTheme="majorHAnsi" w:cstheme="majorHAnsi"/>
+        </w:rPr>
+      </w:pPr>
+      <w:r>
+        <w:rPr>
+          <w:rFonts w:asciiTheme="majorHAnsi" w:hAnsiTheme="majorHAnsi" w:cstheme="majorHAnsi"/>
           <w:b/>
           <w:sz w:val="24"/>
         </w:rPr>
@@ -2274,23 +3002,132 @@
       <w:pPr>
         <w:spacing w:after="120"/>
         <w:jc w:val="both"/>
-      </w:pPr>
-      <w:r>
-        <w:rPr>
+        <w:rPr>
+          <w:rFonts w:asciiTheme="majorHAnsi" w:hAnsiTheme="majorHAnsi" w:cstheme="majorHAnsi"/>
           <w:sz w:val="24"/>
         </w:rPr>
-        <w:t>Cabin kolonunun %77,1 oranında eksik olması nedeniyle bu kolon analiz dışı bırakılmıştır. drop() ile kalıcı olarak kaldırılmış, veri setinin genel bütünlüğü korunmuştur.</w:t>
-      </w:r>
+      </w:pPr>
+      <w:r>
+        <w:rPr>
+          <w:rFonts w:asciiTheme="majorHAnsi" w:hAnsiTheme="majorHAnsi" w:cstheme="majorHAnsi"/>
+          <w:sz w:val="24"/>
+        </w:rPr>
+        <w:t xml:space="preserve">Cabin kolonunun %77,1 oranında eksik olması nedeniyle bu kolon analiz dışı bırakılmıştır. </w:t>
+      </w:r>
+      <w:proofErr w:type="gramStart"/>
+      <w:r>
+        <w:rPr>
+          <w:rFonts w:asciiTheme="majorHAnsi" w:hAnsiTheme="majorHAnsi" w:cstheme="majorHAnsi"/>
+          <w:sz w:val="24"/>
+        </w:rPr>
+        <w:t>drop(</w:t>
+      </w:r>
+      <w:proofErr w:type="gramEnd"/>
+      <w:r>
+        <w:rPr>
+          <w:rFonts w:asciiTheme="majorHAnsi" w:hAnsiTheme="majorHAnsi" w:cstheme="majorHAnsi"/>
+          <w:sz w:val="24"/>
+        </w:rPr>
+        <w:t xml:space="preserve">) ile kalıcı olarak kaldırılmış, veri </w:t>
+      </w:r>
+      <w:proofErr w:type="spellStart"/>
+      <w:r>
+        <w:rPr>
+          <w:rFonts w:asciiTheme="majorHAnsi" w:hAnsiTheme="majorHAnsi" w:cstheme="majorHAnsi"/>
+          <w:sz w:val="24"/>
+        </w:rPr>
+        <w:t>setinin</w:t>
+      </w:r>
+      <w:proofErr w:type="spellEnd"/>
+      <w:r>
+        <w:rPr>
+          <w:rFonts w:asciiTheme="majorHAnsi" w:hAnsiTheme="majorHAnsi" w:cstheme="majorHAnsi"/>
+          <w:sz w:val="24"/>
+        </w:rPr>
+        <w:t xml:space="preserve"> </w:t>
+      </w:r>
+      <w:proofErr w:type="spellStart"/>
+      <w:r>
+        <w:rPr>
+          <w:rFonts w:asciiTheme="majorHAnsi" w:hAnsiTheme="majorHAnsi" w:cstheme="majorHAnsi"/>
+          <w:sz w:val="24"/>
+        </w:rPr>
+        <w:t>genel</w:t>
+      </w:r>
+      <w:proofErr w:type="spellEnd"/>
+      <w:r>
+        <w:rPr>
+          <w:rFonts w:asciiTheme="majorHAnsi" w:hAnsiTheme="majorHAnsi" w:cstheme="majorHAnsi"/>
+          <w:sz w:val="24"/>
+        </w:rPr>
+        <w:t xml:space="preserve"> </w:t>
+      </w:r>
+      <w:proofErr w:type="spellStart"/>
+      <w:r>
+        <w:rPr>
+          <w:rFonts w:asciiTheme="majorHAnsi" w:hAnsiTheme="majorHAnsi" w:cstheme="majorHAnsi"/>
+          <w:sz w:val="24"/>
+        </w:rPr>
+        <w:t>bütünlüğü</w:t>
+      </w:r>
+      <w:proofErr w:type="spellEnd"/>
+      <w:r>
+        <w:rPr>
+          <w:rFonts w:asciiTheme="majorHAnsi" w:hAnsiTheme="majorHAnsi" w:cstheme="majorHAnsi"/>
+          <w:sz w:val="24"/>
+        </w:rPr>
+        <w:t xml:space="preserve"> </w:t>
+      </w:r>
+      <w:proofErr w:type="spellStart"/>
+      <w:r>
+        <w:rPr>
+          <w:rFonts w:asciiTheme="majorHAnsi" w:hAnsiTheme="majorHAnsi" w:cstheme="majorHAnsi"/>
+          <w:sz w:val="24"/>
+        </w:rPr>
+        <w:t>korunmuştur</w:t>
+      </w:r>
+      <w:proofErr w:type="spellEnd"/>
+      <w:r>
+        <w:rPr>
+          <w:rFonts w:asciiTheme="majorHAnsi" w:hAnsiTheme="majorHAnsi" w:cstheme="majorHAnsi"/>
+          <w:sz w:val="24"/>
+        </w:rPr>
+        <w:t>.</w:t>
+      </w:r>
+    </w:p>
+    <w:p>
+      <w:pPr>
+        <w:spacing w:after="120"/>
+        <w:jc w:val="both"/>
+        <w:rPr>
+          <w:rFonts w:asciiTheme="majorHAnsi" w:hAnsiTheme="majorHAnsi" w:cstheme="majorHAnsi"/>
+          <w:sz w:val="24"/>
+        </w:rPr>
+      </w:pPr>
+    </w:p>
+    <w:p>
+      <w:pPr>
+        <w:spacing w:after="120"/>
+        <w:jc w:val="both"/>
+        <w:rPr>
+          <w:rFonts w:asciiTheme="majorHAnsi" w:hAnsiTheme="majorHAnsi" w:cstheme="majorHAnsi"/>
+        </w:rPr>
+      </w:pPr>
     </w:p>
     <w:p>
       <w:pPr>
         <w:spacing w:before="240" w:after="120"/>
-      </w:pPr>
-      <w:r>
-        <w:rPr>
+        <w:rPr>
+          <w:rFonts w:asciiTheme="majorHAnsi" w:hAnsiTheme="majorHAnsi" w:cstheme="majorHAnsi"/>
+        </w:rPr>
+      </w:pPr>
+      <w:r>
+        <w:rPr>
+          <w:rFonts w:asciiTheme="majorHAnsi" w:hAnsiTheme="majorHAnsi" w:cstheme="majorHAnsi"/>
           <w:b/>
           <w:sz w:val="24"/>
         </w:rPr>
+        <w:lastRenderedPageBreak/>
         <w:t>Veritabanı Çakışması</w:t>
       </w:r>
     </w:p>
@@ -2298,9 +3135,13 @@
       <w:pPr>
         <w:spacing w:after="160"/>
         <w:jc w:val="both"/>
-      </w:pPr>
-      <w:r>
-        <w:rPr>
+        <w:rPr>
+          <w:rFonts w:asciiTheme="majorHAnsi" w:hAnsiTheme="majorHAnsi" w:cstheme="majorHAnsi"/>
+        </w:rPr>
+      </w:pPr>
+      <w:r>
+        <w:rPr>
+          <w:rFonts w:asciiTheme="majorHAnsi" w:hAnsiTheme="majorHAnsi" w:cstheme="majorHAnsi"/>
           <w:sz w:val="24"/>
         </w:rPr>
         <w:t>ETL betiği her çalıştırıldığında önceki veritabanı dosyasıyla çakışma oluşmaktaydı. Bu sorun, yükleme öncesinde os.remove() ile mevcut dosyanın silinmesiyle çözülmüştür.</w:t>
@@ -2309,9 +3150,13 @@
     <w:p>
       <w:pPr>
         <w:spacing w:before="240" w:after="120"/>
-      </w:pPr>
-      <w:r>
-        <w:rPr>
+        <w:rPr>
+          <w:rFonts w:asciiTheme="majorHAnsi" w:hAnsiTheme="majorHAnsi" w:cstheme="majorHAnsi"/>
+        </w:rPr>
+      </w:pPr>
+      <w:r>
+        <w:rPr>
+          <w:rFonts w:asciiTheme="majorHAnsi" w:hAnsiTheme="majorHAnsi" w:cstheme="majorHAnsi"/>
           <w:b/>
           <w:sz w:val="28"/>
         </w:rPr>
@@ -2322,9 +3167,13 @@
       <w:pPr>
         <w:spacing w:after="120"/>
         <w:jc w:val="both"/>
-      </w:pPr>
-      <w:r>
-        <w:rPr>
+        <w:rPr>
+          <w:rFonts w:asciiTheme="majorHAnsi" w:hAnsiTheme="majorHAnsi" w:cstheme="majorHAnsi"/>
+        </w:rPr>
+      </w:pPr>
+      <w:r>
+        <w:rPr>
+          <w:rFonts w:asciiTheme="majorHAnsi" w:hAnsiTheme="majorHAnsi" w:cstheme="majorHAnsi"/>
           <w:sz w:val="24"/>
         </w:rPr>
         <w:t>Bu projede Kaggle'dan alınan 891 satırlık Titanic yolcu verisi üzerinde tam kapsamlı bir ETL süreci tasarlanmış ve uygulanmıştır. Ham verinin okunması (Extract), eksik değerlerin ve tutarsız kategorilerin giderilmesi (Transform) ve temizlenmiş verinin SQLite ortamına aktarılması (Load) adımları eksiksiz biçimde tamamlanmıştır.</w:t>
@@ -2334,9 +3183,13 @@
       <w:pPr>
         <w:spacing w:after="120"/>
         <w:jc w:val="both"/>
-      </w:pPr>
-      <w:r>
-        <w:rPr>
+        <w:rPr>
+          <w:rFonts w:asciiTheme="majorHAnsi" w:hAnsiTheme="majorHAnsi" w:cstheme="majorHAnsi"/>
+        </w:rPr>
+      </w:pPr>
+      <w:r>
+        <w:rPr>
+          <w:rFonts w:asciiTheme="majorHAnsi" w:hAnsiTheme="majorHAnsi" w:cstheme="majorHAnsi"/>
           <w:sz w:val="24"/>
         </w:rPr>
         <w:t>Oluşturulan Titanic_Cleaned.db dosyası doğrudan Proje 2 yedekleme senaryosunun giriş verisi olarak kullanılmakta; böylece iki proje birbiriyle entegre bir ETL + Yedekleme mimarisi oluşturmaktadır.</w:t>
@@ -2346,9 +3199,13 @@
       <w:pPr>
         <w:spacing w:after="80"/>
         <w:jc w:val="both"/>
-      </w:pPr>
-      <w:r>
-        <w:rPr>
+        <w:rPr>
+          <w:rFonts w:asciiTheme="majorHAnsi" w:hAnsiTheme="majorHAnsi" w:cstheme="majorHAnsi"/>
+        </w:rPr>
+      </w:pPr>
+      <w:r>
+        <w:rPr>
+          <w:rFonts w:asciiTheme="majorHAnsi" w:hAnsiTheme="majorHAnsi" w:cstheme="majorHAnsi"/>
           <w:sz w:val="24"/>
         </w:rPr>
         <w:t>Gelecek çalışmalarda aşağıdaki geliştirmeler yapılabilir:</w:t>
@@ -2358,9 +3215,13 @@
       <w:pPr>
         <w:pStyle w:val="ListeMaddemi"/>
         <w:spacing w:before="40" w:after="40"/>
-      </w:pPr>
-      <w:r>
-        <w:rPr>
+        <w:rPr>
+          <w:rFonts w:asciiTheme="majorHAnsi" w:hAnsiTheme="majorHAnsi" w:cstheme="majorHAnsi"/>
+        </w:rPr>
+      </w:pPr>
+      <w:r>
+        <w:rPr>
+          <w:rFonts w:asciiTheme="majorHAnsi" w:hAnsiTheme="majorHAnsi" w:cstheme="majorHAnsi"/>
           <w:sz w:val="24"/>
         </w:rPr>
         <w:t>Fare ve diğer sayısal kolonlarda aykırı değer temizliği yapılabilir.</w:t>
@@ -2370,9 +3231,13 @@
       <w:pPr>
         <w:pStyle w:val="ListeMaddemi"/>
         <w:spacing w:before="40" w:after="40"/>
-      </w:pPr>
-      <w:r>
-        <w:rPr>
+        <w:rPr>
+          <w:rFonts w:asciiTheme="majorHAnsi" w:hAnsiTheme="majorHAnsi" w:cstheme="majorHAnsi"/>
+        </w:rPr>
+      </w:pPr>
+      <w:r>
+        <w:rPr>
+          <w:rFonts w:asciiTheme="majorHAnsi" w:hAnsiTheme="majorHAnsi" w:cstheme="majorHAnsi"/>
           <w:sz w:val="24"/>
         </w:rPr>
         <w:t>ETL süreci Apache Airflow gibi bir orkestrasyon aracıyla otomasyona alınabilir.</w:t>
@@ -2382,9 +3247,13 @@
       <w:pPr>
         <w:pStyle w:val="ListeMaddemi"/>
         <w:spacing w:before="40" w:after="40"/>
-      </w:pPr>
-      <w:r>
-        <w:rPr>
+        <w:rPr>
+          <w:rFonts w:asciiTheme="majorHAnsi" w:hAnsiTheme="majorHAnsi" w:cstheme="majorHAnsi"/>
+        </w:rPr>
+      </w:pPr>
+      <w:r>
+        <w:rPr>
+          <w:rFonts w:asciiTheme="majorHAnsi" w:hAnsiTheme="majorHAnsi" w:cstheme="majorHAnsi"/>
           <w:sz w:val="24"/>
         </w:rPr>
         <w:t>Farklı dosya formatlarından (JSON, XML, API) veri entegrasyonu eklenebilir.</w:t>
@@ -2394,9 +3263,13 @@
       <w:pPr>
         <w:pStyle w:val="ListeMaddemi"/>
         <w:spacing w:before="40" w:after="40"/>
-      </w:pPr>
-      <w:r>
-        <w:rPr>
+        <w:rPr>
+          <w:rFonts w:asciiTheme="majorHAnsi" w:hAnsiTheme="majorHAnsi" w:cstheme="majorHAnsi"/>
+        </w:rPr>
+      </w:pPr>
+      <w:r>
+        <w:rPr>
+          <w:rFonts w:asciiTheme="majorHAnsi" w:hAnsiTheme="majorHAnsi" w:cstheme="majorHAnsi"/>
           <w:sz w:val="24"/>
         </w:rPr>
         <w:t>Temizlenmiş veri üzerinde makine öğrenmesi modelleri denenebilir.</w:t>
@@ -2406,9 +3279,13 @@
       <w:pPr>
         <w:pStyle w:val="ListeMaddemi"/>
         <w:spacing w:before="40" w:after="40"/>
-      </w:pPr>
-      <w:r>
-        <w:rPr>
+        <w:rPr>
+          <w:rFonts w:asciiTheme="majorHAnsi" w:hAnsiTheme="majorHAnsi" w:cstheme="majorHAnsi"/>
+        </w:rPr>
+      </w:pPr>
+      <w:r>
+        <w:rPr>
+          <w:rFonts w:asciiTheme="majorHAnsi" w:hAnsiTheme="majorHAnsi" w:cstheme="majorHAnsi"/>
           <w:sz w:val="24"/>
         </w:rPr>
         <w:t>Veri kalite kontrol sorgularının kapsamı genişletilebilir.</w:t>
@@ -2418,16 +3295,28 @@
       <w:pPr>
         <w:spacing w:before="160" w:after="160"/>
         <w:jc w:val="both"/>
-      </w:pPr>
-      <w:r>
-        <w:rPr>
+        <w:rPr>
+          <w:rFonts w:asciiTheme="majorHAnsi" w:hAnsiTheme="majorHAnsi" w:cstheme="majorHAnsi"/>
+        </w:rPr>
+      </w:pPr>
+      <w:r>
+        <w:rPr>
+          <w:rFonts w:asciiTheme="majorHAnsi" w:hAnsiTheme="majorHAnsi" w:cstheme="majorHAnsi"/>
           <w:sz w:val="24"/>
         </w:rPr>
         <w:t>Sonuç olarak bu proje kapsamında Python programlama dili ve Pandas kütüphanesi kullanılarak gerçek bir veri temizleme ve ETL süreci başarıyla gerçekleştirilmiştir.</w:t>
       </w:r>
     </w:p>
     <w:p>
-      <w:r>
+      <w:pPr>
+        <w:rPr>
+          <w:rFonts w:asciiTheme="majorHAnsi" w:hAnsiTheme="majorHAnsi" w:cstheme="majorHAnsi"/>
+        </w:rPr>
+      </w:pPr>
+      <w:r>
+        <w:rPr>
+          <w:rFonts w:asciiTheme="majorHAnsi" w:hAnsiTheme="majorHAnsi" w:cstheme="majorHAnsi"/>
+        </w:rPr>
         <w:br w:type="page"/>
       </w:r>
     </w:p>
@@ -2435,22 +3324,31 @@
       <w:pPr>
         <w:spacing w:after="320"/>
         <w:jc w:val="center"/>
-      </w:pPr>
-      <w:r>
-        <w:rPr>
+        <w:rPr>
+          <w:rFonts w:asciiTheme="majorHAnsi" w:hAnsiTheme="majorHAnsi" w:cstheme="majorHAnsi"/>
+        </w:rPr>
+      </w:pPr>
+      <w:r>
+        <w:rPr>
+          <w:rFonts w:asciiTheme="majorHAnsi" w:hAnsiTheme="majorHAnsi" w:cstheme="majorHAnsi"/>
           <w:b/>
           <w:color w:val="00467F"/>
           <w:sz w:val="32"/>
         </w:rPr>
+        <w:lastRenderedPageBreak/>
         <w:t>PROJE 2: VERİTABANI YEDEKLEME VE FELAKETTEN KURTARMA PLANI</w:t>
       </w:r>
     </w:p>
     <w:p>
       <w:pPr>
         <w:spacing w:before="240" w:after="120"/>
-      </w:pPr>
-      <w:r>
-        <w:rPr>
+        <w:rPr>
+          <w:rFonts w:asciiTheme="majorHAnsi" w:hAnsiTheme="majorHAnsi" w:cstheme="majorHAnsi"/>
+        </w:rPr>
+      </w:pPr>
+      <w:r>
+        <w:rPr>
+          <w:rFonts w:asciiTheme="majorHAnsi" w:hAnsiTheme="majorHAnsi" w:cstheme="majorHAnsi"/>
           <w:b/>
           <w:sz w:val="28"/>
         </w:rPr>
@@ -2461,9 +3359,13 @@
       <w:pPr>
         <w:spacing w:after="160"/>
         <w:jc w:val="both"/>
-      </w:pPr>
-      <w:r>
-        <w:rPr>
+        <w:rPr>
+          <w:rFonts w:asciiTheme="majorHAnsi" w:hAnsiTheme="majorHAnsi" w:cstheme="majorHAnsi"/>
+        </w:rPr>
+      </w:pPr>
+      <w:r>
+        <w:rPr>
+          <w:rFonts w:asciiTheme="majorHAnsi" w:hAnsiTheme="majorHAnsi" w:cstheme="majorHAnsi"/>
           <w:sz w:val="24"/>
         </w:rPr>
         <w:t>Bu projede, Proje 5 kapsamında ETL süreçleriyle temizlenip oluşturulan Titanic_Cleaned.db veritabanı güvenlik altyapısı açısından ele alınmaktadır. SQLite tabanlı bu veritabanı, Python'un shutil kütüphanesi ve SQL Server standart yedekleme komutları (T-SQL) aracılığıyla yedeklenmekte; felaketten kurtarma senaryosu ise Python betiğiyle otomatik biçimde simüle edilmektedir.</w:t>
@@ -2473,9 +3375,13 @@
       <w:pPr>
         <w:spacing w:after="160"/>
         <w:jc w:val="both"/>
-      </w:pPr>
-      <w:r>
-        <w:rPr>
+        <w:rPr>
+          <w:rFonts w:asciiTheme="majorHAnsi" w:hAnsiTheme="majorHAnsi" w:cstheme="majorHAnsi"/>
+        </w:rPr>
+      </w:pPr>
+      <w:r>
+        <w:rPr>
+          <w:rFonts w:asciiTheme="majorHAnsi" w:hAnsiTheme="majorHAnsi" w:cstheme="majorHAnsi"/>
           <w:sz w:val="24"/>
         </w:rPr>
         <w:t>Bu çalışmada amaç; çok katmanlı bir yedekleme stratejisi tasarlamak, Python ile felaketten kurtarma simülasyonu yazmak ve geri yükleme sonrasında veritabanı bütünlüğünü doğrulamaktır.</w:t>
@@ -2484,9 +3390,13 @@
     <w:p>
       <w:pPr>
         <w:spacing w:before="240" w:after="120"/>
-      </w:pPr>
-      <w:r>
-        <w:rPr>
+        <w:rPr>
+          <w:rFonts w:asciiTheme="majorHAnsi" w:hAnsiTheme="majorHAnsi" w:cstheme="majorHAnsi"/>
+        </w:rPr>
+      </w:pPr>
+      <w:r>
+        <w:rPr>
+          <w:rFonts w:asciiTheme="majorHAnsi" w:hAnsiTheme="majorHAnsi" w:cstheme="majorHAnsi"/>
           <w:b/>
           <w:sz w:val="28"/>
         </w:rPr>
@@ -2497,9 +3407,13 @@
       <w:pPr>
         <w:spacing w:after="160"/>
         <w:jc w:val="both"/>
-      </w:pPr>
-      <w:r>
-        <w:rPr>
+        <w:rPr>
+          <w:rFonts w:asciiTheme="majorHAnsi" w:hAnsiTheme="majorHAnsi" w:cstheme="majorHAnsi"/>
+        </w:rPr>
+      </w:pPr>
+      <w:r>
+        <w:rPr>
+          <w:rFonts w:asciiTheme="majorHAnsi" w:hAnsiTheme="majorHAnsi" w:cstheme="majorHAnsi"/>
           <w:sz w:val="24"/>
         </w:rPr>
         <w:t>Yedekleme senaryosunda kullanılan veritabanı, Proje 5'te oluşturulan Titanic_Cleaned.db dosyasıdır. Bu veritabanı 891 satırlık temizlenmiş Titanic yolcu verisi içermektedir. Yedekleme öncesinde Titanic.db veritabanı da simülasyon amacıyla kullanılmıştır.</w:t>
@@ -2509,9 +3423,13 @@
       <w:pPr>
         <w:spacing w:after="80"/>
         <w:jc w:val="both"/>
-      </w:pPr>
-      <w:r>
-        <w:rPr>
+        <w:rPr>
+          <w:rFonts w:asciiTheme="majorHAnsi" w:hAnsiTheme="majorHAnsi" w:cstheme="majorHAnsi"/>
+        </w:rPr>
+      </w:pPr>
+      <w:r>
+        <w:rPr>
+          <w:rFonts w:asciiTheme="majorHAnsi" w:hAnsiTheme="majorHAnsi" w:cstheme="majorHAnsi"/>
           <w:sz w:val="24"/>
         </w:rPr>
         <w:t>Çalışma ortamı şu bileşenlerden oluşmaktadır:</w:t>
@@ -2521,9 +3439,13 @@
       <w:pPr>
         <w:pStyle w:val="ListeMaddemi"/>
         <w:spacing w:before="40" w:after="40"/>
-      </w:pPr>
-      <w:r>
-        <w:rPr>
+        <w:rPr>
+          <w:rFonts w:asciiTheme="majorHAnsi" w:hAnsiTheme="majorHAnsi" w:cstheme="majorHAnsi"/>
+        </w:rPr>
+      </w:pPr>
+      <w:r>
+        <w:rPr>
+          <w:rFonts w:asciiTheme="majorHAnsi" w:hAnsiTheme="majorHAnsi" w:cstheme="majorHAnsi"/>
           <w:sz w:val="24"/>
         </w:rPr>
         <w:t>Python 3.x – Otomasyon ve simülasyon betikleri için</w:t>
@@ -2533,9 +3455,13 @@
       <w:pPr>
         <w:pStyle w:val="ListeMaddemi"/>
         <w:spacing w:before="40" w:after="40"/>
-      </w:pPr>
-      <w:r>
-        <w:rPr>
+        <w:rPr>
+          <w:rFonts w:asciiTheme="majorHAnsi" w:hAnsiTheme="majorHAnsi" w:cstheme="majorHAnsi"/>
+        </w:rPr>
+      </w:pPr>
+      <w:r>
+        <w:rPr>
+          <w:rFonts w:asciiTheme="majorHAnsi" w:hAnsiTheme="majorHAnsi" w:cstheme="majorHAnsi"/>
           <w:sz w:val="24"/>
         </w:rPr>
         <w:t>sqlite3 (dahili) – Veritabanı bağlantı ve doğrulama işlemleri için</w:t>
@@ -2545,9 +3471,13 @@
       <w:pPr>
         <w:pStyle w:val="ListeMaddemi"/>
         <w:spacing w:before="40" w:after="40"/>
-      </w:pPr>
-      <w:r>
-        <w:rPr>
+        <w:rPr>
+          <w:rFonts w:asciiTheme="majorHAnsi" w:hAnsiTheme="majorHAnsi" w:cstheme="majorHAnsi"/>
+        </w:rPr>
+      </w:pPr>
+      <w:r>
+        <w:rPr>
+          <w:rFonts w:asciiTheme="majorHAnsi" w:hAnsiTheme="majorHAnsi" w:cstheme="majorHAnsi"/>
           <w:sz w:val="24"/>
         </w:rPr>
         <w:t>shutil – Dosya kopyalama ve yedek yönetimi için</w:t>
@@ -2557,9 +3487,13 @@
       <w:pPr>
         <w:pStyle w:val="ListeMaddemi"/>
         <w:spacing w:before="40" w:after="40"/>
-      </w:pPr>
-      <w:r>
-        <w:rPr>
+        <w:rPr>
+          <w:rFonts w:asciiTheme="majorHAnsi" w:hAnsiTheme="majorHAnsi" w:cstheme="majorHAnsi"/>
+        </w:rPr>
+      </w:pPr>
+      <w:r>
+        <w:rPr>
+          <w:rFonts w:asciiTheme="majorHAnsi" w:hAnsiTheme="majorHAnsi" w:cstheme="majorHAnsi"/>
           <w:sz w:val="24"/>
         </w:rPr>
         <w:t>MS SQL Server / T-SQL – Gerçek ortam yedekleme komutları için</w:t>
@@ -2568,9 +3502,13 @@
     <w:p>
       <w:pPr>
         <w:spacing w:before="240" w:after="120"/>
-      </w:pPr>
-      <w:r>
-        <w:rPr>
+        <w:rPr>
+          <w:rFonts w:asciiTheme="majorHAnsi" w:hAnsiTheme="majorHAnsi" w:cstheme="majorHAnsi"/>
+        </w:rPr>
+      </w:pPr>
+      <w:r>
+        <w:rPr>
+          <w:rFonts w:asciiTheme="majorHAnsi" w:hAnsiTheme="majorHAnsi" w:cstheme="majorHAnsi"/>
           <w:b/>
           <w:sz w:val="28"/>
         </w:rPr>
@@ -2581,9 +3519,13 @@
       <w:pPr>
         <w:spacing w:after="160"/>
         <w:jc w:val="both"/>
-      </w:pPr>
-      <w:r>
-        <w:rPr>
+        <w:rPr>
+          <w:rFonts w:asciiTheme="majorHAnsi" w:hAnsiTheme="majorHAnsi" w:cstheme="majorHAnsi"/>
+        </w:rPr>
+      </w:pPr>
+      <w:r>
+        <w:rPr>
+          <w:rFonts w:asciiTheme="majorHAnsi" w:hAnsiTheme="majorHAnsi" w:cstheme="majorHAnsi"/>
           <w:sz w:val="24"/>
         </w:rPr>
         <w:t>Bu projede MS SQL Server standartlarını esas alan üç katmanlı bir yedekleme mimarisi tasarlanmıştır. Her katman farklı bir kurtarma senaryosunu desteklemekte ve birlikte kapsamlı bir veri güvenliği altyapısı oluşturmaktadır.</w:t>
@@ -2592,9 +3534,13 @@
     <w:p>
       <w:pPr>
         <w:spacing w:before="240" w:after="120"/>
-      </w:pPr>
-      <w:r>
-        <w:rPr>
+        <w:rPr>
+          <w:rFonts w:asciiTheme="majorHAnsi" w:hAnsiTheme="majorHAnsi" w:cstheme="majorHAnsi"/>
+        </w:rPr>
+      </w:pPr>
+      <w:r>
+        <w:rPr>
+          <w:rFonts w:asciiTheme="majorHAnsi" w:hAnsiTheme="majorHAnsi" w:cstheme="majorHAnsi"/>
           <w:b/>
           <w:sz w:val="26"/>
         </w:rPr>
@@ -2605,10 +3551,13 @@
       <w:pPr>
         <w:spacing w:after="80"/>
         <w:jc w:val="both"/>
-      </w:pPr>
-      <w:r>
-        <w:rPr>
-          <w:rFonts w:ascii="Times New Roman" w:eastAsia="Times New Roman" w:hAnsi="Times New Roman"/>
+        <w:rPr>
+          <w:rFonts w:asciiTheme="majorHAnsi" w:hAnsiTheme="majorHAnsi" w:cstheme="majorHAnsi"/>
+        </w:rPr>
+      </w:pPr>
+      <w:r>
+        <w:rPr>
+          <w:rFonts w:asciiTheme="majorHAnsi" w:eastAsia="Times New Roman" w:hAnsiTheme="majorHAnsi" w:cstheme="majorHAnsi"/>
           <w:sz w:val="24"/>
         </w:rPr>
         <w:t>Haftalık olarak alınması planlanan tam yedek, tüm veritabanını tek bir bak dosyasına kaydeder. Bu yedek, olası felaket senaryolarında geri yüklemenin başlangıç noktasını oluşturur.</w:t>
@@ -2617,6 +3566,9 @@
     <w:p>
       <w:pPr>
         <w:spacing w:before="80" w:after="0"/>
+        <w:rPr>
+          <w:rFonts w:asciiTheme="majorHAnsi" w:hAnsiTheme="majorHAnsi" w:cstheme="majorHAnsi"/>
+        </w:rPr>
       </w:pPr>
     </w:p>
     <w:p>
@@ -2624,10 +3576,13 @@
         <w:shd w:val="clear" w:color="auto" w:fill="F2F2F2"/>
         <w:spacing w:after="0"/>
         <w:ind w:left="283"/>
-      </w:pPr>
-      <w:r>
-        <w:rPr>
-          <w:rFonts w:ascii="Courier New" w:eastAsia="Courier New" w:hAnsi="Courier New"/>
+        <w:rPr>
+          <w:rFonts w:asciiTheme="majorHAnsi" w:hAnsiTheme="majorHAnsi" w:cstheme="majorHAnsi"/>
+        </w:rPr>
+      </w:pPr>
+      <w:r>
+        <w:rPr>
+          <w:rFonts w:asciiTheme="majorHAnsi" w:eastAsia="Courier New" w:hAnsiTheme="majorHAnsi" w:cstheme="majorHAnsi"/>
           <w:sz w:val="18"/>
         </w:rPr>
         <w:t>-- Tam Yedek (Full Backup) – Haftalık Rutin</w:t>
@@ -2638,10 +3593,13 @@
         <w:shd w:val="clear" w:color="auto" w:fill="F2F2F2"/>
         <w:spacing w:after="0"/>
         <w:ind w:left="283"/>
-      </w:pPr>
-      <w:r>
-        <w:rPr>
-          <w:rFonts w:ascii="Courier New" w:hAnsi="Courier New"/>
+        <w:rPr>
+          <w:rFonts w:asciiTheme="majorHAnsi" w:hAnsiTheme="majorHAnsi" w:cstheme="majorHAnsi"/>
+        </w:rPr>
+      </w:pPr>
+      <w:r>
+        <w:rPr>
+          <w:rFonts w:asciiTheme="majorHAnsi" w:hAnsiTheme="majorHAnsi" w:cstheme="majorHAnsi"/>
           <w:sz w:val="18"/>
         </w:rPr>
         <w:t>BACKUP DATABASE TitanicDB</w:t>
@@ -2652,10 +3610,13 @@
         <w:shd w:val="clear" w:color="auto" w:fill="F2F2F2"/>
         <w:spacing w:after="0"/>
         <w:ind w:left="283"/>
-      </w:pPr>
-      <w:r>
-        <w:rPr>
-          <w:rFonts w:ascii="Courier New" w:hAnsi="Courier New"/>
+        <w:rPr>
+          <w:rFonts w:asciiTheme="majorHAnsi" w:hAnsiTheme="majorHAnsi" w:cstheme="majorHAnsi"/>
+        </w:rPr>
+      </w:pPr>
+      <w:r>
+        <w:rPr>
+          <w:rFonts w:asciiTheme="majorHAnsi" w:hAnsiTheme="majorHAnsi" w:cstheme="majorHAnsi"/>
           <w:sz w:val="18"/>
         </w:rPr>
         <w:t>TO DISK = 'C:\Yedekler\TitanicDB_Full.bak'</w:t>
@@ -2666,10 +3627,13 @@
         <w:shd w:val="clear" w:color="auto" w:fill="F2F2F2"/>
         <w:spacing w:after="0"/>
         <w:ind w:left="283"/>
-      </w:pPr>
-      <w:r>
-        <w:rPr>
-          <w:rFonts w:ascii="Courier New" w:hAnsi="Courier New"/>
+        <w:rPr>
+          <w:rFonts w:asciiTheme="majorHAnsi" w:hAnsiTheme="majorHAnsi" w:cstheme="majorHAnsi"/>
+        </w:rPr>
+      </w:pPr>
+      <w:r>
+        <w:rPr>
+          <w:rFonts w:asciiTheme="majorHAnsi" w:hAnsiTheme="majorHAnsi" w:cstheme="majorHAnsi"/>
           <w:sz w:val="18"/>
         </w:rPr>
         <w:t>TO DISK = 'C:\\Yedekler\\Titanic_Full.bak'</w:t>
@@ -2680,10 +3644,13 @@
         <w:shd w:val="clear" w:color="auto" w:fill="F2F2F2"/>
         <w:spacing w:after="0"/>
         <w:ind w:left="283"/>
-      </w:pPr>
-      <w:r>
-        <w:rPr>
-          <w:rFonts w:ascii="Courier New" w:hAnsi="Courier New"/>
+        <w:rPr>
+          <w:rFonts w:asciiTheme="majorHAnsi" w:hAnsiTheme="majorHAnsi" w:cstheme="majorHAnsi"/>
+        </w:rPr>
+      </w:pPr>
+      <w:r>
+        <w:rPr>
+          <w:rFonts w:asciiTheme="majorHAnsi" w:hAnsiTheme="majorHAnsi" w:cstheme="majorHAnsi"/>
           <w:sz w:val="18"/>
         </w:rPr>
         <w:t>WITH FORMAT, MEDIANAME = 'SQLYedekler',</w:t>
@@ -2694,10 +3661,13 @@
         <w:shd w:val="clear" w:color="auto" w:fill="F2F2F2"/>
         <w:spacing w:after="0"/>
         <w:ind w:left="283"/>
-      </w:pPr>
-      <w:r>
-        <w:rPr>
-          <w:rFonts w:ascii="Courier New" w:hAnsi="Courier New"/>
+        <w:rPr>
+          <w:rFonts w:asciiTheme="majorHAnsi" w:hAnsiTheme="majorHAnsi" w:cstheme="majorHAnsi"/>
+        </w:rPr>
+      </w:pPr>
+      <w:r>
+        <w:rPr>
+          <w:rFonts w:asciiTheme="majorHAnsi" w:hAnsiTheme="majorHAnsi" w:cstheme="majorHAnsi"/>
           <w:sz w:val="18"/>
         </w:rPr>
         <w:t xml:space="preserve">     NAME = 'TitanicDB Tam Yedegi';</w:t>
@@ -2708,10 +3678,13 @@
         <w:shd w:val="clear" w:color="auto" w:fill="F2F2F2"/>
         <w:spacing w:after="0"/>
         <w:ind w:left="283"/>
-      </w:pPr>
-      <w:r>
-        <w:rPr>
-          <w:rFonts w:ascii="Courier New" w:hAnsi="Courier New"/>
+        <w:rPr>
+          <w:rFonts w:asciiTheme="majorHAnsi" w:hAnsiTheme="majorHAnsi" w:cstheme="majorHAnsi"/>
+        </w:rPr>
+      </w:pPr>
+      <w:r>
+        <w:rPr>
+          <w:rFonts w:asciiTheme="majorHAnsi" w:hAnsiTheme="majorHAnsi" w:cstheme="majorHAnsi"/>
           <w:sz w:val="18"/>
         </w:rPr>
         <w:t>GO</w:t>
@@ -2720,14 +3693,21 @@
     <w:p>
       <w:pPr>
         <w:spacing w:after="120"/>
+        <w:rPr>
+          <w:rFonts w:asciiTheme="majorHAnsi" w:hAnsiTheme="majorHAnsi" w:cstheme="majorHAnsi"/>
+        </w:rPr>
       </w:pPr>
     </w:p>
     <w:p>
       <w:pPr>
         <w:spacing w:before="240" w:after="120"/>
-      </w:pPr>
-      <w:r>
-        <w:rPr>
+        <w:rPr>
+          <w:rFonts w:asciiTheme="majorHAnsi" w:hAnsiTheme="majorHAnsi" w:cstheme="majorHAnsi"/>
+        </w:rPr>
+      </w:pPr>
+      <w:r>
+        <w:rPr>
+          <w:rFonts w:asciiTheme="majorHAnsi" w:hAnsiTheme="majorHAnsi" w:cstheme="majorHAnsi"/>
           <w:b/>
           <w:sz w:val="26"/>
         </w:rPr>
@@ -2738,10 +3718,13 @@
       <w:pPr>
         <w:spacing w:after="80"/>
         <w:jc w:val="both"/>
-      </w:pPr>
-      <w:r>
-        <w:rPr>
-          <w:rFonts w:ascii="Times New Roman" w:eastAsia="Times New Roman" w:hAnsi="Times New Roman"/>
+        <w:rPr>
+          <w:rFonts w:asciiTheme="majorHAnsi" w:hAnsiTheme="majorHAnsi" w:cstheme="majorHAnsi"/>
+        </w:rPr>
+      </w:pPr>
+      <w:r>
+        <w:rPr>
+          <w:rFonts w:asciiTheme="majorHAnsi" w:eastAsia="Times New Roman" w:hAnsiTheme="majorHAnsi" w:cstheme="majorHAnsi"/>
           <w:sz w:val="24"/>
         </w:rPr>
         <w:t>Günlük olarak çalıştırılan diferansiyel yedek, son tam yedekten bu yana değişen kayıtları alır. WITH DIFFERENTIAL parametresi sayesinde yalnızca yeni veriler yedeklenerek zaman ve depolama tasarrufu sağlanır.</w:t>
@@ -2750,6 +3733,9 @@
     <w:p>
       <w:pPr>
         <w:spacing w:before="80" w:after="0"/>
+        <w:rPr>
+          <w:rFonts w:asciiTheme="majorHAnsi" w:hAnsiTheme="majorHAnsi" w:cstheme="majorHAnsi"/>
+        </w:rPr>
       </w:pPr>
     </w:p>
     <w:p>
@@ -2757,10 +3743,13 @@
         <w:shd w:val="clear" w:color="auto" w:fill="F2F2F2"/>
         <w:spacing w:after="0"/>
         <w:ind w:left="283"/>
-      </w:pPr>
-      <w:r>
-        <w:rPr>
-          <w:rFonts w:ascii="Courier New" w:hAnsi="Courier New"/>
+        <w:rPr>
+          <w:rFonts w:asciiTheme="majorHAnsi" w:hAnsiTheme="majorHAnsi" w:cstheme="majorHAnsi"/>
+        </w:rPr>
+      </w:pPr>
+      <w:r>
+        <w:rPr>
+          <w:rFonts w:asciiTheme="majorHAnsi" w:hAnsiTheme="majorHAnsi" w:cstheme="majorHAnsi"/>
           <w:sz w:val="18"/>
         </w:rPr>
         <w:t>-- Diferansiyel Yedek – Günlük Değişimler</w:t>
@@ -2771,10 +3760,13 @@
         <w:shd w:val="clear" w:color="auto" w:fill="F2F2F2"/>
         <w:spacing w:after="0"/>
         <w:ind w:left="283"/>
-      </w:pPr>
-      <w:r>
-        <w:rPr>
-          <w:rFonts w:ascii="Courier New" w:hAnsi="Courier New"/>
+        <w:rPr>
+          <w:rFonts w:asciiTheme="majorHAnsi" w:hAnsiTheme="majorHAnsi" w:cstheme="majorHAnsi"/>
+        </w:rPr>
+      </w:pPr>
+      <w:r>
+        <w:rPr>
+          <w:rFonts w:asciiTheme="majorHAnsi" w:hAnsiTheme="majorHAnsi" w:cstheme="majorHAnsi"/>
           <w:sz w:val="18"/>
         </w:rPr>
         <w:t>BACKUP DATABASE TitanicDB</w:t>
@@ -2785,10 +3777,13 @@
         <w:shd w:val="clear" w:color="auto" w:fill="F2F2F2"/>
         <w:spacing w:after="0"/>
         <w:ind w:left="283"/>
-      </w:pPr>
-      <w:r>
-        <w:rPr>
-          <w:rFonts w:ascii="Courier New" w:hAnsi="Courier New"/>
+        <w:rPr>
+          <w:rFonts w:asciiTheme="majorHAnsi" w:hAnsiTheme="majorHAnsi" w:cstheme="majorHAnsi"/>
+        </w:rPr>
+      </w:pPr>
+      <w:r>
+        <w:rPr>
+          <w:rFonts w:asciiTheme="majorHAnsi" w:hAnsiTheme="majorHAnsi" w:cstheme="majorHAnsi"/>
           <w:sz w:val="18"/>
         </w:rPr>
         <w:t>TO DISK = 'C:\Yedekler\TitanicDB_Diff.bak'</w:t>
@@ -2799,10 +3794,13 @@
         <w:shd w:val="clear" w:color="auto" w:fill="F2F2F2"/>
         <w:spacing w:after="0"/>
         <w:ind w:left="283"/>
-      </w:pPr>
-      <w:r>
-        <w:rPr>
-          <w:rFonts w:ascii="Courier New" w:eastAsia="Courier New" w:hAnsi="Courier New"/>
+        <w:rPr>
+          <w:rFonts w:asciiTheme="majorHAnsi" w:hAnsiTheme="majorHAnsi" w:cstheme="majorHAnsi"/>
+        </w:rPr>
+      </w:pPr>
+      <w:r>
+        <w:rPr>
+          <w:rFonts w:asciiTheme="majorHAnsi" w:eastAsia="Courier New" w:hAnsiTheme="majorHAnsi" w:cstheme="majorHAnsi"/>
           <w:sz w:val="18"/>
         </w:rPr>
         <w:t>WITH DIFFERENTIAL,</w:t>
@@ -2813,10 +3811,13 @@
         <w:shd w:val="clear" w:color="auto" w:fill="F2F2F2"/>
         <w:spacing w:after="0"/>
         <w:ind w:left="283"/>
-      </w:pPr>
-      <w:r>
-        <w:rPr>
-          <w:rFonts w:ascii="Courier New" w:hAnsi="Courier New"/>
+        <w:rPr>
+          <w:rFonts w:asciiTheme="majorHAnsi" w:hAnsiTheme="majorHAnsi" w:cstheme="majorHAnsi"/>
+        </w:rPr>
+      </w:pPr>
+      <w:r>
+        <w:rPr>
+          <w:rFonts w:asciiTheme="majorHAnsi" w:hAnsiTheme="majorHAnsi" w:cstheme="majorHAnsi"/>
           <w:sz w:val="18"/>
         </w:rPr>
         <w:t xml:space="preserve">     NAME = 'TitanicDB Gunluk Fark Yedegi';</w:t>
@@ -2827,10 +3828,13 @@
         <w:shd w:val="clear" w:color="auto" w:fill="F2F2F2"/>
         <w:spacing w:after="0"/>
         <w:ind w:left="283"/>
-      </w:pPr>
-      <w:r>
-        <w:rPr>
-          <w:rFonts w:ascii="Courier New" w:eastAsia="Courier New" w:hAnsi="Courier New"/>
+        <w:rPr>
+          <w:rFonts w:asciiTheme="majorHAnsi" w:hAnsiTheme="majorHAnsi" w:cstheme="majorHAnsi"/>
+        </w:rPr>
+      </w:pPr>
+      <w:r>
+        <w:rPr>
+          <w:rFonts w:asciiTheme="majorHAnsi" w:eastAsia="Courier New" w:hAnsiTheme="majorHAnsi" w:cstheme="majorHAnsi"/>
           <w:sz w:val="18"/>
         </w:rPr>
         <w:t>GO</w:t>
@@ -2839,14 +3843,21 @@
     <w:p>
       <w:pPr>
         <w:spacing w:after="120"/>
+        <w:rPr>
+          <w:rFonts w:asciiTheme="majorHAnsi" w:hAnsiTheme="majorHAnsi" w:cstheme="majorHAnsi"/>
+        </w:rPr>
       </w:pPr>
     </w:p>
     <w:p>
       <w:pPr>
         <w:spacing w:before="240" w:after="120"/>
-      </w:pPr>
-      <w:r>
-        <w:rPr>
+        <w:rPr>
+          <w:rFonts w:asciiTheme="majorHAnsi" w:hAnsiTheme="majorHAnsi" w:cstheme="majorHAnsi"/>
+        </w:rPr>
+      </w:pPr>
+      <w:r>
+        <w:rPr>
+          <w:rFonts w:asciiTheme="majorHAnsi" w:hAnsiTheme="majorHAnsi" w:cstheme="majorHAnsi"/>
           <w:b/>
           <w:sz w:val="26"/>
         </w:rPr>
@@ -2857,9 +3868,13 @@
       <w:pPr>
         <w:spacing w:after="80"/>
         <w:jc w:val="both"/>
-      </w:pPr>
-      <w:r>
-        <w:rPr>
+        <w:rPr>
+          <w:rFonts w:asciiTheme="majorHAnsi" w:hAnsiTheme="majorHAnsi" w:cstheme="majorHAnsi"/>
+        </w:rPr>
+      </w:pPr>
+      <w:r>
+        <w:rPr>
+          <w:rFonts w:asciiTheme="majorHAnsi" w:hAnsiTheme="majorHAnsi" w:cstheme="majorHAnsi"/>
           <w:sz w:val="24"/>
         </w:rPr>
         <w:t>Sistemdeki her işlem, saniye granülerliğinde Transaction Log'a kaydedilmektedir. Bu yapı, Point-in-Time Restore senaryolarını mümkün kılarak istenmeyen bir değişiklikten önceki son geçerli duruma dönülmesini sağlar.</w:t>
@@ -2868,6 +3883,9 @@
     <w:p>
       <w:pPr>
         <w:spacing w:before="80" w:after="0"/>
+        <w:rPr>
+          <w:rFonts w:asciiTheme="majorHAnsi" w:hAnsiTheme="majorHAnsi" w:cstheme="majorHAnsi"/>
+        </w:rPr>
       </w:pPr>
     </w:p>
     <w:p>
@@ -2875,10 +3893,13 @@
         <w:shd w:val="clear" w:color="auto" w:fill="F2F2F2"/>
         <w:spacing w:after="0"/>
         <w:ind w:left="283"/>
-      </w:pPr>
-      <w:r>
-        <w:rPr>
-          <w:rFonts w:ascii="Courier New" w:hAnsi="Courier New"/>
+        <w:rPr>
+          <w:rFonts w:asciiTheme="majorHAnsi" w:hAnsiTheme="majorHAnsi" w:cstheme="majorHAnsi"/>
+        </w:rPr>
+      </w:pPr>
+      <w:r>
+        <w:rPr>
+          <w:rFonts w:asciiTheme="majorHAnsi" w:hAnsiTheme="majorHAnsi" w:cstheme="majorHAnsi"/>
           <w:sz w:val="18"/>
         </w:rPr>
         <w:t>-- Transaction Log – Nokta Atisi Kaydi Guvencesi</w:t>
@@ -2889,10 +3910,13 @@
         <w:shd w:val="clear" w:color="auto" w:fill="F2F2F2"/>
         <w:spacing w:after="0"/>
         <w:ind w:left="283"/>
-      </w:pPr>
-      <w:r>
-        <w:rPr>
-          <w:rFonts w:ascii="Courier New" w:hAnsi="Courier New"/>
+        <w:rPr>
+          <w:rFonts w:asciiTheme="majorHAnsi" w:hAnsiTheme="majorHAnsi" w:cstheme="majorHAnsi"/>
+        </w:rPr>
+      </w:pPr>
+      <w:r>
+        <w:rPr>
+          <w:rFonts w:asciiTheme="majorHAnsi" w:hAnsiTheme="majorHAnsi" w:cstheme="majorHAnsi"/>
           <w:sz w:val="18"/>
         </w:rPr>
         <w:t>BACKUP LOG TitanicDB</w:t>
@@ -2903,10 +3927,13 @@
         <w:shd w:val="clear" w:color="auto" w:fill="F2F2F2"/>
         <w:spacing w:after="0"/>
         <w:ind w:left="283"/>
-      </w:pPr>
-      <w:r>
-        <w:rPr>
-          <w:rFonts w:ascii="Courier New" w:hAnsi="Courier New"/>
+        <w:rPr>
+          <w:rFonts w:asciiTheme="majorHAnsi" w:hAnsiTheme="majorHAnsi" w:cstheme="majorHAnsi"/>
+        </w:rPr>
+      </w:pPr>
+      <w:r>
+        <w:rPr>
+          <w:rFonts w:asciiTheme="majorHAnsi" w:hAnsiTheme="majorHAnsi" w:cstheme="majorHAnsi"/>
           <w:sz w:val="18"/>
         </w:rPr>
         <w:t>TO DISK = 'C:\Yedekler\TitanicDB_Log.trn'</w:t>
@@ -2917,10 +3944,13 @@
         <w:shd w:val="clear" w:color="auto" w:fill="F2F2F2"/>
         <w:spacing w:after="0"/>
         <w:ind w:left="283"/>
-      </w:pPr>
-      <w:r>
-        <w:rPr>
-          <w:rFonts w:ascii="Courier New" w:hAnsi="Courier New"/>
+        <w:rPr>
+          <w:rFonts w:asciiTheme="majorHAnsi" w:hAnsiTheme="majorHAnsi" w:cstheme="majorHAnsi"/>
+        </w:rPr>
+      </w:pPr>
+      <w:r>
+        <w:rPr>
+          <w:rFonts w:asciiTheme="majorHAnsi" w:hAnsiTheme="majorHAnsi" w:cstheme="majorHAnsi"/>
           <w:sz w:val="18"/>
         </w:rPr>
         <w:t>WITH NAME = 'TitanicDB Islem Gunlugu Yedegi';</w:t>
@@ -2931,10 +3961,13 @@
         <w:shd w:val="clear" w:color="auto" w:fill="F2F2F2"/>
         <w:spacing w:after="0"/>
         <w:ind w:left="283"/>
-      </w:pPr>
-      <w:r>
-        <w:rPr>
-          <w:rFonts w:ascii="Courier New" w:eastAsia="Courier New" w:hAnsi="Courier New"/>
+        <w:rPr>
+          <w:rFonts w:asciiTheme="majorHAnsi" w:hAnsiTheme="majorHAnsi" w:cstheme="majorHAnsi"/>
+        </w:rPr>
+      </w:pPr>
+      <w:r>
+        <w:rPr>
+          <w:rFonts w:asciiTheme="majorHAnsi" w:eastAsia="Courier New" w:hAnsiTheme="majorHAnsi" w:cstheme="majorHAnsi"/>
           <w:sz w:val="18"/>
         </w:rPr>
         <w:t>GO</w:t>
@@ -2943,14 +3976,21 @@
     <w:p>
       <w:pPr>
         <w:spacing w:after="120"/>
+        <w:rPr>
+          <w:rFonts w:asciiTheme="majorHAnsi" w:hAnsiTheme="majorHAnsi" w:cstheme="majorHAnsi"/>
+        </w:rPr>
       </w:pPr>
     </w:p>
     <w:p>
       <w:pPr>
         <w:spacing w:before="240" w:after="120"/>
-      </w:pPr>
-      <w:r>
-        <w:rPr>
+        <w:rPr>
+          <w:rFonts w:asciiTheme="majorHAnsi" w:hAnsiTheme="majorHAnsi" w:cstheme="majorHAnsi"/>
+        </w:rPr>
+      </w:pPr>
+      <w:r>
+        <w:rPr>
+          <w:rFonts w:asciiTheme="majorHAnsi" w:hAnsiTheme="majorHAnsi" w:cstheme="majorHAnsi"/>
           <w:b/>
           <w:sz w:val="28"/>
         </w:rPr>
@@ -2961,9 +4001,13 @@
       <w:pPr>
         <w:spacing w:after="160"/>
         <w:jc w:val="both"/>
-      </w:pPr>
-      <w:r>
-        <w:rPr>
+        <w:rPr>
+          <w:rFonts w:asciiTheme="majorHAnsi" w:hAnsiTheme="majorHAnsi" w:cstheme="majorHAnsi"/>
+        </w:rPr>
+      </w:pPr>
+      <w:r>
+        <w:rPr>
+          <w:rFonts w:asciiTheme="majorHAnsi" w:hAnsiTheme="majorHAnsi" w:cstheme="majorHAnsi"/>
           <w:sz w:val="24"/>
         </w:rPr>
         <w:t>Projede gerçekçi bir felaketten kurtarma sürecini gösterebilmek amacıyla Point-in-Time Restore (Noktasal Zaman Kurtarması) yöntemi tercih edilmiştir. Bu yaklaşımda felaketin tam olarak gerçekleştiği saniyeye kadar olan veriler geri yüklenmektedir.</w:t>
@@ -2973,9 +4017,13 @@
       <w:pPr>
         <w:spacing w:after="80"/>
         <w:jc w:val="both"/>
-      </w:pPr>
-      <w:r>
-        <w:rPr>
+        <w:rPr>
+          <w:rFonts w:asciiTheme="majorHAnsi" w:hAnsiTheme="majorHAnsi" w:cstheme="majorHAnsi"/>
+        </w:rPr>
+      </w:pPr>
+      <w:r>
+        <w:rPr>
+          <w:rFonts w:asciiTheme="majorHAnsi" w:hAnsiTheme="majorHAnsi" w:cstheme="majorHAnsi"/>
           <w:sz w:val="24"/>
         </w:rPr>
         <w:t>Point-in-Time Restore için T-SQL komutları aşağıda verilmektedir:</w:t>
@@ -2984,6 +4032,9 @@
     <w:p>
       <w:pPr>
         <w:spacing w:before="80" w:after="0"/>
+        <w:rPr>
+          <w:rFonts w:asciiTheme="majorHAnsi" w:hAnsiTheme="majorHAnsi" w:cstheme="majorHAnsi"/>
+        </w:rPr>
       </w:pPr>
     </w:p>
     <w:p>
@@ -2991,10 +4042,13 @@
         <w:shd w:val="clear" w:color="auto" w:fill="F2F2F2"/>
         <w:spacing w:after="0"/>
         <w:ind w:left="283"/>
-      </w:pPr>
-      <w:r>
-        <w:rPr>
-          <w:rFonts w:ascii="Courier New" w:hAnsi="Courier New"/>
+        <w:rPr>
+          <w:rFonts w:asciiTheme="majorHAnsi" w:hAnsiTheme="majorHAnsi" w:cstheme="majorHAnsi"/>
+        </w:rPr>
+      </w:pPr>
+      <w:r>
+        <w:rPr>
+          <w:rFonts w:asciiTheme="majorHAnsi" w:hAnsiTheme="majorHAnsi" w:cstheme="majorHAnsi"/>
           <w:sz w:val="18"/>
         </w:rPr>
         <w:t>-- Felaket anındaki kaydı güvence altına al (Tail-Log)</w:t>
@@ -3005,10 +4059,13 @@
         <w:shd w:val="clear" w:color="auto" w:fill="F2F2F2"/>
         <w:spacing w:after="0"/>
         <w:ind w:left="283"/>
-      </w:pPr>
-      <w:r>
-        <w:rPr>
-          <w:rFonts w:ascii="Courier New" w:hAnsi="Courier New"/>
+        <w:rPr>
+          <w:rFonts w:asciiTheme="majorHAnsi" w:hAnsiTheme="majorHAnsi" w:cstheme="majorHAnsi"/>
+        </w:rPr>
+      </w:pPr>
+      <w:r>
+        <w:rPr>
+          <w:rFonts w:asciiTheme="majorHAnsi" w:hAnsiTheme="majorHAnsi" w:cstheme="majorHAnsi"/>
           <w:sz w:val="18"/>
         </w:rPr>
         <w:t>BACKUP LOG TitanicDB</w:t>
@@ -3019,10 +4076,13 @@
         <w:shd w:val="clear" w:color="auto" w:fill="F2F2F2"/>
         <w:spacing w:after="0"/>
         <w:ind w:left="283"/>
-      </w:pPr>
-      <w:r>
-        <w:rPr>
-          <w:rFonts w:ascii="Courier New" w:hAnsi="Courier New"/>
+        <w:rPr>
+          <w:rFonts w:asciiTheme="majorHAnsi" w:hAnsiTheme="majorHAnsi" w:cstheme="majorHAnsi"/>
+        </w:rPr>
+      </w:pPr>
+      <w:r>
+        <w:rPr>
+          <w:rFonts w:asciiTheme="majorHAnsi" w:hAnsiTheme="majorHAnsi" w:cstheme="majorHAnsi"/>
           <w:sz w:val="18"/>
         </w:rPr>
         <w:t>TO DISK = 'C:\\Yedekler\\Titanic_TailLog.trn'</w:t>
@@ -3033,10 +4093,13 @@
         <w:shd w:val="clear" w:color="auto" w:fill="F2F2F2"/>
         <w:spacing w:after="0"/>
         <w:ind w:left="283"/>
-      </w:pPr>
-      <w:r>
-        <w:rPr>
-          <w:rFonts w:ascii="Courier New" w:eastAsia="Courier New" w:hAnsi="Courier New"/>
+        <w:rPr>
+          <w:rFonts w:asciiTheme="majorHAnsi" w:hAnsiTheme="majorHAnsi" w:cstheme="majorHAnsi"/>
+        </w:rPr>
+      </w:pPr>
+      <w:r>
+        <w:rPr>
+          <w:rFonts w:asciiTheme="majorHAnsi" w:eastAsia="Courier New" w:hAnsiTheme="majorHAnsi" w:cstheme="majorHAnsi"/>
           <w:sz w:val="18"/>
         </w:rPr>
         <w:t>WITH NORECOVERY;</w:t>
@@ -3047,10 +4110,13 @@
         <w:shd w:val="clear" w:color="auto" w:fill="F2F2F2"/>
         <w:spacing w:after="0"/>
         <w:ind w:left="283"/>
-      </w:pPr>
-      <w:r>
-        <w:rPr>
-          <w:rFonts w:ascii="Courier New" w:eastAsia="Courier New" w:hAnsi="Courier New"/>
+        <w:rPr>
+          <w:rFonts w:asciiTheme="majorHAnsi" w:hAnsiTheme="majorHAnsi" w:cstheme="majorHAnsi"/>
+        </w:rPr>
+      </w:pPr>
+      <w:r>
+        <w:rPr>
+          <w:rFonts w:asciiTheme="majorHAnsi" w:eastAsia="Courier New" w:hAnsiTheme="majorHAnsi" w:cstheme="majorHAnsi"/>
           <w:sz w:val="18"/>
         </w:rPr>
         <w:t>GO</w:t>
@@ -3061,10 +4127,13 @@
         <w:shd w:val="clear" w:color="auto" w:fill="F2F2F2"/>
         <w:spacing w:after="0"/>
         <w:ind w:left="283"/>
-      </w:pPr>
-      <w:r>
-        <w:rPr>
-          <w:rFonts w:ascii="Courier New" w:eastAsia="Courier New" w:hAnsi="Courier New"/>
+        <w:rPr>
+          <w:rFonts w:asciiTheme="majorHAnsi" w:hAnsiTheme="majorHAnsi" w:cstheme="majorHAnsi"/>
+        </w:rPr>
+      </w:pPr>
+      <w:r>
+        <w:rPr>
+          <w:rFonts w:asciiTheme="majorHAnsi" w:eastAsia="Courier New" w:hAnsiTheme="majorHAnsi" w:cstheme="majorHAnsi"/>
           <w:sz w:val="18"/>
         </w:rPr>
         <w:t xml:space="preserve"> </w:t>
@@ -3075,10 +4144,13 @@
         <w:shd w:val="clear" w:color="auto" w:fill="F2F2F2"/>
         <w:spacing w:after="0"/>
         <w:ind w:left="283"/>
-      </w:pPr>
-      <w:r>
-        <w:rPr>
-          <w:rFonts w:ascii="Courier New" w:hAnsi="Courier New"/>
+        <w:rPr>
+          <w:rFonts w:asciiTheme="majorHAnsi" w:hAnsiTheme="majorHAnsi" w:cstheme="majorHAnsi"/>
+        </w:rPr>
+      </w:pPr>
+      <w:r>
+        <w:rPr>
+          <w:rFonts w:asciiTheme="majorHAnsi" w:hAnsiTheme="majorHAnsi" w:cstheme="majorHAnsi"/>
           <w:sz w:val="18"/>
         </w:rPr>
         <w:t>-- Adım 1: Tam yedeği yükle (henüz açma)</w:t>
@@ -3089,10 +4161,13 @@
         <w:shd w:val="clear" w:color="auto" w:fill="F2F2F2"/>
         <w:spacing w:after="0"/>
         <w:ind w:left="283"/>
-      </w:pPr>
-      <w:r>
-        <w:rPr>
-          <w:rFonts w:ascii="Courier New" w:hAnsi="Courier New"/>
+        <w:rPr>
+          <w:rFonts w:asciiTheme="majorHAnsi" w:hAnsiTheme="majorHAnsi" w:cstheme="majorHAnsi"/>
+        </w:rPr>
+      </w:pPr>
+      <w:r>
+        <w:rPr>
+          <w:rFonts w:asciiTheme="majorHAnsi" w:hAnsiTheme="majorHAnsi" w:cstheme="majorHAnsi"/>
           <w:sz w:val="18"/>
         </w:rPr>
         <w:t>RESTORE DATABASE TitanicDB</w:t>
@@ -3103,10 +4178,13 @@
         <w:shd w:val="clear" w:color="auto" w:fill="F2F2F2"/>
         <w:spacing w:after="0"/>
         <w:ind w:left="283"/>
-      </w:pPr>
-      <w:r>
-        <w:rPr>
-          <w:rFonts w:ascii="Courier New" w:hAnsi="Courier New"/>
+        <w:rPr>
+          <w:rFonts w:asciiTheme="majorHAnsi" w:hAnsiTheme="majorHAnsi" w:cstheme="majorHAnsi"/>
+        </w:rPr>
+      </w:pPr>
+      <w:r>
+        <w:rPr>
+          <w:rFonts w:asciiTheme="majorHAnsi" w:hAnsiTheme="majorHAnsi" w:cstheme="majorHAnsi"/>
           <w:sz w:val="18"/>
         </w:rPr>
         <w:t>FROM DISK = 'C:\Yedekler\TitanicDB_Full.bak'</w:t>
@@ -3117,10 +4195,13 @@
         <w:shd w:val="clear" w:color="auto" w:fill="F2F2F2"/>
         <w:spacing w:after="0"/>
         <w:ind w:left="283"/>
-      </w:pPr>
-      <w:r>
-        <w:rPr>
-          <w:rFonts w:ascii="Courier New" w:eastAsia="Courier New" w:hAnsi="Courier New"/>
+        <w:rPr>
+          <w:rFonts w:asciiTheme="majorHAnsi" w:hAnsiTheme="majorHAnsi" w:cstheme="majorHAnsi"/>
+        </w:rPr>
+      </w:pPr>
+      <w:r>
+        <w:rPr>
+          <w:rFonts w:asciiTheme="majorHAnsi" w:eastAsia="Courier New" w:hAnsiTheme="majorHAnsi" w:cstheme="majorHAnsi"/>
           <w:sz w:val="18"/>
         </w:rPr>
         <w:t>WITH NORECOVERY;</w:t>
@@ -3131,10 +4212,13 @@
         <w:shd w:val="clear" w:color="auto" w:fill="F2F2F2"/>
         <w:spacing w:after="0"/>
         <w:ind w:left="283"/>
-      </w:pPr>
-      <w:r>
-        <w:rPr>
-          <w:rFonts w:ascii="Courier New" w:eastAsia="Courier New" w:hAnsi="Courier New"/>
+        <w:rPr>
+          <w:rFonts w:asciiTheme="majorHAnsi" w:hAnsiTheme="majorHAnsi" w:cstheme="majorHAnsi"/>
+        </w:rPr>
+      </w:pPr>
+      <w:r>
+        <w:rPr>
+          <w:rFonts w:asciiTheme="majorHAnsi" w:eastAsia="Courier New" w:hAnsiTheme="majorHAnsi" w:cstheme="majorHAnsi"/>
           <w:sz w:val="18"/>
         </w:rPr>
         <w:t>GO</w:t>
@@ -3145,10 +4229,13 @@
         <w:shd w:val="clear" w:color="auto" w:fill="F2F2F2"/>
         <w:spacing w:after="0"/>
         <w:ind w:left="283"/>
-      </w:pPr>
-      <w:r>
-        <w:rPr>
-          <w:rFonts w:ascii="Courier New" w:eastAsia="Courier New" w:hAnsi="Courier New"/>
+        <w:rPr>
+          <w:rFonts w:asciiTheme="majorHAnsi" w:hAnsiTheme="majorHAnsi" w:cstheme="majorHAnsi"/>
+        </w:rPr>
+      </w:pPr>
+      <w:r>
+        <w:rPr>
+          <w:rFonts w:asciiTheme="majorHAnsi" w:eastAsia="Courier New" w:hAnsiTheme="majorHAnsi" w:cstheme="majorHAnsi"/>
           <w:sz w:val="18"/>
         </w:rPr>
         <w:t xml:space="preserve"> </w:t>
@@ -3159,10 +4246,13 @@
         <w:shd w:val="clear" w:color="auto" w:fill="F2F2F2"/>
         <w:spacing w:after="0"/>
         <w:ind w:left="283"/>
-      </w:pPr>
-      <w:r>
-        <w:rPr>
-          <w:rFonts w:ascii="Courier New" w:eastAsia="Courier New" w:hAnsi="Courier New"/>
+        <w:rPr>
+          <w:rFonts w:asciiTheme="majorHAnsi" w:hAnsiTheme="majorHAnsi" w:cstheme="majorHAnsi"/>
+        </w:rPr>
+      </w:pPr>
+      <w:r>
+        <w:rPr>
+          <w:rFonts w:asciiTheme="majorHAnsi" w:eastAsia="Courier New" w:hAnsiTheme="majorHAnsi" w:cstheme="majorHAnsi"/>
           <w:sz w:val="18"/>
         </w:rPr>
         <w:t>-- Adım 2: Diferansiyel yedeği ekle</w:t>
@@ -3173,12 +4263,16 @@
         <w:shd w:val="clear" w:color="auto" w:fill="F2F2F2"/>
         <w:spacing w:after="0"/>
         <w:ind w:left="283"/>
-      </w:pPr>
-      <w:r>
-        <w:rPr>
-          <w:rFonts w:ascii="Courier New" w:hAnsi="Courier New"/>
+        <w:rPr>
+          <w:rFonts w:asciiTheme="majorHAnsi" w:hAnsiTheme="majorHAnsi" w:cstheme="majorHAnsi"/>
+        </w:rPr>
+      </w:pPr>
+      <w:r>
+        <w:rPr>
+          <w:rFonts w:asciiTheme="majorHAnsi" w:hAnsiTheme="majorHAnsi" w:cstheme="majorHAnsi"/>
           <w:sz w:val="18"/>
         </w:rPr>
+        <w:lastRenderedPageBreak/>
         <w:t>RESTORE DATABASE TitanicDB</w:t>
       </w:r>
     </w:p>
@@ -3187,10 +4281,13 @@
         <w:shd w:val="clear" w:color="auto" w:fill="F2F2F2"/>
         <w:spacing w:after="0"/>
         <w:ind w:left="283"/>
-      </w:pPr>
-      <w:r>
-        <w:rPr>
-          <w:rFonts w:ascii="Courier New" w:hAnsi="Courier New"/>
+        <w:rPr>
+          <w:rFonts w:asciiTheme="majorHAnsi" w:hAnsiTheme="majorHAnsi" w:cstheme="majorHAnsi"/>
+        </w:rPr>
+      </w:pPr>
+      <w:r>
+        <w:rPr>
+          <w:rFonts w:asciiTheme="majorHAnsi" w:hAnsiTheme="majorHAnsi" w:cstheme="majorHAnsi"/>
           <w:sz w:val="18"/>
         </w:rPr>
         <w:t>FROM DISK = 'C:\Yedekler\TitanicDB_Diff.bak'</w:t>
@@ -3201,10 +4298,13 @@
         <w:shd w:val="clear" w:color="auto" w:fill="F2F2F2"/>
         <w:spacing w:after="0"/>
         <w:ind w:left="283"/>
-      </w:pPr>
-      <w:r>
-        <w:rPr>
-          <w:rFonts w:ascii="Courier New" w:eastAsia="Courier New" w:hAnsi="Courier New"/>
+        <w:rPr>
+          <w:rFonts w:asciiTheme="majorHAnsi" w:hAnsiTheme="majorHAnsi" w:cstheme="majorHAnsi"/>
+        </w:rPr>
+      </w:pPr>
+      <w:r>
+        <w:rPr>
+          <w:rFonts w:asciiTheme="majorHAnsi" w:eastAsia="Courier New" w:hAnsiTheme="majorHAnsi" w:cstheme="majorHAnsi"/>
           <w:sz w:val="18"/>
         </w:rPr>
         <w:t>WITH NORECOVERY;</w:t>
@@ -3215,10 +4315,13 @@
         <w:shd w:val="clear" w:color="auto" w:fill="F2F2F2"/>
         <w:spacing w:after="0"/>
         <w:ind w:left="283"/>
-      </w:pPr>
-      <w:r>
-        <w:rPr>
-          <w:rFonts w:ascii="Courier New" w:eastAsia="Courier New" w:hAnsi="Courier New"/>
+        <w:rPr>
+          <w:rFonts w:asciiTheme="majorHAnsi" w:hAnsiTheme="majorHAnsi" w:cstheme="majorHAnsi"/>
+        </w:rPr>
+      </w:pPr>
+      <w:r>
+        <w:rPr>
+          <w:rFonts w:asciiTheme="majorHAnsi" w:eastAsia="Courier New" w:hAnsiTheme="majorHAnsi" w:cstheme="majorHAnsi"/>
           <w:sz w:val="18"/>
         </w:rPr>
         <w:t>GO</w:t>
@@ -3229,10 +4332,13 @@
         <w:shd w:val="clear" w:color="auto" w:fill="F2F2F2"/>
         <w:spacing w:after="0"/>
         <w:ind w:left="283"/>
-      </w:pPr>
-      <w:r>
-        <w:rPr>
-          <w:rFonts w:ascii="Courier New" w:eastAsia="Courier New" w:hAnsi="Courier New"/>
+        <w:rPr>
+          <w:rFonts w:asciiTheme="majorHAnsi" w:hAnsiTheme="majorHAnsi" w:cstheme="majorHAnsi"/>
+        </w:rPr>
+      </w:pPr>
+      <w:r>
+        <w:rPr>
+          <w:rFonts w:asciiTheme="majorHAnsi" w:eastAsia="Courier New" w:hAnsiTheme="majorHAnsi" w:cstheme="majorHAnsi"/>
           <w:sz w:val="18"/>
         </w:rPr>
         <w:t xml:space="preserve"> </w:t>
@@ -3243,13 +4349,15 @@
         <w:shd w:val="clear" w:color="auto" w:fill="F2F2F2"/>
         <w:spacing w:after="0"/>
         <w:ind w:left="283"/>
-      </w:pPr>
-      <w:r>
-        <w:rPr>
-          <w:rFonts w:ascii="Courier New" w:eastAsia="Courier New" w:hAnsi="Courier New"/>
+        <w:rPr>
+          <w:rFonts w:asciiTheme="majorHAnsi" w:hAnsiTheme="majorHAnsi" w:cstheme="majorHAnsi"/>
+        </w:rPr>
+      </w:pPr>
+      <w:r>
+        <w:rPr>
+          <w:rFonts w:asciiTheme="majorHAnsi" w:eastAsia="Courier New" w:hAnsiTheme="majorHAnsi" w:cstheme="majorHAnsi"/>
           <w:sz w:val="18"/>
         </w:rPr>
-        <w:lastRenderedPageBreak/>
         <w:t>-- Adım 3: Tam olarak 15:59:59'da durdur!</w:t>
       </w:r>
     </w:p>
@@ -3258,10 +4366,13 @@
         <w:shd w:val="clear" w:color="auto" w:fill="F2F2F2"/>
         <w:spacing w:after="0"/>
         <w:ind w:left="283"/>
-      </w:pPr>
-      <w:r>
-        <w:rPr>
-          <w:rFonts w:ascii="Courier New" w:hAnsi="Courier New"/>
+        <w:rPr>
+          <w:rFonts w:asciiTheme="majorHAnsi" w:hAnsiTheme="majorHAnsi" w:cstheme="majorHAnsi"/>
+        </w:rPr>
+      </w:pPr>
+      <w:r>
+        <w:rPr>
+          <w:rFonts w:asciiTheme="majorHAnsi" w:hAnsiTheme="majorHAnsi" w:cstheme="majorHAnsi"/>
           <w:sz w:val="18"/>
         </w:rPr>
         <w:t>RESTORE LOG TitanicDB</w:t>
@@ -3272,10 +4383,13 @@
         <w:shd w:val="clear" w:color="auto" w:fill="F2F2F2"/>
         <w:spacing w:after="0"/>
         <w:ind w:left="283"/>
-      </w:pPr>
-      <w:r>
-        <w:rPr>
-          <w:rFonts w:ascii="Courier New" w:hAnsi="Courier New"/>
+        <w:rPr>
+          <w:rFonts w:asciiTheme="majorHAnsi" w:hAnsiTheme="majorHAnsi" w:cstheme="majorHAnsi"/>
+        </w:rPr>
+      </w:pPr>
+      <w:r>
+        <w:rPr>
+          <w:rFonts w:asciiTheme="majorHAnsi" w:hAnsiTheme="majorHAnsi" w:cstheme="majorHAnsi"/>
           <w:sz w:val="18"/>
         </w:rPr>
         <w:t>FROM DISK = 'C:\Yedekler\TitanicDB_Log.trn'</w:t>
@@ -3286,10 +4400,13 @@
         <w:shd w:val="clear" w:color="auto" w:fill="F2F2F2"/>
         <w:spacing w:after="0"/>
         <w:ind w:left="283"/>
-      </w:pPr>
-      <w:r>
-        <w:rPr>
-          <w:rFonts w:ascii="Courier New" w:eastAsia="Courier New" w:hAnsi="Courier New"/>
+        <w:rPr>
+          <w:rFonts w:asciiTheme="majorHAnsi" w:hAnsiTheme="majorHAnsi" w:cstheme="majorHAnsi"/>
+        </w:rPr>
+      </w:pPr>
+      <w:r>
+        <w:rPr>
+          <w:rFonts w:asciiTheme="majorHAnsi" w:eastAsia="Courier New" w:hAnsiTheme="majorHAnsi" w:cstheme="majorHAnsi"/>
           <w:sz w:val="18"/>
         </w:rPr>
         <w:t>WITH STOPAT = '2023-12-05 15:59:59', RECOVERY;</w:t>
@@ -3300,10 +4417,13 @@
         <w:shd w:val="clear" w:color="auto" w:fill="F2F2F2"/>
         <w:spacing w:after="0"/>
         <w:ind w:left="283"/>
-      </w:pPr>
-      <w:r>
-        <w:rPr>
-          <w:rFonts w:ascii="Courier New" w:eastAsia="Courier New" w:hAnsi="Courier New"/>
+        <w:rPr>
+          <w:rFonts w:asciiTheme="majorHAnsi" w:hAnsiTheme="majorHAnsi" w:cstheme="majorHAnsi"/>
+        </w:rPr>
+      </w:pPr>
+      <w:r>
+        <w:rPr>
+          <w:rFonts w:asciiTheme="majorHAnsi" w:eastAsia="Courier New" w:hAnsiTheme="majorHAnsi" w:cstheme="majorHAnsi"/>
           <w:sz w:val="18"/>
         </w:rPr>
         <w:t>GO</w:t>
@@ -3312,16 +4432,22 @@
     <w:p>
       <w:pPr>
         <w:spacing w:after="120"/>
+        <w:rPr>
+          <w:rFonts w:asciiTheme="majorHAnsi" w:hAnsiTheme="majorHAnsi" w:cstheme="majorHAnsi"/>
+        </w:rPr>
       </w:pPr>
     </w:p>
     <w:p>
       <w:pPr>
         <w:spacing w:after="160"/>
         <w:jc w:val="both"/>
-      </w:pPr>
-      <w:r>
-        <w:rPr>
-          <w:rFonts w:ascii="Times New Roman" w:eastAsia="Times New Roman" w:hAnsi="Times New Roman"/>
+        <w:rPr>
+          <w:rFonts w:asciiTheme="majorHAnsi" w:hAnsiTheme="majorHAnsi" w:cstheme="majorHAnsi"/>
+        </w:rPr>
+      </w:pPr>
+      <w:r>
+        <w:rPr>
+          <w:rFonts w:asciiTheme="majorHAnsi" w:eastAsia="Times New Roman" w:hAnsiTheme="majorHAnsi" w:cstheme="majorHAnsi"/>
           <w:sz w:val="24"/>
         </w:rPr>
         <w:t>STOPAT parametresi, SQL Server'a 'İşlemleri tara ve tam olarak bu saniyeyi gördüğünde dur' komutunu vermekte, böylece felaket anından yalnızca 1 saniye öncesine zamanda yolculuk yapılmaktadır.</w:t>
@@ -3330,9 +4456,13 @@
     <w:p>
       <w:pPr>
         <w:spacing w:before="240" w:after="120"/>
-      </w:pPr>
-      <w:r>
-        <w:rPr>
+        <w:rPr>
+          <w:rFonts w:asciiTheme="majorHAnsi" w:hAnsiTheme="majorHAnsi" w:cstheme="majorHAnsi"/>
+        </w:rPr>
+      </w:pPr>
+      <w:r>
+        <w:rPr>
+          <w:rFonts w:asciiTheme="majorHAnsi" w:hAnsiTheme="majorHAnsi" w:cstheme="majorHAnsi"/>
           <w:b/>
           <w:sz w:val="28"/>
         </w:rPr>
@@ -3343,9 +4473,13 @@
       <w:pPr>
         <w:spacing w:after="160"/>
         <w:jc w:val="both"/>
-      </w:pPr>
-      <w:r>
-        <w:rPr>
+        <w:rPr>
+          <w:rFonts w:asciiTheme="majorHAnsi" w:hAnsiTheme="majorHAnsi" w:cstheme="majorHAnsi"/>
+        </w:rPr>
+      </w:pPr>
+      <w:r>
+        <w:rPr>
+          <w:rFonts w:asciiTheme="majorHAnsi" w:hAnsiTheme="majorHAnsi" w:cstheme="majorHAnsi"/>
           <w:sz w:val="24"/>
         </w:rPr>
         <w:t>Yedekleme senaryosunu somutlaştırmak amacıyla Python ile otomatik bir felaket simülasyonu yazılmıştır. Bu betik; Proje 5 çıktısı olan Titanic_Cleaned.db veritabanını kaynak olarak kullanmakta, zaman damgalı yedek oluşturmakta ve felaket sonrası kurtarma sürecini otomatik olarak gerçekleştirmektedir.</w:t>
@@ -3354,6 +4488,9 @@
     <w:p>
       <w:pPr>
         <w:spacing w:before="80" w:after="0"/>
+        <w:rPr>
+          <w:rFonts w:asciiTheme="majorHAnsi" w:hAnsiTheme="majorHAnsi" w:cstheme="majorHAnsi"/>
+        </w:rPr>
       </w:pPr>
     </w:p>
     <w:p>
@@ -3361,10 +4498,13 @@
         <w:shd w:val="clear" w:color="auto" w:fill="F2F2F2"/>
         <w:spacing w:after="0"/>
         <w:ind w:left="283"/>
-      </w:pPr>
-      <w:r>
-        <w:rPr>
-          <w:rFonts w:ascii="Courier New" w:eastAsia="Courier New" w:hAnsi="Courier New"/>
+        <w:rPr>
+          <w:rFonts w:asciiTheme="majorHAnsi" w:hAnsiTheme="majorHAnsi" w:cstheme="majorHAnsi"/>
+        </w:rPr>
+      </w:pPr>
+      <w:r>
+        <w:rPr>
+          <w:rFonts w:asciiTheme="majorHAnsi" w:eastAsia="Courier New" w:hAnsiTheme="majorHAnsi" w:cstheme="majorHAnsi"/>
           <w:sz w:val="18"/>
         </w:rPr>
         <w:t>import sqlite3</w:t>
@@ -3375,10 +4515,13 @@
         <w:shd w:val="clear" w:color="auto" w:fill="F2F2F2"/>
         <w:spacing w:after="0"/>
         <w:ind w:left="283"/>
-      </w:pPr>
-      <w:r>
-        <w:rPr>
-          <w:rFonts w:ascii="Courier New" w:eastAsia="Courier New" w:hAnsi="Courier New"/>
+        <w:rPr>
+          <w:rFonts w:asciiTheme="majorHAnsi" w:hAnsiTheme="majorHAnsi" w:cstheme="majorHAnsi"/>
+        </w:rPr>
+      </w:pPr>
+      <w:r>
+        <w:rPr>
+          <w:rFonts w:asciiTheme="majorHAnsi" w:eastAsia="Courier New" w:hAnsiTheme="majorHAnsi" w:cstheme="majorHAnsi"/>
           <w:sz w:val="18"/>
         </w:rPr>
         <w:t>import shutil</w:t>
@@ -3389,10 +4532,13 @@
         <w:shd w:val="clear" w:color="auto" w:fill="F2F2F2"/>
         <w:spacing w:after="0"/>
         <w:ind w:left="283"/>
-      </w:pPr>
-      <w:r>
-        <w:rPr>
-          <w:rFonts w:ascii="Courier New" w:eastAsia="Courier New" w:hAnsi="Courier New"/>
+        <w:rPr>
+          <w:rFonts w:asciiTheme="majorHAnsi" w:hAnsiTheme="majorHAnsi" w:cstheme="majorHAnsi"/>
+        </w:rPr>
+      </w:pPr>
+      <w:r>
+        <w:rPr>
+          <w:rFonts w:asciiTheme="majorHAnsi" w:eastAsia="Courier New" w:hAnsiTheme="majorHAnsi" w:cstheme="majorHAnsi"/>
           <w:sz w:val="18"/>
         </w:rPr>
         <w:t>import time</w:t>
@@ -3403,10 +4549,13 @@
         <w:shd w:val="clear" w:color="auto" w:fill="F2F2F2"/>
         <w:spacing w:after="0"/>
         <w:ind w:left="283"/>
-      </w:pPr>
-      <w:r>
-        <w:rPr>
-          <w:rFonts w:ascii="Courier New" w:eastAsia="Courier New" w:hAnsi="Courier New"/>
+        <w:rPr>
+          <w:rFonts w:asciiTheme="majorHAnsi" w:hAnsiTheme="majorHAnsi" w:cstheme="majorHAnsi"/>
+        </w:rPr>
+      </w:pPr>
+      <w:r>
+        <w:rPr>
+          <w:rFonts w:asciiTheme="majorHAnsi" w:eastAsia="Courier New" w:hAnsiTheme="majorHAnsi" w:cstheme="majorHAnsi"/>
           <w:sz w:val="18"/>
         </w:rPr>
         <w:t>import os</w:t>
@@ -3417,10 +4566,13 @@
         <w:shd w:val="clear" w:color="auto" w:fill="F2F2F2"/>
         <w:spacing w:after="0"/>
         <w:ind w:left="283"/>
-      </w:pPr>
-      <w:r>
-        <w:rPr>
-          <w:rFonts w:ascii="Courier New" w:eastAsia="Courier New" w:hAnsi="Courier New"/>
+        <w:rPr>
+          <w:rFonts w:asciiTheme="majorHAnsi" w:hAnsiTheme="majorHAnsi" w:cstheme="majorHAnsi"/>
+        </w:rPr>
+      </w:pPr>
+      <w:r>
+        <w:rPr>
+          <w:rFonts w:asciiTheme="majorHAnsi" w:eastAsia="Courier New" w:hAnsiTheme="majorHAnsi" w:cstheme="majorHAnsi"/>
           <w:sz w:val="18"/>
         </w:rPr>
         <w:t>from datetime import datetime</w:t>
@@ -3431,10 +4583,13 @@
         <w:shd w:val="clear" w:color="auto" w:fill="F2F2F2"/>
         <w:spacing w:after="0"/>
         <w:ind w:left="283"/>
-      </w:pPr>
-      <w:r>
-        <w:rPr>
-          <w:rFonts w:ascii="Courier New" w:eastAsia="Courier New" w:hAnsi="Courier New"/>
+        <w:rPr>
+          <w:rFonts w:asciiTheme="majorHAnsi" w:hAnsiTheme="majorHAnsi" w:cstheme="majorHAnsi"/>
+        </w:rPr>
+      </w:pPr>
+      <w:r>
+        <w:rPr>
+          <w:rFonts w:asciiTheme="majorHAnsi" w:eastAsia="Courier New" w:hAnsiTheme="majorHAnsi" w:cstheme="majorHAnsi"/>
           <w:sz w:val="18"/>
         </w:rPr>
         <w:t xml:space="preserve"> </w:t>
@@ -3445,10 +4600,13 @@
         <w:shd w:val="clear" w:color="auto" w:fill="F2F2F2"/>
         <w:spacing w:after="0"/>
         <w:ind w:left="283"/>
-      </w:pPr>
-      <w:r>
-        <w:rPr>
-          <w:rFonts w:ascii="Courier New" w:eastAsia="Courier New" w:hAnsi="Courier New"/>
+        <w:rPr>
+          <w:rFonts w:asciiTheme="majorHAnsi" w:hAnsiTheme="majorHAnsi" w:cstheme="majorHAnsi"/>
+        </w:rPr>
+      </w:pPr>
+      <w:r>
+        <w:rPr>
+          <w:rFonts w:asciiTheme="majorHAnsi" w:eastAsia="Courier New" w:hAnsiTheme="majorHAnsi" w:cstheme="majorHAnsi"/>
           <w:sz w:val="18"/>
         </w:rPr>
         <w:t># Veri yolları – Proje 5 çıktısı kaynak olarak kullanılıyor</w:t>
@@ -3459,10 +4617,13 @@
         <w:shd w:val="clear" w:color="auto" w:fill="F2F2F2"/>
         <w:spacing w:after="0"/>
         <w:ind w:left="283"/>
-      </w:pPr>
-      <w:r>
-        <w:rPr>
-          <w:rFonts w:ascii="Courier New" w:hAnsi="Courier New"/>
+        <w:rPr>
+          <w:rFonts w:asciiTheme="majorHAnsi" w:hAnsiTheme="majorHAnsi" w:cstheme="majorHAnsi"/>
+        </w:rPr>
+      </w:pPr>
+      <w:r>
+        <w:rPr>
+          <w:rFonts w:asciiTheme="majorHAnsi" w:hAnsiTheme="majorHAnsi" w:cstheme="majorHAnsi"/>
           <w:sz w:val="18"/>
         </w:rPr>
         <w:t>KAYNAK       = "../Proje 5 Veri Temizleme ve ETL Surecleri Tasarimi/Titanic_Cleaned.db"</w:t>
@@ -3473,10 +4634,13 @@
         <w:shd w:val="clear" w:color="auto" w:fill="F2F2F2"/>
         <w:spacing w:after="0"/>
         <w:ind w:left="283"/>
-      </w:pPr>
-      <w:r>
-        <w:rPr>
-          <w:rFonts w:ascii="Courier New" w:hAnsi="Courier New"/>
+        <w:rPr>
+          <w:rFonts w:asciiTheme="majorHAnsi" w:hAnsiTheme="majorHAnsi" w:cstheme="majorHAnsi"/>
+        </w:rPr>
+      </w:pPr>
+      <w:r>
+        <w:rPr>
+          <w:rFonts w:asciiTheme="majorHAnsi" w:hAnsiTheme="majorHAnsi" w:cstheme="majorHAnsi"/>
           <w:sz w:val="18"/>
         </w:rPr>
         <w:t>YEDEK_DIZINI = "./yedek_deposu"</w:t>
@@ -3487,10 +4651,13 @@
         <w:shd w:val="clear" w:color="auto" w:fill="F2F2F2"/>
         <w:spacing w:after="0"/>
         <w:ind w:left="283"/>
-      </w:pPr>
-      <w:r>
-        <w:rPr>
-          <w:rFonts w:ascii="Courier New" w:eastAsia="Courier New" w:hAnsi="Courier New"/>
+        <w:rPr>
+          <w:rFonts w:asciiTheme="majorHAnsi" w:hAnsiTheme="majorHAnsi" w:cstheme="majorHAnsi"/>
+        </w:rPr>
+      </w:pPr>
+      <w:r>
+        <w:rPr>
+          <w:rFonts w:asciiTheme="majorHAnsi" w:eastAsia="Courier New" w:hAnsiTheme="majorHAnsi" w:cstheme="majorHAnsi"/>
           <w:sz w:val="18"/>
         </w:rPr>
         <w:t xml:space="preserve"> </w:t>
@@ -3501,10 +4668,13 @@
         <w:shd w:val="clear" w:color="auto" w:fill="F2F2F2"/>
         <w:spacing w:after="0"/>
         <w:ind w:left="283"/>
-      </w:pPr>
-      <w:r>
-        <w:rPr>
-          <w:rFonts w:ascii="Courier New" w:eastAsia="Courier New" w:hAnsi="Courier New"/>
+        <w:rPr>
+          <w:rFonts w:asciiTheme="majorHAnsi" w:hAnsiTheme="majorHAnsi" w:cstheme="majorHAnsi"/>
+        </w:rPr>
+      </w:pPr>
+      <w:r>
+        <w:rPr>
+          <w:rFonts w:asciiTheme="majorHAnsi" w:eastAsia="Courier New" w:hAnsiTheme="majorHAnsi" w:cstheme="majorHAnsi"/>
           <w:sz w:val="18"/>
         </w:rPr>
         <w:t># Klasör yoksa oluştur</w:t>
@@ -3515,10 +4685,13 @@
         <w:shd w:val="clear" w:color="auto" w:fill="F2F2F2"/>
         <w:spacing w:after="0"/>
         <w:ind w:left="283"/>
-      </w:pPr>
-      <w:r>
-        <w:rPr>
-          <w:rFonts w:ascii="Courier New" w:eastAsia="Courier New" w:hAnsi="Courier New"/>
+        <w:rPr>
+          <w:rFonts w:asciiTheme="majorHAnsi" w:hAnsiTheme="majorHAnsi" w:cstheme="majorHAnsi"/>
+        </w:rPr>
+      </w:pPr>
+      <w:r>
+        <w:rPr>
+          <w:rFonts w:asciiTheme="majorHAnsi" w:eastAsia="Courier New" w:hAnsiTheme="majorHAnsi" w:cstheme="majorHAnsi"/>
           <w:sz w:val="18"/>
         </w:rPr>
         <w:t>if not os.path.exists(YEDEK_DIZINI):</w:t>
@@ -3529,10 +4702,13 @@
         <w:shd w:val="clear" w:color="auto" w:fill="F2F2F2"/>
         <w:spacing w:after="0"/>
         <w:ind w:left="283"/>
-      </w:pPr>
-      <w:r>
-        <w:rPr>
-          <w:rFonts w:ascii="Courier New" w:eastAsia="Courier New" w:hAnsi="Courier New"/>
+        <w:rPr>
+          <w:rFonts w:asciiTheme="majorHAnsi" w:hAnsiTheme="majorHAnsi" w:cstheme="majorHAnsi"/>
+        </w:rPr>
+      </w:pPr>
+      <w:r>
+        <w:rPr>
+          <w:rFonts w:asciiTheme="majorHAnsi" w:eastAsia="Courier New" w:hAnsiTheme="majorHAnsi" w:cstheme="majorHAnsi"/>
           <w:sz w:val="18"/>
         </w:rPr>
         <w:t xml:space="preserve">    os.makedirs(YEDEK_DIZINI)</w:t>
@@ -3543,10 +4719,13 @@
         <w:shd w:val="clear" w:color="auto" w:fill="F2F2F2"/>
         <w:spacing w:after="0"/>
         <w:ind w:left="283"/>
-      </w:pPr>
-      <w:r>
-        <w:rPr>
-          <w:rFonts w:ascii="Courier New" w:eastAsia="Courier New" w:hAnsi="Courier New"/>
+        <w:rPr>
+          <w:rFonts w:asciiTheme="majorHAnsi" w:hAnsiTheme="majorHAnsi" w:cstheme="majorHAnsi"/>
+        </w:rPr>
+      </w:pPr>
+      <w:r>
+        <w:rPr>
+          <w:rFonts w:asciiTheme="majorHAnsi" w:eastAsia="Courier New" w:hAnsiTheme="majorHAnsi" w:cstheme="majorHAnsi"/>
           <w:sz w:val="18"/>
         </w:rPr>
         <w:t xml:space="preserve"> </w:t>
@@ -3557,10 +4736,13 @@
         <w:shd w:val="clear" w:color="auto" w:fill="F2F2F2"/>
         <w:spacing w:after="0"/>
         <w:ind w:left="283"/>
-      </w:pPr>
-      <w:r>
-        <w:rPr>
-          <w:rFonts w:ascii="Courier New" w:hAnsi="Courier New"/>
+        <w:rPr>
+          <w:rFonts w:asciiTheme="majorHAnsi" w:hAnsiTheme="majorHAnsi" w:cstheme="majorHAnsi"/>
+        </w:rPr>
+      </w:pPr>
+      <w:r>
+        <w:rPr>
+          <w:rFonts w:asciiTheme="majorHAnsi" w:hAnsiTheme="majorHAnsi" w:cstheme="majorHAnsi"/>
           <w:sz w:val="18"/>
         </w:rPr>
         <w:t>def tam_yedek_baslat():</w:t>
@@ -3571,10 +4753,13 @@
         <w:shd w:val="clear" w:color="auto" w:fill="F2F2F2"/>
         <w:spacing w:after="0"/>
         <w:ind w:left="283"/>
-      </w:pPr>
-      <w:r>
-        <w:rPr>
-          <w:rFonts w:ascii="Courier New" w:hAnsi="Courier New"/>
+        <w:rPr>
+          <w:rFonts w:asciiTheme="majorHAnsi" w:hAnsiTheme="majorHAnsi" w:cstheme="majorHAnsi"/>
+        </w:rPr>
+      </w:pPr>
+      <w:r>
+        <w:rPr>
+          <w:rFonts w:asciiTheme="majorHAnsi" w:hAnsiTheme="majorHAnsi" w:cstheme="majorHAnsi"/>
           <w:sz w:val="18"/>
         </w:rPr>
         <w:t xml:space="preserve">    """Tam yedekleme: zaman damgalı kopyayı yedek dizinine taşı."""</w:t>
@@ -3585,10 +4770,13 @@
         <w:shd w:val="clear" w:color="auto" w:fill="F2F2F2"/>
         <w:spacing w:after="0"/>
         <w:ind w:left="283"/>
-      </w:pPr>
-      <w:r>
-        <w:rPr>
-          <w:rFonts w:ascii="Courier New" w:hAnsi="Courier New"/>
+        <w:rPr>
+          <w:rFonts w:asciiTheme="majorHAnsi" w:hAnsiTheme="majorHAnsi" w:cstheme="majorHAnsi"/>
+        </w:rPr>
+      </w:pPr>
+      <w:r>
+        <w:rPr>
+          <w:rFonts w:asciiTheme="majorHAnsi" w:hAnsiTheme="majorHAnsi" w:cstheme="majorHAnsi"/>
           <w:sz w:val="18"/>
         </w:rPr>
         <w:t xml:space="preserve">    zaman_damgasi = datetime.now().strftime("%Y%m%d_%H%M%S")</w:t>
@@ -3599,10 +4787,13 @@
         <w:shd w:val="clear" w:color="auto" w:fill="F2F2F2"/>
         <w:spacing w:after="0"/>
         <w:ind w:left="283"/>
-      </w:pPr>
-      <w:r>
-        <w:rPr>
-          <w:rFonts w:ascii="Courier New" w:hAnsi="Courier New"/>
+        <w:rPr>
+          <w:rFonts w:asciiTheme="majorHAnsi" w:hAnsiTheme="majorHAnsi" w:cstheme="majorHAnsi"/>
+        </w:rPr>
+      </w:pPr>
+      <w:r>
+        <w:rPr>
+          <w:rFonts w:asciiTheme="majorHAnsi" w:hAnsiTheme="majorHAnsi" w:cstheme="majorHAnsi"/>
           <w:sz w:val="18"/>
         </w:rPr>
         <w:t xml:space="preserve">    yedek_dosyasi = f"{YEDEK_DIZINI}/Titanic_Full_{zaman_damgasi}.db"</w:t>
@@ -3613,10 +4804,13 @@
         <w:shd w:val="clear" w:color="auto" w:fill="F2F2F2"/>
         <w:spacing w:after="0"/>
         <w:ind w:left="283"/>
-      </w:pPr>
-      <w:r>
-        <w:rPr>
-          <w:rFonts w:ascii="Courier New" w:eastAsia="Courier New" w:hAnsi="Courier New"/>
+        <w:rPr>
+          <w:rFonts w:asciiTheme="majorHAnsi" w:hAnsiTheme="majorHAnsi" w:cstheme="majorHAnsi"/>
+        </w:rPr>
+      </w:pPr>
+      <w:r>
+        <w:rPr>
+          <w:rFonts w:asciiTheme="majorHAnsi" w:eastAsia="Courier New" w:hAnsiTheme="majorHAnsi" w:cstheme="majorHAnsi"/>
           <w:sz w:val="18"/>
         </w:rPr>
         <w:t xml:space="preserve">    try:</w:t>
@@ -3627,10 +4821,13 @@
         <w:shd w:val="clear" w:color="auto" w:fill="F2F2F2"/>
         <w:spacing w:after="0"/>
         <w:ind w:left="283"/>
-      </w:pPr>
-      <w:r>
-        <w:rPr>
-          <w:rFonts w:ascii="Courier New" w:eastAsia="Courier New" w:hAnsi="Courier New"/>
+        <w:rPr>
+          <w:rFonts w:asciiTheme="majorHAnsi" w:hAnsiTheme="majorHAnsi" w:cstheme="majorHAnsi"/>
+        </w:rPr>
+      </w:pPr>
+      <w:r>
+        <w:rPr>
+          <w:rFonts w:asciiTheme="majorHAnsi" w:eastAsia="Courier New" w:hAnsiTheme="majorHAnsi" w:cstheme="majorHAnsi"/>
           <w:sz w:val="18"/>
         </w:rPr>
         <w:t xml:space="preserve">        shutil.copy2(KAYNAK, yedek_dosyasi)</w:t>
@@ -3641,10 +4838,13 @@
         <w:shd w:val="clear" w:color="auto" w:fill="F2F2F2"/>
         <w:spacing w:after="0"/>
         <w:ind w:left="283"/>
-      </w:pPr>
-      <w:r>
-        <w:rPr>
-          <w:rFonts w:ascii="Courier New" w:hAnsi="Courier New"/>
+        <w:rPr>
+          <w:rFonts w:asciiTheme="majorHAnsi" w:hAnsiTheme="majorHAnsi" w:cstheme="majorHAnsi"/>
+        </w:rPr>
+      </w:pPr>
+      <w:r>
+        <w:rPr>
+          <w:rFonts w:asciiTheme="majorHAnsi" w:hAnsiTheme="majorHAnsi" w:cstheme="majorHAnsi"/>
           <w:sz w:val="18"/>
         </w:rPr>
         <w:t xml:space="preserve">    print(f"Yedekleme basarili. Dosya: {yedek_dosyasi}")</w:t>
@@ -3655,10 +4855,13 @@
         <w:shd w:val="clear" w:color="auto" w:fill="F2F2F2"/>
         <w:spacing w:after="0"/>
         <w:ind w:left="283"/>
-      </w:pPr>
-      <w:r>
-        <w:rPr>
-          <w:rFonts w:ascii="Courier New" w:eastAsia="Courier New" w:hAnsi="Courier New"/>
+        <w:rPr>
+          <w:rFonts w:asciiTheme="majorHAnsi" w:hAnsiTheme="majorHAnsi" w:cstheme="majorHAnsi"/>
+        </w:rPr>
+      </w:pPr>
+      <w:r>
+        <w:rPr>
+          <w:rFonts w:asciiTheme="majorHAnsi" w:eastAsia="Courier New" w:hAnsiTheme="majorHAnsi" w:cstheme="majorHAnsi"/>
           <w:sz w:val="18"/>
         </w:rPr>
         <w:t xml:space="preserve">    except Exception as e:</w:t>
@@ -3669,10 +4872,13 @@
         <w:shd w:val="clear" w:color="auto" w:fill="F2F2F2"/>
         <w:spacing w:after="0"/>
         <w:ind w:left="283"/>
-      </w:pPr>
-      <w:r>
-        <w:rPr>
-          <w:rFonts w:ascii="Courier New" w:eastAsia="Courier New" w:hAnsi="Courier New"/>
+        <w:rPr>
+          <w:rFonts w:asciiTheme="majorHAnsi" w:hAnsiTheme="majorHAnsi" w:cstheme="majorHAnsi"/>
+        </w:rPr>
+      </w:pPr>
+      <w:r>
+        <w:rPr>
+          <w:rFonts w:asciiTheme="majorHAnsi" w:eastAsia="Courier New" w:hAnsiTheme="majorHAnsi" w:cstheme="majorHAnsi"/>
           <w:sz w:val="18"/>
         </w:rPr>
         <w:t xml:space="preserve">        print(f"Yedekleme sırasında hata: {e}")</w:t>
@@ -3683,10 +4889,13 @@
         <w:shd w:val="clear" w:color="auto" w:fill="F2F2F2"/>
         <w:spacing w:after="0"/>
         <w:ind w:left="283"/>
-      </w:pPr>
-      <w:r>
-        <w:rPr>
-          <w:rFonts w:ascii="Courier New" w:eastAsia="Courier New" w:hAnsi="Courier New"/>
+        <w:rPr>
+          <w:rFonts w:asciiTheme="majorHAnsi" w:hAnsiTheme="majorHAnsi" w:cstheme="majorHAnsi"/>
+        </w:rPr>
+      </w:pPr>
+      <w:r>
+        <w:rPr>
+          <w:rFonts w:asciiTheme="majorHAnsi" w:eastAsia="Courier New" w:hAnsiTheme="majorHAnsi" w:cstheme="majorHAnsi"/>
           <w:sz w:val="18"/>
         </w:rPr>
         <w:t xml:space="preserve"> </w:t>
@@ -3697,10 +4906,13 @@
         <w:shd w:val="clear" w:color="auto" w:fill="F2F2F2"/>
         <w:spacing w:after="0"/>
         <w:ind w:left="283"/>
-      </w:pPr>
-      <w:r>
-        <w:rPr>
-          <w:rFonts w:ascii="Courier New" w:hAnsi="Courier New"/>
+        <w:rPr>
+          <w:rFonts w:asciiTheme="majorHAnsi" w:hAnsiTheme="majorHAnsi" w:cstheme="majorHAnsi"/>
+        </w:rPr>
+      </w:pPr>
+      <w:r>
+        <w:rPr>
+          <w:rFonts w:asciiTheme="majorHAnsi" w:hAnsiTheme="majorHAnsi" w:cstheme="majorHAnsi"/>
           <w:sz w:val="18"/>
         </w:rPr>
         <w:t>def felaket_kurtarma_simulasyonu():</w:t>
@@ -3711,10 +4923,13 @@
         <w:shd w:val="clear" w:color="auto" w:fill="F2F2F2"/>
         <w:spacing w:after="0"/>
         <w:ind w:left="283"/>
-      </w:pPr>
-      <w:r>
-        <w:rPr>
-          <w:rFonts w:ascii="Courier New" w:hAnsi="Courier New"/>
+        <w:rPr>
+          <w:rFonts w:asciiTheme="majorHAnsi" w:hAnsiTheme="majorHAnsi" w:cstheme="majorHAnsi"/>
+        </w:rPr>
+      </w:pPr>
+      <w:r>
+        <w:rPr>
+          <w:rFonts w:asciiTheme="majorHAnsi" w:hAnsiTheme="majorHAnsi" w:cstheme="majorHAnsi"/>
           <w:sz w:val="18"/>
         </w:rPr>
         <w:t xml:space="preserve">    """En güncel yedekten yeni veritabanı oluştur."""</w:t>
@@ -3725,10 +4940,13 @@
         <w:shd w:val="clear" w:color="auto" w:fill="F2F2F2"/>
         <w:spacing w:after="0"/>
         <w:ind w:left="283"/>
-      </w:pPr>
-      <w:r>
-        <w:rPr>
-          <w:rFonts w:ascii="Courier New" w:eastAsia="Courier New" w:hAnsi="Courier New"/>
+        <w:rPr>
+          <w:rFonts w:asciiTheme="majorHAnsi" w:hAnsiTheme="majorHAnsi" w:cstheme="majorHAnsi"/>
+        </w:rPr>
+      </w:pPr>
+      <w:r>
+        <w:rPr>
+          <w:rFonts w:asciiTheme="majorHAnsi" w:eastAsia="Courier New" w:hAnsiTheme="majorHAnsi" w:cstheme="majorHAnsi"/>
           <w:sz w:val="18"/>
         </w:rPr>
         <w:t xml:space="preserve">    yedekler = sorted(</w:t>
@@ -3739,10 +4957,13 @@
         <w:shd w:val="clear" w:color="auto" w:fill="F2F2F2"/>
         <w:spacing w:after="0"/>
         <w:ind w:left="283"/>
-      </w:pPr>
-      <w:r>
-        <w:rPr>
-          <w:rFonts w:ascii="Courier New" w:eastAsia="Courier New" w:hAnsi="Courier New"/>
+        <w:rPr>
+          <w:rFonts w:asciiTheme="majorHAnsi" w:hAnsiTheme="majorHAnsi" w:cstheme="majorHAnsi"/>
+        </w:rPr>
+      </w:pPr>
+      <w:r>
+        <w:rPr>
+          <w:rFonts w:asciiTheme="majorHAnsi" w:eastAsia="Courier New" w:hAnsiTheme="majorHAnsi" w:cstheme="majorHAnsi"/>
           <w:sz w:val="18"/>
         </w:rPr>
         <w:t xml:space="preserve">        [d for d in os.listdir(YEDEK_DIZINI) if d.endswith(".db")],</w:t>
@@ -3753,12 +4974,16 @@
         <w:shd w:val="clear" w:color="auto" w:fill="F2F2F2"/>
         <w:spacing w:after="0"/>
         <w:ind w:left="283"/>
-      </w:pPr>
-      <w:r>
-        <w:rPr>
-          <w:rFonts w:ascii="Courier New" w:eastAsia="Courier New" w:hAnsi="Courier New"/>
+        <w:rPr>
+          <w:rFonts w:asciiTheme="majorHAnsi" w:hAnsiTheme="majorHAnsi" w:cstheme="majorHAnsi"/>
+        </w:rPr>
+      </w:pPr>
+      <w:r>
+        <w:rPr>
+          <w:rFonts w:asciiTheme="majorHAnsi" w:eastAsia="Courier New" w:hAnsiTheme="majorHAnsi" w:cstheme="majorHAnsi"/>
           <w:sz w:val="18"/>
         </w:rPr>
+        <w:lastRenderedPageBreak/>
         <w:t xml:space="preserve">        reverse=True</w:t>
       </w:r>
     </w:p>
@@ -3767,10 +4992,13 @@
         <w:shd w:val="clear" w:color="auto" w:fill="F2F2F2"/>
         <w:spacing w:after="0"/>
         <w:ind w:left="283"/>
-      </w:pPr>
-      <w:r>
-        <w:rPr>
-          <w:rFonts w:ascii="Courier New" w:eastAsia="Courier New" w:hAnsi="Courier New"/>
+        <w:rPr>
+          <w:rFonts w:asciiTheme="majorHAnsi" w:hAnsiTheme="majorHAnsi" w:cstheme="majorHAnsi"/>
+        </w:rPr>
+      </w:pPr>
+      <w:r>
+        <w:rPr>
+          <w:rFonts w:asciiTheme="majorHAnsi" w:eastAsia="Courier New" w:hAnsiTheme="majorHAnsi" w:cstheme="majorHAnsi"/>
           <w:sz w:val="18"/>
         </w:rPr>
         <w:t xml:space="preserve">    )</w:t>
@@ -3781,10 +5009,13 @@
         <w:shd w:val="clear" w:color="auto" w:fill="F2F2F2"/>
         <w:spacing w:after="0"/>
         <w:ind w:left="283"/>
-      </w:pPr>
-      <w:r>
-        <w:rPr>
-          <w:rFonts w:ascii="Courier New" w:eastAsia="Courier New" w:hAnsi="Courier New"/>
+        <w:rPr>
+          <w:rFonts w:asciiTheme="majorHAnsi" w:hAnsiTheme="majorHAnsi" w:cstheme="majorHAnsi"/>
+        </w:rPr>
+      </w:pPr>
+      <w:r>
+        <w:rPr>
+          <w:rFonts w:asciiTheme="majorHAnsi" w:eastAsia="Courier New" w:hAnsiTheme="majorHAnsi" w:cstheme="majorHAnsi"/>
           <w:sz w:val="18"/>
         </w:rPr>
         <w:t xml:space="preserve">    if not yedekler:</w:t>
@@ -3795,10 +5026,13 @@
         <w:shd w:val="clear" w:color="auto" w:fill="F2F2F2"/>
         <w:spacing w:after="0"/>
         <w:ind w:left="283"/>
-      </w:pPr>
-      <w:r>
-        <w:rPr>
-          <w:rFonts w:ascii="Courier New" w:eastAsia="Courier New" w:hAnsi="Courier New"/>
+        <w:rPr>
+          <w:rFonts w:asciiTheme="majorHAnsi" w:hAnsiTheme="majorHAnsi" w:cstheme="majorHAnsi"/>
+        </w:rPr>
+      </w:pPr>
+      <w:r>
+        <w:rPr>
+          <w:rFonts w:asciiTheme="majorHAnsi" w:eastAsia="Courier New" w:hAnsiTheme="majorHAnsi" w:cstheme="majorHAnsi"/>
           <w:sz w:val="18"/>
         </w:rPr>
         <w:t xml:space="preserve">        print("Yüklenebilecek yedek bulunamadı.")</w:t>
@@ -3809,10 +5043,13 @@
         <w:shd w:val="clear" w:color="auto" w:fill="F2F2F2"/>
         <w:spacing w:after="0"/>
         <w:ind w:left="283"/>
-      </w:pPr>
-      <w:r>
-        <w:rPr>
-          <w:rFonts w:ascii="Courier New" w:eastAsia="Courier New" w:hAnsi="Courier New"/>
+        <w:rPr>
+          <w:rFonts w:asciiTheme="majorHAnsi" w:hAnsiTheme="majorHAnsi" w:cstheme="majorHAnsi"/>
+        </w:rPr>
+      </w:pPr>
+      <w:r>
+        <w:rPr>
+          <w:rFonts w:asciiTheme="majorHAnsi" w:eastAsia="Courier New" w:hAnsiTheme="majorHAnsi" w:cstheme="majorHAnsi"/>
           <w:sz w:val="18"/>
         </w:rPr>
         <w:t xml:space="preserve">        return</w:t>
@@ -3823,10 +5060,13 @@
         <w:shd w:val="clear" w:color="auto" w:fill="F2F2F2"/>
         <w:spacing w:after="0"/>
         <w:ind w:left="283"/>
-      </w:pPr>
-      <w:r>
-        <w:rPr>
-          <w:rFonts w:ascii="Courier New" w:eastAsia="Courier New" w:hAnsi="Courier New"/>
+        <w:rPr>
+          <w:rFonts w:asciiTheme="majorHAnsi" w:hAnsiTheme="majorHAnsi" w:cstheme="majorHAnsi"/>
+        </w:rPr>
+      </w:pPr>
+      <w:r>
+        <w:rPr>
+          <w:rFonts w:asciiTheme="majorHAnsi" w:eastAsia="Courier New" w:hAnsiTheme="majorHAnsi" w:cstheme="majorHAnsi"/>
           <w:sz w:val="18"/>
         </w:rPr>
         <w:t xml:space="preserve"> </w:t>
@@ -3837,10 +5077,13 @@
         <w:shd w:val="clear" w:color="auto" w:fill="F2F2F2"/>
         <w:spacing w:after="0"/>
         <w:ind w:left="283"/>
-      </w:pPr>
-      <w:r>
-        <w:rPr>
-          <w:rFonts w:ascii="Courier New" w:eastAsia="Courier New" w:hAnsi="Courier New"/>
+        <w:rPr>
+          <w:rFonts w:asciiTheme="majorHAnsi" w:hAnsiTheme="majorHAnsi" w:cstheme="majorHAnsi"/>
+        </w:rPr>
+      </w:pPr>
+      <w:r>
+        <w:rPr>
+          <w:rFonts w:asciiTheme="majorHAnsi" w:eastAsia="Courier New" w:hAnsiTheme="majorHAnsi" w:cstheme="majorHAnsi"/>
           <w:sz w:val="18"/>
         </w:rPr>
         <w:t xml:space="preserve">    en_yeni_yedek = os.path.join(YEDEK_DIZINI, yedekler[0])</w:t>
@@ -3851,10 +5094,13 @@
         <w:shd w:val="clear" w:color="auto" w:fill="F2F2F2"/>
         <w:spacing w:after="0"/>
         <w:ind w:left="283"/>
-      </w:pPr>
-      <w:r>
-        <w:rPr>
-          <w:rFonts w:ascii="Courier New" w:hAnsi="Courier New"/>
+        <w:rPr>
+          <w:rFonts w:asciiTheme="majorHAnsi" w:hAnsiTheme="majorHAnsi" w:cstheme="majorHAnsi"/>
+        </w:rPr>
+      </w:pPr>
+      <w:r>
+        <w:rPr>
+          <w:rFonts w:asciiTheme="majorHAnsi" w:hAnsiTheme="majorHAnsi" w:cstheme="majorHAnsi"/>
           <w:sz w:val="18"/>
         </w:rPr>
         <w:t xml:space="preserve">    yeni_db       = "./Kurtarilan_TitanicDB.db"</w:t>
@@ -3865,13 +5111,15 @@
         <w:shd w:val="clear" w:color="auto" w:fill="F2F2F2"/>
         <w:spacing w:after="0"/>
         <w:ind w:left="283"/>
-      </w:pPr>
-      <w:r>
-        <w:rPr>
-          <w:rFonts w:ascii="Courier New" w:eastAsia="Courier New" w:hAnsi="Courier New"/>
+        <w:rPr>
+          <w:rFonts w:asciiTheme="majorHAnsi" w:hAnsiTheme="majorHAnsi" w:cstheme="majorHAnsi"/>
+        </w:rPr>
+      </w:pPr>
+      <w:r>
+        <w:rPr>
+          <w:rFonts w:asciiTheme="majorHAnsi" w:eastAsia="Courier New" w:hAnsiTheme="majorHAnsi" w:cstheme="majorHAnsi"/>
           <w:sz w:val="18"/>
         </w:rPr>
-        <w:lastRenderedPageBreak/>
         <w:t xml:space="preserve"> </w:t>
       </w:r>
     </w:p>
@@ -3880,10 +5128,13 @@
         <w:shd w:val="clear" w:color="auto" w:fill="F2F2F2"/>
         <w:spacing w:after="0"/>
         <w:ind w:left="283"/>
-      </w:pPr>
-      <w:r>
-        <w:rPr>
-          <w:rFonts w:ascii="Courier New" w:eastAsia="Courier New" w:hAnsi="Courier New"/>
+        <w:rPr>
+          <w:rFonts w:asciiTheme="majorHAnsi" w:hAnsiTheme="majorHAnsi" w:cstheme="majorHAnsi"/>
+        </w:rPr>
+      </w:pPr>
+      <w:r>
+        <w:rPr>
+          <w:rFonts w:asciiTheme="majorHAnsi" w:eastAsia="Courier New" w:hAnsiTheme="majorHAnsi" w:cstheme="majorHAnsi"/>
           <w:sz w:val="18"/>
         </w:rPr>
         <w:t xml:space="preserve">    print(f"Sistem çökmesi simüle ediliyor... Kurtarma başlatıldı: {en_yeni_yedek}")</w:t>
@@ -3894,10 +5145,13 @@
         <w:shd w:val="clear" w:color="auto" w:fill="F2F2F2"/>
         <w:spacing w:after="0"/>
         <w:ind w:left="283"/>
-      </w:pPr>
-      <w:r>
-        <w:rPr>
-          <w:rFonts w:ascii="Courier New" w:eastAsia="Courier New" w:hAnsi="Courier New"/>
+        <w:rPr>
+          <w:rFonts w:asciiTheme="majorHAnsi" w:hAnsiTheme="majorHAnsi" w:cstheme="majorHAnsi"/>
+        </w:rPr>
+      </w:pPr>
+      <w:r>
+        <w:rPr>
+          <w:rFonts w:asciiTheme="majorHAnsi" w:eastAsia="Courier New" w:hAnsiTheme="majorHAnsi" w:cstheme="majorHAnsi"/>
           <w:sz w:val="18"/>
         </w:rPr>
         <w:t xml:space="preserve">    shutil.copy2(en_yeni_yedek, yeni_db)</w:t>
@@ -3908,10 +5162,13 @@
         <w:shd w:val="clear" w:color="auto" w:fill="F2F2F2"/>
         <w:spacing w:after="0"/>
         <w:ind w:left="283"/>
-      </w:pPr>
-      <w:r>
-        <w:rPr>
-          <w:rFonts w:ascii="Courier New" w:eastAsia="Courier New" w:hAnsi="Courier New"/>
+        <w:rPr>
+          <w:rFonts w:asciiTheme="majorHAnsi" w:hAnsiTheme="majorHAnsi" w:cstheme="majorHAnsi"/>
+        </w:rPr>
+      </w:pPr>
+      <w:r>
+        <w:rPr>
+          <w:rFonts w:asciiTheme="majorHAnsi" w:eastAsia="Courier New" w:hAnsiTheme="majorHAnsi" w:cstheme="majorHAnsi"/>
           <w:sz w:val="18"/>
         </w:rPr>
         <w:t xml:space="preserve">    print(f"Veriler kurtarıldı. Yeni hedef: {yeni_db}")</w:t>
@@ -3922,10 +5179,13 @@
         <w:shd w:val="clear" w:color="auto" w:fill="F2F2F2"/>
         <w:spacing w:after="0"/>
         <w:ind w:left="283"/>
-      </w:pPr>
-      <w:r>
-        <w:rPr>
-          <w:rFonts w:ascii="Courier New" w:eastAsia="Courier New" w:hAnsi="Courier New"/>
+        <w:rPr>
+          <w:rFonts w:asciiTheme="majorHAnsi" w:hAnsiTheme="majorHAnsi" w:cstheme="majorHAnsi"/>
+        </w:rPr>
+      </w:pPr>
+      <w:r>
+        <w:rPr>
+          <w:rFonts w:asciiTheme="majorHAnsi" w:eastAsia="Courier New" w:hAnsiTheme="majorHAnsi" w:cstheme="majorHAnsi"/>
           <w:sz w:val="18"/>
         </w:rPr>
         <w:t xml:space="preserve"> </w:t>
@@ -3936,10 +5196,13 @@
         <w:shd w:val="clear" w:color="auto" w:fill="F2F2F2"/>
         <w:spacing w:after="0"/>
         <w:ind w:left="283"/>
-      </w:pPr>
-      <w:r>
-        <w:rPr>
-          <w:rFonts w:ascii="Courier New" w:eastAsia="Courier New" w:hAnsi="Courier New"/>
+        <w:rPr>
+          <w:rFonts w:asciiTheme="majorHAnsi" w:hAnsiTheme="majorHAnsi" w:cstheme="majorHAnsi"/>
+        </w:rPr>
+      </w:pPr>
+      <w:r>
+        <w:rPr>
+          <w:rFonts w:asciiTheme="majorHAnsi" w:eastAsia="Courier New" w:hAnsiTheme="majorHAnsi" w:cstheme="majorHAnsi"/>
           <w:sz w:val="18"/>
         </w:rPr>
         <w:t xml:space="preserve">    try:</w:t>
@@ -3950,10 +5213,13 @@
         <w:shd w:val="clear" w:color="auto" w:fill="F2F2F2"/>
         <w:spacing w:after="0"/>
         <w:ind w:left="283"/>
-      </w:pPr>
-      <w:r>
-        <w:rPr>
-          <w:rFonts w:ascii="Courier New" w:eastAsia="Courier New" w:hAnsi="Courier New"/>
+        <w:rPr>
+          <w:rFonts w:asciiTheme="majorHAnsi" w:hAnsiTheme="majorHAnsi" w:cstheme="majorHAnsi"/>
+        </w:rPr>
+      </w:pPr>
+      <w:r>
+        <w:rPr>
+          <w:rFonts w:asciiTheme="majorHAnsi" w:eastAsia="Courier New" w:hAnsiTheme="majorHAnsi" w:cstheme="majorHAnsi"/>
           <w:sz w:val="18"/>
         </w:rPr>
         <w:t xml:space="preserve">        conn  = sqlite3.connect(yeni_db)</w:t>
@@ -3964,10 +5230,13 @@
         <w:shd w:val="clear" w:color="auto" w:fill="F2F2F2"/>
         <w:spacing w:after="0"/>
         <w:ind w:left="283"/>
-      </w:pPr>
-      <w:r>
-        <w:rPr>
-          <w:rFonts w:ascii="Courier New" w:eastAsia="Courier New" w:hAnsi="Courier New"/>
+        <w:rPr>
+          <w:rFonts w:asciiTheme="majorHAnsi" w:hAnsiTheme="majorHAnsi" w:cstheme="majorHAnsi"/>
+        </w:rPr>
+      </w:pPr>
+      <w:r>
+        <w:rPr>
+          <w:rFonts w:asciiTheme="majorHAnsi" w:eastAsia="Courier New" w:hAnsiTheme="majorHAnsi" w:cstheme="majorHAnsi"/>
           <w:sz w:val="18"/>
         </w:rPr>
         <w:t xml:space="preserve">        cur   = conn.cursor()</w:t>
@@ -3978,10 +5247,13 @@
         <w:shd w:val="clear" w:color="auto" w:fill="F2F2F2"/>
         <w:spacing w:after="0"/>
         <w:ind w:left="283"/>
-      </w:pPr>
-      <w:r>
-        <w:rPr>
-          <w:rFonts w:ascii="Courier New" w:eastAsia="Courier New" w:hAnsi="Courier New"/>
+        <w:rPr>
+          <w:rFonts w:asciiTheme="majorHAnsi" w:hAnsiTheme="majorHAnsi" w:cstheme="majorHAnsi"/>
+        </w:rPr>
+      </w:pPr>
+      <w:r>
+        <w:rPr>
+          <w:rFonts w:asciiTheme="majorHAnsi" w:eastAsia="Courier New" w:hAnsiTheme="majorHAnsi" w:cstheme="majorHAnsi"/>
           <w:sz w:val="18"/>
         </w:rPr>
         <w:t xml:space="preserve">        cur.execute("SELECT name FROM sqlite_master WHERE type='table';")</w:t>
@@ -3992,10 +5264,13 @@
         <w:shd w:val="clear" w:color="auto" w:fill="F2F2F2"/>
         <w:spacing w:after="0"/>
         <w:ind w:left="283"/>
-      </w:pPr>
-      <w:r>
-        <w:rPr>
-          <w:rFonts w:ascii="Courier New" w:eastAsia="Courier New" w:hAnsi="Courier New"/>
+        <w:rPr>
+          <w:rFonts w:asciiTheme="majorHAnsi" w:hAnsiTheme="majorHAnsi" w:cstheme="majorHAnsi"/>
+        </w:rPr>
+      </w:pPr>
+      <w:r>
+        <w:rPr>
+          <w:rFonts w:asciiTheme="majorHAnsi" w:eastAsia="Courier New" w:hAnsiTheme="majorHAnsi" w:cstheme="majorHAnsi"/>
           <w:sz w:val="18"/>
         </w:rPr>
         <w:t xml:space="preserve">        print(f"Bağlantı onayı başarılı. Aktif tablolar: {cur.fetchall()}")</w:t>
@@ -4006,10 +5281,13 @@
         <w:shd w:val="clear" w:color="auto" w:fill="F2F2F2"/>
         <w:spacing w:after="0"/>
         <w:ind w:left="283"/>
-      </w:pPr>
-      <w:r>
-        <w:rPr>
-          <w:rFonts w:ascii="Courier New" w:eastAsia="Courier New" w:hAnsi="Courier New"/>
+        <w:rPr>
+          <w:rFonts w:asciiTheme="majorHAnsi" w:hAnsiTheme="majorHAnsi" w:cstheme="majorHAnsi"/>
+        </w:rPr>
+      </w:pPr>
+      <w:r>
+        <w:rPr>
+          <w:rFonts w:asciiTheme="majorHAnsi" w:eastAsia="Courier New" w:hAnsiTheme="majorHAnsi" w:cstheme="majorHAnsi"/>
           <w:sz w:val="18"/>
         </w:rPr>
         <w:t xml:space="preserve">        conn.close()</w:t>
@@ -4020,10 +5298,13 @@
         <w:shd w:val="clear" w:color="auto" w:fill="F2F2F2"/>
         <w:spacing w:after="0"/>
         <w:ind w:left="283"/>
-      </w:pPr>
-      <w:r>
-        <w:rPr>
-          <w:rFonts w:ascii="Courier New" w:eastAsia="Courier New" w:hAnsi="Courier New"/>
+        <w:rPr>
+          <w:rFonts w:asciiTheme="majorHAnsi" w:hAnsiTheme="majorHAnsi" w:cstheme="majorHAnsi"/>
+        </w:rPr>
+      </w:pPr>
+      <w:r>
+        <w:rPr>
+          <w:rFonts w:asciiTheme="majorHAnsi" w:eastAsia="Courier New" w:hAnsiTheme="majorHAnsi" w:cstheme="majorHAnsi"/>
           <w:sz w:val="18"/>
         </w:rPr>
         <w:t xml:space="preserve">    except sqlite3.Error as e:</w:t>
@@ -4034,10 +5315,13 @@
         <w:shd w:val="clear" w:color="auto" w:fill="F2F2F2"/>
         <w:spacing w:after="0"/>
         <w:ind w:left="283"/>
-      </w:pPr>
-      <w:r>
-        <w:rPr>
-          <w:rFonts w:ascii="Courier New" w:eastAsia="Courier New" w:hAnsi="Courier New"/>
+        <w:rPr>
+          <w:rFonts w:asciiTheme="majorHAnsi" w:hAnsiTheme="majorHAnsi" w:cstheme="majorHAnsi"/>
+        </w:rPr>
+      </w:pPr>
+      <w:r>
+        <w:rPr>
+          <w:rFonts w:asciiTheme="majorHAnsi" w:eastAsia="Courier New" w:hAnsiTheme="majorHAnsi" w:cstheme="majorHAnsi"/>
           <w:sz w:val="18"/>
         </w:rPr>
         <w:t xml:space="preserve">        print(f"Veritabanı kurtarılırken hata: {e}")</w:t>
@@ -4048,10 +5332,13 @@
         <w:shd w:val="clear" w:color="auto" w:fill="F2F2F2"/>
         <w:spacing w:after="0"/>
         <w:ind w:left="283"/>
-      </w:pPr>
-      <w:r>
-        <w:rPr>
-          <w:rFonts w:ascii="Courier New" w:eastAsia="Courier New" w:hAnsi="Courier New"/>
+        <w:rPr>
+          <w:rFonts w:asciiTheme="majorHAnsi" w:hAnsiTheme="majorHAnsi" w:cstheme="majorHAnsi"/>
+        </w:rPr>
+      </w:pPr>
+      <w:r>
+        <w:rPr>
+          <w:rFonts w:asciiTheme="majorHAnsi" w:eastAsia="Courier New" w:hAnsiTheme="majorHAnsi" w:cstheme="majorHAnsi"/>
           <w:sz w:val="18"/>
         </w:rPr>
         <w:t xml:space="preserve"> </w:t>
@@ -4062,10 +5349,13 @@
         <w:shd w:val="clear" w:color="auto" w:fill="F2F2F2"/>
         <w:spacing w:after="0"/>
         <w:ind w:left="283"/>
-      </w:pPr>
-      <w:r>
-        <w:rPr>
-          <w:rFonts w:ascii="Courier New" w:eastAsia="Courier New" w:hAnsi="Courier New"/>
+        <w:rPr>
+          <w:rFonts w:asciiTheme="majorHAnsi" w:hAnsiTheme="majorHAnsi" w:cstheme="majorHAnsi"/>
+        </w:rPr>
+      </w:pPr>
+      <w:r>
+        <w:rPr>
+          <w:rFonts w:asciiTheme="majorHAnsi" w:eastAsia="Courier New" w:hAnsiTheme="majorHAnsi" w:cstheme="majorHAnsi"/>
           <w:sz w:val="18"/>
         </w:rPr>
         <w:t>if __name__ == "__main__":</w:t>
@@ -4076,10 +5366,13 @@
         <w:shd w:val="clear" w:color="auto" w:fill="F2F2F2"/>
         <w:spacing w:after="0"/>
         <w:ind w:left="283"/>
-      </w:pPr>
-      <w:r>
-        <w:rPr>
-          <w:rFonts w:ascii="Courier New" w:eastAsia="Courier New" w:hAnsi="Courier New"/>
+        <w:rPr>
+          <w:rFonts w:asciiTheme="majorHAnsi" w:hAnsiTheme="majorHAnsi" w:cstheme="majorHAnsi"/>
+        </w:rPr>
+      </w:pPr>
+      <w:r>
+        <w:rPr>
+          <w:rFonts w:asciiTheme="majorHAnsi" w:eastAsia="Courier New" w:hAnsiTheme="majorHAnsi" w:cstheme="majorHAnsi"/>
           <w:sz w:val="18"/>
         </w:rPr>
         <w:t xml:space="preserve">    tam_yedek_baslat()</w:t>
@@ -4090,10 +5383,13 @@
         <w:shd w:val="clear" w:color="auto" w:fill="F2F2F2"/>
         <w:spacing w:after="0"/>
         <w:ind w:left="283"/>
-      </w:pPr>
-      <w:r>
-        <w:rPr>
-          <w:rFonts w:ascii="Courier New" w:hAnsi="Courier New"/>
+        <w:rPr>
+          <w:rFonts w:asciiTheme="majorHAnsi" w:hAnsiTheme="majorHAnsi" w:cstheme="majorHAnsi"/>
+        </w:rPr>
+      </w:pPr>
+      <w:r>
+        <w:rPr>
+          <w:rFonts w:asciiTheme="majorHAnsi" w:hAnsiTheme="majorHAnsi" w:cstheme="majorHAnsi"/>
           <w:sz w:val="18"/>
         </w:rPr>
         <w:t xml:space="preserve">    time.sleep(1)    # 1 saniyelik suni gecikme (felaket anı simülasyonu)</w:t>
@@ -4104,10 +5400,13 @@
         <w:shd w:val="clear" w:color="auto" w:fill="F2F2F2"/>
         <w:spacing w:after="0"/>
         <w:ind w:left="283"/>
-      </w:pPr>
-      <w:r>
-        <w:rPr>
-          <w:rFonts w:ascii="Courier New" w:hAnsi="Courier New"/>
+        <w:rPr>
+          <w:rFonts w:asciiTheme="majorHAnsi" w:hAnsiTheme="majorHAnsi" w:cstheme="majorHAnsi"/>
+        </w:rPr>
+      </w:pPr>
+      <w:r>
+        <w:rPr>
+          <w:rFonts w:asciiTheme="majorHAnsi" w:hAnsiTheme="majorHAnsi" w:cstheme="majorHAnsi"/>
           <w:sz w:val="18"/>
         </w:rPr>
         <w:t xml:space="preserve">    felaket_kurtarma_simulasyonu()</w:t>
@@ -4116,16 +5415,22 @@
     <w:p>
       <w:pPr>
         <w:spacing w:after="120"/>
+        <w:rPr>
+          <w:rFonts w:asciiTheme="majorHAnsi" w:hAnsiTheme="majorHAnsi" w:cstheme="majorHAnsi"/>
+        </w:rPr>
       </w:pPr>
     </w:p>
     <w:p>
       <w:pPr>
         <w:spacing w:after="80"/>
         <w:jc w:val="both"/>
-      </w:pPr>
-      <w:r>
-        <w:rPr>
-          <w:rFonts w:ascii="Times New Roman" w:eastAsia="Times New Roman" w:hAnsi="Times New Roman"/>
+        <w:rPr>
+          <w:rFonts w:asciiTheme="majorHAnsi" w:hAnsiTheme="majorHAnsi" w:cstheme="majorHAnsi"/>
+        </w:rPr>
+      </w:pPr>
+      <w:r>
+        <w:rPr>
+          <w:rFonts w:asciiTheme="majorHAnsi" w:eastAsia="Times New Roman" w:hAnsiTheme="majorHAnsi" w:cstheme="majorHAnsi"/>
           <w:sz w:val="24"/>
         </w:rPr>
         <w:t>Python betiği çalıştırıldığında aşağıdaki çıktı elde edilmektedir:</w:t>
@@ -4134,6 +5439,9 @@
     <w:p>
       <w:pPr>
         <w:spacing w:before="80" w:after="0"/>
+        <w:rPr>
+          <w:rFonts w:asciiTheme="majorHAnsi" w:hAnsiTheme="majorHAnsi" w:cstheme="majorHAnsi"/>
+        </w:rPr>
       </w:pPr>
     </w:p>
     <w:p>
@@ -4141,10 +5449,13 @@
         <w:shd w:val="clear" w:color="auto" w:fill="F2F2F2"/>
         <w:spacing w:after="0"/>
         <w:ind w:left="283"/>
-      </w:pPr>
-      <w:r>
-        <w:rPr>
-          <w:rFonts w:ascii="Courier New" w:hAnsi="Courier New"/>
+        <w:rPr>
+          <w:rFonts w:asciiTheme="majorHAnsi" w:hAnsiTheme="majorHAnsi" w:cstheme="majorHAnsi"/>
+        </w:rPr>
+      </w:pPr>
+      <w:r>
+        <w:rPr>
+          <w:rFonts w:asciiTheme="majorHAnsi" w:hAnsiTheme="majorHAnsi" w:cstheme="majorHAnsi"/>
           <w:sz w:val="18"/>
         </w:rPr>
         <w:t>Yedekleme başarılı. Dosya: yedek_deposu/Titanic_Full_20260421_010001.db</w:t>
@@ -4155,10 +5466,13 @@
         <w:shd w:val="clear" w:color="auto" w:fill="F2F2F2"/>
         <w:spacing w:after="0"/>
         <w:ind w:left="283"/>
-      </w:pPr>
-      <w:r>
-        <w:rPr>
-          <w:rFonts w:ascii="Courier New" w:hAnsi="Courier New"/>
+        <w:rPr>
+          <w:rFonts w:asciiTheme="majorHAnsi" w:hAnsiTheme="majorHAnsi" w:cstheme="majorHAnsi"/>
+        </w:rPr>
+      </w:pPr>
+      <w:r>
+        <w:rPr>
+          <w:rFonts w:asciiTheme="majorHAnsi" w:hAnsiTheme="majorHAnsi" w:cstheme="majorHAnsi"/>
           <w:sz w:val="18"/>
         </w:rPr>
         <w:t>Sistem cokmesi simule ediliyor... Kurtarma baslatildi: yedek_deposu/Titanic_Full_20260421_010001.db</w:t>
@@ -4169,10 +5483,13 @@
         <w:shd w:val="clear" w:color="auto" w:fill="F2F2F2"/>
         <w:spacing w:after="0"/>
         <w:ind w:left="283"/>
-      </w:pPr>
-      <w:r>
-        <w:rPr>
-          <w:rFonts w:ascii="Courier New" w:hAnsi="Courier New"/>
+        <w:rPr>
+          <w:rFonts w:asciiTheme="majorHAnsi" w:hAnsiTheme="majorHAnsi" w:cstheme="majorHAnsi"/>
+        </w:rPr>
+      </w:pPr>
+      <w:r>
+        <w:rPr>
+          <w:rFonts w:asciiTheme="majorHAnsi" w:hAnsiTheme="majorHAnsi" w:cstheme="majorHAnsi"/>
           <w:sz w:val="18"/>
         </w:rPr>
         <w:t>Veriler kurtarıldı. Yeni hedef: ./Kurtarilan_TitanicDB.db</w:t>
@@ -4183,10 +5500,13 @@
         <w:shd w:val="clear" w:color="auto" w:fill="F2F2F2"/>
         <w:spacing w:after="0"/>
         <w:ind w:left="283"/>
-      </w:pPr>
-      <w:r>
-        <w:rPr>
-          <w:rFonts w:ascii="Courier New" w:hAnsi="Courier New"/>
+        <w:rPr>
+          <w:rFonts w:asciiTheme="majorHAnsi" w:hAnsiTheme="majorHAnsi" w:cstheme="majorHAnsi"/>
+        </w:rPr>
+      </w:pPr>
+      <w:r>
+        <w:rPr>
+          <w:rFonts w:asciiTheme="majorHAnsi" w:hAnsiTheme="majorHAnsi" w:cstheme="majorHAnsi"/>
           <w:sz w:val="18"/>
         </w:rPr>
         <w:t>Bağlantı onayı başarılı. Aktif tablolar: [('TitanicData',)]</w:t>
@@ -4195,15 +5515,22 @@
     <w:p>
       <w:pPr>
         <w:spacing w:after="120"/>
+        <w:rPr>
+          <w:rFonts w:asciiTheme="majorHAnsi" w:hAnsiTheme="majorHAnsi" w:cstheme="majorHAnsi"/>
+        </w:rPr>
       </w:pPr>
     </w:p>
     <w:p>
       <w:pPr>
         <w:spacing w:after="160"/>
         <w:jc w:val="both"/>
-      </w:pPr>
-      <w:r>
-        <w:rPr>
+        <w:rPr>
+          <w:rFonts w:asciiTheme="majorHAnsi" w:hAnsiTheme="majorHAnsi" w:cstheme="majorHAnsi"/>
+        </w:rPr>
+      </w:pPr>
+      <w:r>
+        <w:rPr>
+          <w:rFonts w:asciiTheme="majorHAnsi" w:hAnsiTheme="majorHAnsi" w:cstheme="majorHAnsi"/>
           <w:sz w:val="24"/>
         </w:rPr>
         <w:t>Çıktı değerlendirildiğinde; zaman damgalı yedeğin başarıyla oluşturulduğu, felaketin simüle edildiği, yedeğin yeni bir veritabanına eksiksiz biçimde geri yüklendiği ve bağlantı testinin başarıyla tamamlandığı görülmektedir.</w:t>
@@ -4212,9 +5539,13 @@
     <w:p>
       <w:pPr>
         <w:spacing w:before="240" w:after="120"/>
-      </w:pPr>
-      <w:r>
-        <w:rPr>
+        <w:rPr>
+          <w:rFonts w:asciiTheme="majorHAnsi" w:hAnsiTheme="majorHAnsi" w:cstheme="majorHAnsi"/>
+        </w:rPr>
+      </w:pPr>
+      <w:r>
+        <w:rPr>
+          <w:rFonts w:asciiTheme="majorHAnsi" w:hAnsiTheme="majorHAnsi" w:cstheme="majorHAnsi"/>
           <w:b/>
           <w:sz w:val="28"/>
         </w:rPr>
@@ -4225,9 +5556,13 @@
       <w:pPr>
         <w:spacing w:after="120"/>
         <w:jc w:val="both"/>
-      </w:pPr>
-      <w:r>
-        <w:rPr>
+        <w:rPr>
+          <w:rFonts w:asciiTheme="majorHAnsi" w:hAnsiTheme="majorHAnsi" w:cstheme="majorHAnsi"/>
+        </w:rPr>
+      </w:pPr>
+      <w:r>
+        <w:rPr>
+          <w:rFonts w:asciiTheme="majorHAnsi" w:hAnsiTheme="majorHAnsi" w:cstheme="majorHAnsi"/>
           <w:sz w:val="24"/>
         </w:rPr>
         <w:t>Kurtarılan veritabanının bütünlüğünü doğrulamak amacıyla SQLite'ın sqlite_master tablosu üzerinden aktif tablolar sorgulanmış ve kayıt sayısı kontrolü gerçekleştirilmiştir.</w:t>
@@ -4236,6 +5571,9 @@
     <w:p>
       <w:pPr>
         <w:spacing w:before="80" w:after="0"/>
+        <w:rPr>
+          <w:rFonts w:asciiTheme="majorHAnsi" w:hAnsiTheme="majorHAnsi" w:cstheme="majorHAnsi"/>
+        </w:rPr>
       </w:pPr>
     </w:p>
     <w:p>
@@ -4243,10 +5581,13 @@
         <w:shd w:val="clear" w:color="auto" w:fill="F2F2F2"/>
         <w:spacing w:after="0"/>
         <w:ind w:left="283"/>
-      </w:pPr>
-      <w:r>
-        <w:rPr>
-          <w:rFonts w:ascii="Courier New" w:eastAsia="Courier New" w:hAnsi="Courier New"/>
+        <w:rPr>
+          <w:rFonts w:asciiTheme="majorHAnsi" w:hAnsiTheme="majorHAnsi" w:cstheme="majorHAnsi"/>
+        </w:rPr>
+      </w:pPr>
+      <w:r>
+        <w:rPr>
+          <w:rFonts w:asciiTheme="majorHAnsi" w:eastAsia="Courier New" w:hAnsiTheme="majorHAnsi" w:cstheme="majorHAnsi"/>
           <w:sz w:val="18"/>
         </w:rPr>
         <w:t>-- Yüksek Erişilebilirlik: Sunucu Aynalama</w:t>
@@ -4257,10 +5598,13 @@
         <w:shd w:val="clear" w:color="auto" w:fill="F2F2F2"/>
         <w:spacing w:after="0"/>
         <w:ind w:left="283"/>
-      </w:pPr>
-      <w:r>
-        <w:rPr>
-          <w:rFonts w:ascii="Courier New" w:hAnsi="Courier New"/>
+        <w:rPr>
+          <w:rFonts w:asciiTheme="majorHAnsi" w:hAnsiTheme="majorHAnsi" w:cstheme="majorHAnsi"/>
+        </w:rPr>
+      </w:pPr>
+      <w:r>
+        <w:rPr>
+          <w:rFonts w:asciiTheme="majorHAnsi" w:hAnsiTheme="majorHAnsi" w:cstheme="majorHAnsi"/>
           <w:sz w:val="18"/>
         </w:rPr>
         <w:t>ALTER DATABASE TitanicDB</w:t>
@@ -4271,10 +5615,13 @@
         <w:shd w:val="clear" w:color="auto" w:fill="F2F2F2"/>
         <w:spacing w:after="0"/>
         <w:ind w:left="283"/>
-      </w:pPr>
-      <w:r>
-        <w:rPr>
-          <w:rFonts w:ascii="Courier New" w:hAnsi="Courier New"/>
+        <w:rPr>
+          <w:rFonts w:asciiTheme="majorHAnsi" w:hAnsiTheme="majorHAnsi" w:cstheme="majorHAnsi"/>
+        </w:rPr>
+      </w:pPr>
+      <w:r>
+        <w:rPr>
+          <w:rFonts w:asciiTheme="majorHAnsi" w:hAnsiTheme="majorHAnsi" w:cstheme="majorHAnsi"/>
           <w:sz w:val="18"/>
         </w:rPr>
         <w:t>SET PARTNER = 'TCP://BackupServer.local:5022';</w:t>
@@ -4285,10 +5632,13 @@
         <w:shd w:val="clear" w:color="auto" w:fill="F2F2F2"/>
         <w:spacing w:after="0"/>
         <w:ind w:left="283"/>
-      </w:pPr>
-      <w:r>
-        <w:rPr>
-          <w:rFonts w:ascii="Courier New" w:eastAsia="Courier New" w:hAnsi="Courier New"/>
+        <w:rPr>
+          <w:rFonts w:asciiTheme="majorHAnsi" w:hAnsiTheme="majorHAnsi" w:cstheme="majorHAnsi"/>
+        </w:rPr>
+      </w:pPr>
+      <w:r>
+        <w:rPr>
+          <w:rFonts w:asciiTheme="majorHAnsi" w:eastAsia="Courier New" w:hAnsiTheme="majorHAnsi" w:cstheme="majorHAnsi"/>
           <w:sz w:val="18"/>
         </w:rPr>
         <w:t>GO</w:t>
@@ -4299,10 +5649,13 @@
         <w:shd w:val="clear" w:color="auto" w:fill="F2F2F2"/>
         <w:spacing w:after="0"/>
         <w:ind w:left="283"/>
-      </w:pPr>
-      <w:r>
-        <w:rPr>
-          <w:rFonts w:ascii="Courier New" w:eastAsia="Courier New" w:hAnsi="Courier New"/>
+        <w:rPr>
+          <w:rFonts w:asciiTheme="majorHAnsi" w:hAnsiTheme="majorHAnsi" w:cstheme="majorHAnsi"/>
+        </w:rPr>
+      </w:pPr>
+      <w:r>
+        <w:rPr>
+          <w:rFonts w:asciiTheme="majorHAnsi" w:eastAsia="Courier New" w:hAnsiTheme="majorHAnsi" w:cstheme="majorHAnsi"/>
           <w:sz w:val="18"/>
         </w:rPr>
         <w:t xml:space="preserve"> </w:t>
@@ -4313,10 +5666,13 @@
         <w:shd w:val="clear" w:color="auto" w:fill="F2F2F2"/>
         <w:spacing w:after="0"/>
         <w:ind w:left="283"/>
-      </w:pPr>
-      <w:r>
-        <w:rPr>
-          <w:rFonts w:ascii="Courier New" w:hAnsi="Courier New"/>
+        <w:rPr>
+          <w:rFonts w:asciiTheme="majorHAnsi" w:hAnsiTheme="majorHAnsi" w:cstheme="majorHAnsi"/>
+        </w:rPr>
+      </w:pPr>
+      <w:r>
+        <w:rPr>
+          <w:rFonts w:asciiTheme="majorHAnsi" w:hAnsiTheme="majorHAnsi" w:cstheme="majorHAnsi"/>
           <w:sz w:val="18"/>
         </w:rPr>
         <w:t>ALTER DATABASE TitanicDB</w:t>
@@ -4327,12 +5683,16 @@
         <w:shd w:val="clear" w:color="auto" w:fill="F2F2F2"/>
         <w:spacing w:after="0"/>
         <w:ind w:left="283"/>
-      </w:pPr>
-      <w:r>
-        <w:rPr>
-          <w:rFonts w:ascii="Courier New" w:eastAsia="Courier New" w:hAnsi="Courier New"/>
+        <w:rPr>
+          <w:rFonts w:asciiTheme="majorHAnsi" w:hAnsiTheme="majorHAnsi" w:cstheme="majorHAnsi"/>
+        </w:rPr>
+      </w:pPr>
+      <w:r>
+        <w:rPr>
+          <w:rFonts w:asciiTheme="majorHAnsi" w:eastAsia="Courier New" w:hAnsiTheme="majorHAnsi" w:cstheme="majorHAnsi"/>
           <w:sz w:val="18"/>
         </w:rPr>
+        <w:lastRenderedPageBreak/>
         <w:t>SET PARTNER SAFETY FULL;</w:t>
       </w:r>
     </w:p>
@@ -4341,10 +5701,13 @@
         <w:shd w:val="clear" w:color="auto" w:fill="F2F2F2"/>
         <w:spacing w:after="0"/>
         <w:ind w:left="283"/>
-      </w:pPr>
-      <w:r>
-        <w:rPr>
-          <w:rFonts w:ascii="Courier New" w:eastAsia="Courier New" w:hAnsi="Courier New"/>
+        <w:rPr>
+          <w:rFonts w:asciiTheme="majorHAnsi" w:hAnsiTheme="majorHAnsi" w:cstheme="majorHAnsi"/>
+        </w:rPr>
+      </w:pPr>
+      <w:r>
+        <w:rPr>
+          <w:rFonts w:asciiTheme="majorHAnsi" w:eastAsia="Courier New" w:hAnsiTheme="majorHAnsi" w:cstheme="majorHAnsi"/>
           <w:sz w:val="18"/>
         </w:rPr>
         <w:t>GO</w:t>
@@ -4353,15 +5716,22 @@
     <w:p>
       <w:pPr>
         <w:spacing w:after="120"/>
+        <w:rPr>
+          <w:rFonts w:asciiTheme="majorHAnsi" w:hAnsiTheme="majorHAnsi" w:cstheme="majorHAnsi"/>
+        </w:rPr>
       </w:pPr>
     </w:p>
     <w:p>
       <w:pPr>
         <w:spacing w:after="160"/>
         <w:jc w:val="both"/>
-      </w:pPr>
-      <w:r>
-        <w:rPr>
+        <w:rPr>
+          <w:rFonts w:asciiTheme="majorHAnsi" w:hAnsiTheme="majorHAnsi" w:cstheme="majorHAnsi"/>
+        </w:rPr>
+      </w:pPr>
+      <w:r>
+        <w:rPr>
+          <w:rFonts w:asciiTheme="majorHAnsi" w:hAnsiTheme="majorHAnsi" w:cstheme="majorHAnsi"/>
           <w:sz w:val="24"/>
         </w:rPr>
         <w:t>Bu komutlar sayesinde her veri değişikliği anlık olarak pasif yedek sunucusuna da kopyalanmakta ve birincil sunucunun devre dışı kalması durumunda yedek sunucu otomatik olarak devreye girmektedir.</w:t>
@@ -4370,9 +5740,13 @@
     <w:p>
       <w:pPr>
         <w:spacing w:before="240" w:after="120"/>
-      </w:pPr>
-      <w:r>
-        <w:rPr>
+        <w:rPr>
+          <w:rFonts w:asciiTheme="majorHAnsi" w:hAnsiTheme="majorHAnsi" w:cstheme="majorHAnsi"/>
+        </w:rPr>
+      </w:pPr>
+      <w:r>
+        <w:rPr>
+          <w:rFonts w:asciiTheme="majorHAnsi" w:hAnsiTheme="majorHAnsi" w:cstheme="majorHAnsi"/>
           <w:b/>
           <w:sz w:val="28"/>
         </w:rPr>
@@ -4382,9 +5756,13 @@
     <w:p>
       <w:pPr>
         <w:spacing w:before="240" w:after="120"/>
-      </w:pPr>
-      <w:r>
-        <w:rPr>
+        <w:rPr>
+          <w:rFonts w:asciiTheme="majorHAnsi" w:hAnsiTheme="majorHAnsi" w:cstheme="majorHAnsi"/>
+        </w:rPr>
+      </w:pPr>
+      <w:r>
+        <w:rPr>
+          <w:rFonts w:asciiTheme="majorHAnsi" w:hAnsiTheme="majorHAnsi" w:cstheme="majorHAnsi"/>
           <w:b/>
           <w:sz w:val="26"/>
         </w:rPr>
@@ -4395,9 +5773,13 @@
       <w:pPr>
         <w:spacing w:after="120"/>
         <w:jc w:val="both"/>
-      </w:pPr>
-      <w:r>
-        <w:rPr>
+        <w:rPr>
+          <w:rFonts w:asciiTheme="majorHAnsi" w:hAnsiTheme="majorHAnsi" w:cstheme="majorHAnsi"/>
+        </w:rPr>
+      </w:pPr>
+      <w:r>
+        <w:rPr>
+          <w:rFonts w:asciiTheme="majorHAnsi" w:hAnsiTheme="majorHAnsi" w:cstheme="majorHAnsi"/>
           <w:sz w:val="24"/>
         </w:rPr>
         <w:t>Bu projede Titanic_Cleaned.db ve Titanic.db veritabanları için kapsamlı bir yedekleme ve felaketten kurtarma altyapısı oluşturulmuştur. MS SQL Server T-SQL komutları ve Python simülasyon betiği bir arada kullanılarak tam, diferansiyel ve işlem günlüğü yedekleme stratejileri hayata geçirilmiştir.</w:t>
@@ -4407,9 +5789,13 @@
       <w:pPr>
         <w:spacing w:after="160"/>
         <w:jc w:val="both"/>
-      </w:pPr>
-      <w:r>
-        <w:rPr>
+        <w:rPr>
+          <w:rFonts w:asciiTheme="majorHAnsi" w:hAnsiTheme="majorHAnsi" w:cstheme="majorHAnsi"/>
+        </w:rPr>
+      </w:pPr>
+      <w:r>
+        <w:rPr>
+          <w:rFonts w:asciiTheme="majorHAnsi" w:hAnsiTheme="majorHAnsi" w:cstheme="majorHAnsi"/>
           <w:sz w:val="24"/>
         </w:rPr>
         <w:t>Projenin en kritik başarısı, yedekleme sistemini Proje 5 ETL pipeline'ıyla entegre etmesidir. Kaggle'dan çekilen ham Titanic verisi önce temizlenmiş, ardından oluşan veritabanı doğrudan yedekleme senaryosunun giriş kaynağı olarak kullanılmıştır.</w:t>
@@ -4418,9 +5804,13 @@
     <w:p>
       <w:pPr>
         <w:spacing w:before="240" w:after="120"/>
-      </w:pPr>
-      <w:r>
-        <w:rPr>
+        <w:rPr>
+          <w:rFonts w:asciiTheme="majorHAnsi" w:hAnsiTheme="majorHAnsi" w:cstheme="majorHAnsi"/>
+        </w:rPr>
+      </w:pPr>
+      <w:r>
+        <w:rPr>
+          <w:rFonts w:asciiTheme="majorHAnsi" w:hAnsiTheme="majorHAnsi" w:cstheme="majorHAnsi"/>
           <w:b/>
           <w:sz w:val="26"/>
         </w:rPr>
@@ -4431,9 +5821,13 @@
       <w:pPr>
         <w:spacing w:after="80"/>
         <w:jc w:val="both"/>
-      </w:pPr>
-      <w:r>
-        <w:rPr>
+        <w:rPr>
+          <w:rFonts w:asciiTheme="majorHAnsi" w:hAnsiTheme="majorHAnsi" w:cstheme="majorHAnsi"/>
+        </w:rPr>
+      </w:pPr>
+      <w:r>
+        <w:rPr>
+          <w:rFonts w:asciiTheme="majorHAnsi" w:hAnsiTheme="majorHAnsi" w:cstheme="majorHAnsi"/>
           <w:sz w:val="24"/>
         </w:rPr>
         <w:t>Gelecek çalışmalarda aşağıdaki geliştirmeler önerilebilir:</w:t>
@@ -4443,9 +5837,13 @@
       <w:pPr>
         <w:pStyle w:val="ListeMaddemi"/>
         <w:spacing w:before="40" w:after="40"/>
-      </w:pPr>
-      <w:r>
-        <w:rPr>
+        <w:rPr>
+          <w:rFonts w:asciiTheme="majorHAnsi" w:hAnsiTheme="majorHAnsi" w:cstheme="majorHAnsi"/>
+        </w:rPr>
+      </w:pPr>
+      <w:r>
+        <w:rPr>
+          <w:rFonts w:asciiTheme="majorHAnsi" w:hAnsiTheme="majorHAnsi" w:cstheme="majorHAnsi"/>
           <w:sz w:val="24"/>
         </w:rPr>
         <w:t>Zamanlanmış görevler (cron / Windows Task Scheduler) ile otomatik yedekleme</w:t>
@@ -4455,9 +5853,13 @@
       <w:pPr>
         <w:pStyle w:val="ListeMaddemi"/>
         <w:spacing w:before="40" w:after="40"/>
-      </w:pPr>
-      <w:r>
-        <w:rPr>
+        <w:rPr>
+          <w:rFonts w:asciiTheme="majorHAnsi" w:hAnsiTheme="majorHAnsi" w:cstheme="majorHAnsi"/>
+        </w:rPr>
+      </w:pPr>
+      <w:r>
+        <w:rPr>
+          <w:rFonts w:asciiTheme="majorHAnsi" w:hAnsiTheme="majorHAnsi" w:cstheme="majorHAnsi"/>
           <w:sz w:val="24"/>
         </w:rPr>
         <w:t>Diferansiyel ve artımlı yedekleme stratejileri ile depolama optimizasyonu</w:t>
@@ -4467,9 +5869,13 @@
       <w:pPr>
         <w:pStyle w:val="ListeMaddemi"/>
         <w:spacing w:before="40" w:after="40"/>
-      </w:pPr>
-      <w:r>
-        <w:rPr>
+        <w:rPr>
+          <w:rFonts w:asciiTheme="majorHAnsi" w:hAnsiTheme="majorHAnsi" w:cstheme="majorHAnsi"/>
+        </w:rPr>
+      </w:pPr>
+      <w:r>
+        <w:rPr>
+          <w:rFonts w:asciiTheme="majorHAnsi" w:hAnsiTheme="majorHAnsi" w:cstheme="majorHAnsi"/>
           <w:sz w:val="24"/>
         </w:rPr>
         <w:t>Geri yükleme sürelerinin ölçülerek RTO/RPO hedeflerinin belirlenmesi</w:t>
@@ -4479,9 +5885,13 @@
       <w:pPr>
         <w:pStyle w:val="ListeMaddemi"/>
         <w:spacing w:before="40" w:after="40"/>
-      </w:pPr>
-      <w:r>
-        <w:rPr>
+        <w:rPr>
+          <w:rFonts w:asciiTheme="majorHAnsi" w:hAnsiTheme="majorHAnsi" w:cstheme="majorHAnsi"/>
+        </w:rPr>
+      </w:pPr>
+      <w:r>
+        <w:rPr>
+          <w:rFonts w:asciiTheme="majorHAnsi" w:hAnsiTheme="majorHAnsi" w:cstheme="majorHAnsi"/>
           <w:sz w:val="24"/>
         </w:rPr>
         <w:t>Farklı hata senaryolarının (disk hatası, fidye yazılımı) simüle edilmesi</w:t>
@@ -4491,9 +5901,13 @@
       <w:pPr>
         <w:pStyle w:val="ListeMaddemi"/>
         <w:spacing w:before="40" w:after="40"/>
-      </w:pPr>
-      <w:r>
-        <w:rPr>
+        <w:rPr>
+          <w:rFonts w:asciiTheme="majorHAnsi" w:hAnsiTheme="majorHAnsi" w:cstheme="majorHAnsi"/>
+        </w:rPr>
+      </w:pPr>
+      <w:r>
+        <w:rPr>
+          <w:rFonts w:asciiTheme="majorHAnsi" w:hAnsiTheme="majorHAnsi" w:cstheme="majorHAnsi"/>
           <w:sz w:val="24"/>
         </w:rPr>
         <w:t>Bulut depolama entegrasyonu ile coğrafi yedekleme altyapısı</w:t>
@@ -4503,9 +5917,13 @@
       <w:pPr>
         <w:spacing w:before="160" w:after="160"/>
         <w:jc w:val="both"/>
-      </w:pPr>
-      <w:r>
-        <w:rPr>
+        <w:rPr>
+          <w:rFonts w:asciiTheme="majorHAnsi" w:hAnsiTheme="majorHAnsi" w:cstheme="majorHAnsi"/>
+        </w:rPr>
+      </w:pPr>
+      <w:r>
+        <w:rPr>
+          <w:rFonts w:asciiTheme="majorHAnsi" w:hAnsiTheme="majorHAnsi" w:cstheme="majorHAnsi"/>
           <w:sz w:val="24"/>
         </w:rPr>
         <w:t>Sonuç olarak bu proje kapsamında Python ve SQL Server komutları kullanılarak gerçek bir veritabanı yedekleme ve felaketten kurtarma uygulaması başarıyla gerçekleştirilmiştir. Verinin temizlenmesinden yedeklenmesine uzanan bu bütünleşik yapı, gerçek bir veri mühendisliği iş akışını yansıtmaktadır.</w:t>
